--- a/Manuscript/Synthetically Controlled Trials in Cancer Research current.docx
+++ b/Manuscript/Synthetically Controlled Trials in Cancer Research current.docx
@@ -4667,6 +4667,61 @@
           <w:lang w:eastAsia="en-US"/>
         </w:rPr>
       </w:pPr>
+      <w:r>
+        <w:rPr>
+          <w:lang w:eastAsia="en-US"/>
+        </w:rPr>
+        <w:lastRenderedPageBreak/>
+        <w:drawing>
+          <wp:inline distT="0" distB="0" distL="0" distR="0" wp14:anchorId="48090598" wp14:editId="0A94DC63">
+            <wp:extent cx="5731510" cy="3140075"/>
+            <wp:effectExtent l="0" t="0" r="0" b="0"/>
+            <wp:docPr id="2032897018" name="Picture 1"/>
+            <wp:cNvGraphicFramePr>
+              <a:graphicFrameLocks xmlns:a="http://schemas.openxmlformats.org/drawingml/2006/main" noChangeAspect="1"/>
+            </wp:cNvGraphicFramePr>
+            <a:graphic xmlns:a="http://schemas.openxmlformats.org/drawingml/2006/main">
+              <a:graphicData uri="http://schemas.openxmlformats.org/drawingml/2006/picture">
+                <pic:pic xmlns:pic="http://schemas.openxmlformats.org/drawingml/2006/picture">
+                  <pic:nvPicPr>
+                    <pic:cNvPr id="2032897018" name=""/>
+                    <pic:cNvPicPr/>
+                  </pic:nvPicPr>
+                  <pic:blipFill>
+                    <a:blip r:embed="rId6"/>
+                    <a:stretch>
+                      <a:fillRect/>
+                    </a:stretch>
+                  </pic:blipFill>
+                  <pic:spPr>
+                    <a:xfrm>
+                      <a:off x="0" y="0"/>
+                      <a:ext cx="5731510" cy="3140075"/>
+                    </a:xfrm>
+                    <a:prstGeom prst="rect">
+                      <a:avLst/>
+                    </a:prstGeom>
+                  </pic:spPr>
+                </pic:pic>
+              </a:graphicData>
+            </a:graphic>
+          </wp:inline>
+        </w:drawing>
+      </w:r>
+    </w:p>
+    <w:p>
+      <w:pPr>
+        <w:rPr>
+          <w:lang w:eastAsia="en-US"/>
+        </w:rPr>
+      </w:pPr>
+    </w:p>
+    <w:p>
+      <w:pPr>
+        <w:rPr>
+          <w:lang w:eastAsia="en-US"/>
+        </w:rPr>
+      </w:pPr>
     </w:p>
     <w:p>
       <w:pPr>
@@ -4834,6 +4889,7 @@
           <w:rFonts w:ascii="Calibri" w:hAnsi="Calibri" w:cs="Calibri"/>
           <w:color w:val="000000" w:themeColor="text1"/>
         </w:rPr>
+        <w:lastRenderedPageBreak/>
         <w:t>Previous Bayesian designs have sought to place a prior directly on the treatment effect which seems counter intuitive as at the onset of any study, this is not where the natural information exists.</w:t>
       </w:r>
     </w:p>
@@ -4990,7 +5046,6 @@
           <w:sz w:val="27"/>
           <w:szCs w:val="27"/>
         </w:rPr>
-        <w:lastRenderedPageBreak/>
         <w:t>“The simulation design explicitly targets violations of exchangeability and overlap, which are central to the validity of synthetic control methods.”</w:t>
       </w:r>
     </w:p>
@@ -5098,6 +5153,7 @@
           <w:szCs w:val="20"/>
           <w:shd w:val="clear" w:color="auto" w:fill="FFFFFF"/>
         </w:rPr>
+        <w:lastRenderedPageBreak/>
         <w:t xml:space="preserve">Neuenschwander B, </w:t>
       </w:r>
       <w:proofErr w:type="spellStart"/>
@@ -5916,6 +5972,7 @@
           <w:szCs w:val="20"/>
           <w:shd w:val="clear" w:color="auto" w:fill="FFFFFF"/>
         </w:rPr>
+        <w:lastRenderedPageBreak/>
         <w:t xml:space="preserve">[ ] Abadie A, Diamond A, </w:t>
       </w:r>
       <w:proofErr w:type="spellStart"/>

--- a/Manuscript/Synthetically Controlled Trials in Cancer Research current.docx
+++ b/Manuscript/Synthetically Controlled Trials in Cancer Research current.docx
@@ -13,7 +13,10 @@
         <w:t xml:space="preserve"> in </w:t>
       </w:r>
       <w:r>
-        <w:t>Early Phase Clinical Trials</w:t>
+        <w:t xml:space="preserve">Early Phase </w:t>
+      </w:r>
+      <w:r>
+        <w:t>Research</w:t>
       </w:r>
     </w:p>
     <w:p>
@@ -67,160 +70,6 @@
           <w:color w:val="000000" w:themeColor="text1"/>
         </w:rPr>
       </w:pPr>
-      <w:r>
-        <w:rPr>
-          <w:rFonts w:ascii="Calibri" w:hAnsi="Calibri" w:cs="Calibri"/>
-          <w:color w:val="000000" w:themeColor="text1"/>
-        </w:rPr>
-        <w:t>Richard Jackson</w:t>
-      </w:r>
-      <w:r>
-        <w:rPr>
-          <w:rFonts w:ascii="Calibri" w:hAnsi="Calibri" w:cs="Calibri"/>
-          <w:color w:val="000000" w:themeColor="text1"/>
-          <w:vertAlign w:val="superscript"/>
-        </w:rPr>
-        <w:t>1</w:t>
-      </w:r>
-    </w:p>
-    <w:p>
-      <w:pPr>
-        <w:spacing w:line="360" w:lineRule="auto"/>
-        <w:jc w:val="both"/>
-        <w:rPr>
-          <w:rFonts w:ascii="Calibri" w:hAnsi="Calibri" w:cs="Calibri"/>
-          <w:color w:val="000000" w:themeColor="text1"/>
-        </w:rPr>
-      </w:pPr>
-      <w:r>
-        <w:rPr>
-          <w:rFonts w:ascii="Calibri" w:hAnsi="Calibri" w:cs="Calibri"/>
-          <w:color w:val="000000" w:themeColor="text1"/>
-        </w:rPr>
-        <w:t>Nicole Cizauskas</w:t>
-      </w:r>
-      <w:r>
-        <w:rPr>
-          <w:rFonts w:ascii="Calibri" w:hAnsi="Calibri" w:cs="Calibri"/>
-          <w:color w:val="000000" w:themeColor="text1"/>
-          <w:vertAlign w:val="superscript"/>
-        </w:rPr>
-        <w:t>2</w:t>
-      </w:r>
-    </w:p>
-    <w:p>
-      <w:pPr>
-        <w:spacing w:line="360" w:lineRule="auto"/>
-        <w:jc w:val="both"/>
-        <w:rPr>
-          <w:rFonts w:ascii="Calibri" w:hAnsi="Calibri" w:cs="Calibri"/>
-          <w:color w:val="000000" w:themeColor="text1"/>
-        </w:rPr>
-      </w:pPr>
-      <w:r>
-        <w:rPr>
-          <w:rFonts w:ascii="Calibri" w:hAnsi="Calibri" w:cs="Calibri"/>
-          <w:color w:val="000000" w:themeColor="text1"/>
-        </w:rPr>
-        <w:t>Kusqaum Adam</w:t>
-      </w:r>
-      <w:r>
-        <w:rPr>
-          <w:rFonts w:ascii="Calibri" w:hAnsi="Calibri" w:cs="Calibri"/>
-          <w:color w:val="000000" w:themeColor="text1"/>
-          <w:vertAlign w:val="superscript"/>
-        </w:rPr>
-        <w:t>1</w:t>
-      </w:r>
-    </w:p>
-    <w:p>
-      <w:pPr>
-        <w:spacing w:line="360" w:lineRule="auto"/>
-        <w:jc w:val="both"/>
-        <w:rPr>
-          <w:rFonts w:ascii="Calibri" w:hAnsi="Calibri" w:cs="Calibri"/>
-          <w:color w:val="000000" w:themeColor="text1"/>
-        </w:rPr>
-      </w:pPr>
-      <w:r>
-        <w:rPr>
-          <w:rFonts w:ascii="Calibri" w:hAnsi="Calibri" w:cs="Calibri"/>
-          <w:color w:val="000000" w:themeColor="text1"/>
-        </w:rPr>
-        <w:t>Thomas Spain</w:t>
-      </w:r>
-      <w:r>
-        <w:rPr>
-          <w:rFonts w:ascii="Calibri" w:hAnsi="Calibri" w:cs="Calibri"/>
-          <w:color w:val="000000" w:themeColor="text1"/>
-          <w:vertAlign w:val="superscript"/>
-        </w:rPr>
-        <w:t>1</w:t>
-      </w:r>
-    </w:p>
-    <w:p>
-      <w:pPr>
-        <w:spacing w:line="360" w:lineRule="auto"/>
-        <w:jc w:val="both"/>
-        <w:rPr>
-          <w:rFonts w:ascii="Calibri" w:hAnsi="Calibri" w:cs="Calibri"/>
-          <w:color w:val="000000" w:themeColor="text1"/>
-        </w:rPr>
-      </w:pPr>
-    </w:p>
-    <w:p>
-      <w:pPr>
-        <w:pStyle w:val="ListParagraph"/>
-        <w:numPr>
-          <w:ilvl w:val="0"/>
-          <w:numId w:val="8"/>
-        </w:numPr>
-        <w:spacing w:line="360" w:lineRule="auto"/>
-        <w:jc w:val="both"/>
-        <w:rPr>
-          <w:rFonts w:ascii="Calibri" w:hAnsi="Calibri" w:cs="Calibri"/>
-          <w:color w:val="000000" w:themeColor="text1"/>
-        </w:rPr>
-      </w:pPr>
-      <w:r>
-        <w:rPr>
-          <w:rFonts w:ascii="Calibri" w:hAnsi="Calibri" w:cs="Calibri"/>
-          <w:color w:val="000000" w:themeColor="text1"/>
-        </w:rPr>
-        <w:t>Department of Health Data Science, Liverpool University</w:t>
-      </w:r>
-    </w:p>
-    <w:p>
-      <w:pPr>
-        <w:pStyle w:val="ListParagraph"/>
-        <w:numPr>
-          <w:ilvl w:val="0"/>
-          <w:numId w:val="8"/>
-        </w:numPr>
-        <w:spacing w:line="360" w:lineRule="auto"/>
-        <w:jc w:val="both"/>
-        <w:rPr>
-          <w:rFonts w:ascii="Calibri" w:hAnsi="Calibri" w:cs="Calibri"/>
-          <w:color w:val="000000" w:themeColor="text1"/>
-        </w:rPr>
-      </w:pPr>
-      <w:r>
-        <w:rPr>
-          <w:rFonts w:ascii="Calibri" w:hAnsi="Calibri" w:cs="Calibri"/>
-          <w:color w:val="000000" w:themeColor="text1"/>
-        </w:rPr>
-        <w:t>University of Newcastle Upon Tyne</w:t>
-      </w:r>
-    </w:p>
-    <w:p>
-      <w:pPr>
-        <w:spacing w:line="360" w:lineRule="auto"/>
-        <w:jc w:val="both"/>
-        <w:rPr>
-          <w:rFonts w:ascii="Calibri" w:hAnsi="Calibri" w:cs="Calibri"/>
-          <w:color w:val="000000" w:themeColor="text1"/>
-        </w:rPr>
-      </w:pPr>
     </w:p>
     <w:p>
       <w:pPr>
@@ -382,7 +231,49 @@
           <w:rFonts w:ascii="Calibri" w:hAnsi="Calibri" w:cs="Calibri"/>
           <w:color w:val="000000" w:themeColor="text1"/>
         </w:rPr>
-        <w:t>With the exception perhaps of phase 1, the aim at the onset of any trial is to obtain a causal estimate of the effect of an experimental treatment</w:t>
+        <w:t xml:space="preserve">With the exception perhaps of phase </w:t>
+      </w:r>
+      <w:r>
+        <w:rPr>
+          <w:rFonts w:ascii="Calibri" w:hAnsi="Calibri" w:cs="Calibri"/>
+          <w:color w:val="000000" w:themeColor="text1"/>
+        </w:rPr>
+        <w:t>I studies</w:t>
+      </w:r>
+      <w:r>
+        <w:rPr>
+          <w:rFonts w:ascii="Calibri" w:hAnsi="Calibri" w:cs="Calibri"/>
+          <w:color w:val="000000" w:themeColor="text1"/>
+        </w:rPr>
+        <w:t xml:space="preserve">, the </w:t>
+      </w:r>
+      <w:r>
+        <w:rPr>
+          <w:rFonts w:ascii="Calibri" w:hAnsi="Calibri" w:cs="Calibri"/>
+          <w:color w:val="000000" w:themeColor="text1"/>
+        </w:rPr>
+        <w:t xml:space="preserve">general </w:t>
+      </w:r>
+      <w:r>
+        <w:rPr>
+          <w:rFonts w:ascii="Calibri" w:hAnsi="Calibri" w:cs="Calibri"/>
+          <w:color w:val="000000" w:themeColor="text1"/>
+        </w:rPr>
+        <w:t xml:space="preserve">aim at the onset of </w:t>
+      </w:r>
+      <w:r>
+        <w:rPr>
+          <w:rFonts w:ascii="Calibri" w:hAnsi="Calibri" w:cs="Calibri"/>
+          <w:color w:val="000000" w:themeColor="text1"/>
+        </w:rPr>
+        <w:t>a early phase prospective</w:t>
+      </w:r>
+      <w:r>
+        <w:rPr>
+          <w:rFonts w:ascii="Calibri" w:hAnsi="Calibri" w:cs="Calibri"/>
+          <w:color w:val="000000" w:themeColor="text1"/>
+        </w:rPr>
+        <w:t xml:space="preserve"> trial is to obtain a causal estimate of the effect of an experimental treatment</w:t>
       </w:r>
       <w:r>
         <w:rPr>
@@ -403,28 +294,104 @@
           <w:rFonts w:ascii="Calibri" w:hAnsi="Calibri" w:cs="Calibri"/>
           <w:color w:val="000000" w:themeColor="text1"/>
         </w:rPr>
-        <w:t xml:space="preserve">  Often in these settings single arm trials are used but without a comparator it is difficult to provide any reliable estimate of efficacy.</w:t>
-      </w:r>
-    </w:p>
-    <w:p>
-      <w:pPr>
-        <w:spacing w:line="360" w:lineRule="auto"/>
-        <w:jc w:val="both"/>
-        <w:rPr>
-          <w:rFonts w:ascii="Calibri" w:hAnsi="Calibri" w:cs="Calibri"/>
-          <w:color w:val="000000" w:themeColor="text1"/>
-        </w:rPr>
-      </w:pPr>
-    </w:p>
-    <w:p>
-      <w:pPr>
-        <w:spacing w:line="360" w:lineRule="auto"/>
-        <w:jc w:val="both"/>
-        <w:rPr>
-          <w:rFonts w:ascii="Calibri" w:hAnsi="Calibri" w:cs="Calibri"/>
-          <w:color w:val="000000" w:themeColor="text1"/>
-        </w:rPr>
-      </w:pPr>
+        <w:t xml:space="preserve">  </w:t>
+      </w:r>
+      <w:r>
+        <w:rPr>
+          <w:rFonts w:ascii="Calibri" w:hAnsi="Calibri" w:cs="Calibri"/>
+          <w:color w:val="000000" w:themeColor="text1"/>
+        </w:rPr>
+        <w:t>Here the evidence sought is for signals of efficacy as opposed to more definitive conclusions sought in phase III trials.</w:t>
+      </w:r>
+    </w:p>
+    <w:p>
+      <w:pPr>
+        <w:spacing w:line="360" w:lineRule="auto"/>
+        <w:jc w:val="both"/>
+        <w:rPr>
+          <w:rFonts w:ascii="Calibri" w:hAnsi="Calibri" w:cs="Calibri"/>
+          <w:color w:val="000000" w:themeColor="text1"/>
+        </w:rPr>
+      </w:pPr>
+    </w:p>
+    <w:p>
+      <w:pPr>
+        <w:spacing w:line="360" w:lineRule="auto"/>
+        <w:jc w:val="both"/>
+        <w:rPr>
+          <w:rFonts w:ascii="Calibri" w:hAnsi="Calibri" w:cs="Calibri"/>
+          <w:color w:val="000000" w:themeColor="text1"/>
+        </w:rPr>
+      </w:pPr>
+      <w:r>
+        <w:rPr>
+          <w:rFonts w:ascii="Calibri" w:hAnsi="Calibri" w:cs="Calibri"/>
+          <w:color w:val="000000" w:themeColor="text1"/>
+        </w:rPr>
+        <w:t xml:space="preserve">In this setting studies which seek to randomise patients between control and experimental groups have sample sizes which are large relative to their early phase aims whereas </w:t>
+      </w:r>
+      <w:r>
+        <w:rPr>
+          <w:rFonts w:ascii="Calibri" w:hAnsi="Calibri" w:cs="Calibri"/>
+          <w:color w:val="000000" w:themeColor="text1"/>
+        </w:rPr>
+        <w:t xml:space="preserve">single arm trials </w:t>
+      </w:r>
+      <w:r>
+        <w:rPr>
+          <w:rFonts w:ascii="Calibri" w:hAnsi="Calibri" w:cs="Calibri"/>
+          <w:color w:val="000000" w:themeColor="text1"/>
+        </w:rPr>
+        <w:t xml:space="preserve">without </w:t>
+      </w:r>
+      <w:r>
+        <w:rPr>
+          <w:rFonts w:ascii="Calibri" w:hAnsi="Calibri" w:cs="Calibri"/>
+          <w:color w:val="000000" w:themeColor="text1"/>
+        </w:rPr>
+        <w:t xml:space="preserve">a comparator </w:t>
+      </w:r>
+      <w:r>
+        <w:rPr>
+          <w:rFonts w:ascii="Calibri" w:hAnsi="Calibri" w:cs="Calibri"/>
+          <w:color w:val="000000" w:themeColor="text1"/>
+        </w:rPr>
+        <w:t>find it</w:t>
+      </w:r>
+      <w:r>
+        <w:rPr>
+          <w:rFonts w:ascii="Calibri" w:hAnsi="Calibri" w:cs="Calibri"/>
+          <w:color w:val="000000" w:themeColor="text1"/>
+        </w:rPr>
+        <w:t xml:space="preserve"> difficult to provide any reliable estimate of efficacy.</w:t>
+      </w:r>
+    </w:p>
+    <w:p>
+      <w:pPr>
+        <w:spacing w:line="360" w:lineRule="auto"/>
+        <w:jc w:val="both"/>
+        <w:rPr>
+          <w:rFonts w:ascii="Calibri" w:hAnsi="Calibri" w:cs="Calibri"/>
+          <w:color w:val="000000" w:themeColor="text1"/>
+        </w:rPr>
+      </w:pPr>
+    </w:p>
+    <w:p>
+      <w:pPr>
+        <w:spacing w:line="360" w:lineRule="auto"/>
+        <w:jc w:val="both"/>
+        <w:rPr>
+          <w:rFonts w:ascii="Calibri" w:hAnsi="Calibri" w:cs="Calibri"/>
+          <w:color w:val="000000" w:themeColor="text1"/>
+        </w:rPr>
+      </w:pPr>
+      <w:r>
+        <w:rPr>
+          <w:rFonts w:ascii="Calibri" w:hAnsi="Calibri" w:cs="Calibri"/>
+          <w:color w:val="000000" w:themeColor="text1"/>
+        </w:rPr>
+        <w:t xml:space="preserve">Traditional </w:t>
+      </w:r>
       <w:r>
         <w:rPr>
           <w:rFonts w:ascii="Calibri" w:hAnsi="Calibri" w:cs="Calibri"/>
@@ -437,14 +404,77 @@
           <w:rFonts w:ascii="Calibri" w:hAnsi="Calibri" w:cs="Calibri"/>
           <w:color w:val="000000" w:themeColor="text1"/>
         </w:rPr>
-        <w:t xml:space="preserve"> with the acceptance that all information of a treatment effect will be obtained from the trial data.   This is beneficial for internal consistency and providing a causal effect free of bias.  However it is naïve </w:t>
-      </w:r>
-      <w:r>
-        <w:rPr>
-          <w:rFonts w:ascii="Calibri" w:hAnsi="Calibri" w:cs="Calibri"/>
-          <w:color w:val="000000" w:themeColor="text1"/>
-        </w:rPr>
-        <w:t xml:space="preserve">to think no information </w:t>
+        <w:t>.</w:t>
+      </w:r>
+      <w:r>
+        <w:rPr>
+          <w:rFonts w:ascii="Calibri" w:hAnsi="Calibri" w:cs="Calibri"/>
+          <w:color w:val="000000" w:themeColor="text1"/>
+        </w:rPr>
+        <w:t xml:space="preserve"> </w:t>
+      </w:r>
+      <w:r>
+        <w:rPr>
+          <w:rFonts w:ascii="Calibri" w:hAnsi="Calibri" w:cs="Calibri"/>
+          <w:color w:val="000000" w:themeColor="text1"/>
+        </w:rPr>
+        <w:t xml:space="preserve">  Researchers position themselves as knowing nothing about either treatment group </w:t>
+      </w:r>
+      <w:r>
+        <w:rPr>
+          <w:rFonts w:ascii="Calibri" w:hAnsi="Calibri" w:cs="Calibri"/>
+          <w:color w:val="000000" w:themeColor="text1"/>
+        </w:rPr>
+        <w:t xml:space="preserve">with the acceptance that all information </w:t>
+      </w:r>
+      <w:r>
+        <w:rPr>
+          <w:rFonts w:ascii="Calibri" w:hAnsi="Calibri" w:cs="Calibri"/>
+          <w:color w:val="000000" w:themeColor="text1"/>
+        </w:rPr>
+        <w:t>on efficacy</w:t>
+      </w:r>
+      <w:r>
+        <w:rPr>
+          <w:rFonts w:ascii="Calibri" w:hAnsi="Calibri" w:cs="Calibri"/>
+          <w:color w:val="000000" w:themeColor="text1"/>
+        </w:rPr>
+        <w:t xml:space="preserve"> will be obtained from the trial data. </w:t>
+      </w:r>
+      <w:r>
+        <w:rPr>
+          <w:rFonts w:ascii="Calibri" w:hAnsi="Calibri" w:cs="Calibri"/>
+          <w:color w:val="000000" w:themeColor="text1"/>
+        </w:rPr>
+        <w:t xml:space="preserve"> </w:t>
+      </w:r>
+      <w:r>
+        <w:rPr>
+          <w:rFonts w:ascii="Calibri" w:hAnsi="Calibri" w:cs="Calibri"/>
+          <w:color w:val="000000" w:themeColor="text1"/>
+        </w:rPr>
+        <w:t xml:space="preserve">This is beneficial for internal consistency and providing a causal effect free of bias.  However it is naïve </w:t>
+      </w:r>
+      <w:r>
+        <w:rPr>
+          <w:rFonts w:ascii="Calibri" w:hAnsi="Calibri" w:cs="Calibri"/>
+          <w:color w:val="000000" w:themeColor="text1"/>
+        </w:rPr>
+        <w:t>to think</w:t>
+      </w:r>
+      <w:r>
+        <w:rPr>
+          <w:rFonts w:ascii="Calibri" w:hAnsi="Calibri" w:cs="Calibri"/>
+          <w:color w:val="000000" w:themeColor="text1"/>
+        </w:rPr>
+        <w:t xml:space="preserve"> firstly that</w:t>
+      </w:r>
+      <w:r>
+        <w:rPr>
+          <w:rFonts w:ascii="Calibri" w:hAnsi="Calibri" w:cs="Calibri"/>
+          <w:color w:val="000000" w:themeColor="text1"/>
+        </w:rPr>
+        <w:t xml:space="preserve"> no information </w:t>
       </w:r>
       <w:r>
         <w:rPr>
@@ -465,7 +495,83 @@
           <w:rFonts w:ascii="Calibri" w:hAnsi="Calibri" w:cs="Calibri"/>
           <w:color w:val="000000" w:themeColor="text1"/>
         </w:rPr>
-        <w:t xml:space="preserve"> prior to the trial.  Indeed this information is often required for the study design.  What is more, this information is increasing through t</w:t>
+        <w:t xml:space="preserve"> prior to the trial</w:t>
+      </w:r>
+      <w:r>
+        <w:rPr>
+          <w:rFonts w:ascii="Calibri" w:hAnsi="Calibri" w:cs="Calibri"/>
+          <w:color w:val="000000" w:themeColor="text1"/>
+        </w:rPr>
+        <w:t xml:space="preserve"> and secondly that any trial results will not be interpreted within the wider context of clinical research.</w:t>
+      </w:r>
+      <w:r>
+        <w:rPr>
+          <w:rFonts w:ascii="Calibri" w:hAnsi="Calibri" w:cs="Calibri"/>
+          <w:color w:val="000000" w:themeColor="text1"/>
+        </w:rPr>
+        <w:t xml:space="preserve">  Indeed</w:t>
+      </w:r>
+      <w:r>
+        <w:rPr>
+          <w:rFonts w:ascii="Calibri" w:hAnsi="Calibri" w:cs="Calibri"/>
+          <w:color w:val="000000" w:themeColor="text1"/>
+        </w:rPr>
+        <w:t xml:space="preserve">, even when not formally utilises, prior </w:t>
+      </w:r>
+      <w:r>
+        <w:rPr>
+          <w:rFonts w:ascii="Calibri" w:hAnsi="Calibri" w:cs="Calibri"/>
+          <w:color w:val="000000" w:themeColor="text1"/>
+        </w:rPr>
+        <w:t xml:space="preserve">information is required for </w:t>
+      </w:r>
+      <w:r>
+        <w:rPr>
+          <w:rFonts w:ascii="Calibri" w:hAnsi="Calibri" w:cs="Calibri"/>
+          <w:color w:val="000000" w:themeColor="text1"/>
+        </w:rPr>
+        <w:t>reliable</w:t>
+      </w:r>
+      <w:r>
+        <w:rPr>
+          <w:rFonts w:ascii="Calibri" w:hAnsi="Calibri" w:cs="Calibri"/>
+          <w:color w:val="000000" w:themeColor="text1"/>
+        </w:rPr>
+        <w:t xml:space="preserve"> study design.  </w:t>
+      </w:r>
+    </w:p>
+    <w:p>
+      <w:pPr>
+        <w:spacing w:line="360" w:lineRule="auto"/>
+        <w:jc w:val="both"/>
+        <w:rPr>
+          <w:rFonts w:ascii="Calibri" w:hAnsi="Calibri" w:cs="Calibri"/>
+          <w:color w:val="000000" w:themeColor="text1"/>
+        </w:rPr>
+      </w:pPr>
+    </w:p>
+    <w:p>
+      <w:pPr>
+        <w:spacing w:line="360" w:lineRule="auto"/>
+        <w:jc w:val="both"/>
+        <w:rPr>
+          <w:rFonts w:ascii="Calibri" w:hAnsi="Calibri" w:cs="Calibri"/>
+          <w:color w:val="000000" w:themeColor="text1"/>
+        </w:rPr>
+      </w:pPr>
+      <w:r>
+        <w:rPr>
+          <w:rFonts w:ascii="Calibri" w:hAnsi="Calibri" w:cs="Calibri"/>
+          <w:color w:val="000000" w:themeColor="text1"/>
+        </w:rPr>
+        <w:t xml:space="preserve">In practice a great deal will be understood about any standard of care, including the expected delivery of treatment, patient side effects, quality of life and patient outcomes.  </w:t>
+      </w:r>
+      <w:r>
+        <w:rPr>
+          <w:rFonts w:ascii="Calibri" w:hAnsi="Calibri" w:cs="Calibri"/>
+          <w:color w:val="000000" w:themeColor="text1"/>
+        </w:rPr>
+        <w:t>What is more, this information is increasing through t</w:t>
       </w:r>
       <w:r>
         <w:rPr>
@@ -528,6 +634,7 @@
           <w:rFonts w:ascii="Calibri" w:hAnsi="Calibri" w:cs="Calibri"/>
           <w:color w:val="000000" w:themeColor="text1"/>
         </w:rPr>
+        <w:lastRenderedPageBreak/>
         <w:t xml:space="preserve">The aim of supplementing prospective trials with external information has </w:t>
       </w:r>
       <w:r>
@@ -734,7 +841,7 @@
           <w:rFonts w:ascii="Calibri" w:hAnsi="Calibri" w:cs="Calibri"/>
           <w:color w:val="000000" w:themeColor="text1"/>
         </w:rPr>
-        <w:t xml:space="preserve">  In practice, growing examples of the use of digital twins </w:t>
+        <w:t xml:space="preserve">  In practice, growing examples of the use of digital twins [9</w:t>
       </w:r>
       <w:r>
         <w:rPr>
@@ -742,230 +849,383 @@
           <w:rFonts w:ascii="Calibri" w:hAnsi="Calibri" w:cs="Calibri"/>
           <w:color w:val="000000" w:themeColor="text1"/>
         </w:rPr>
+        <w:t>,10</w:t>
+      </w:r>
+      <w:r>
+        <w:rPr>
+          <w:rStyle w:val="apple-converted-space"/>
+          <w:rFonts w:ascii="Calibri" w:hAnsi="Calibri" w:cs="Calibri"/>
+          <w:color w:val="000000" w:themeColor="text1"/>
+        </w:rPr>
+        <w:t>]  and propensity score analyses [1</w:t>
+      </w:r>
+      <w:r>
+        <w:rPr>
+          <w:rStyle w:val="apple-converted-space"/>
+          <w:rFonts w:ascii="Calibri" w:hAnsi="Calibri" w:cs="Calibri"/>
+          <w:color w:val="000000" w:themeColor="text1"/>
+        </w:rPr>
+        <w:t>1</w:t>
+      </w:r>
+      <w:r>
+        <w:rPr>
+          <w:rStyle w:val="apple-converted-space"/>
+          <w:rFonts w:ascii="Calibri" w:hAnsi="Calibri" w:cs="Calibri"/>
+          <w:color w:val="000000" w:themeColor="text1"/>
+        </w:rPr>
+        <w:t>, 1</w:t>
+      </w:r>
+      <w:r>
+        <w:rPr>
+          <w:rStyle w:val="apple-converted-space"/>
+          <w:rFonts w:ascii="Calibri" w:hAnsi="Calibri" w:cs="Calibri"/>
+          <w:color w:val="000000" w:themeColor="text1"/>
+        </w:rPr>
+        <w:t>2</w:t>
+      </w:r>
+      <w:r>
+        <w:rPr>
+          <w:rStyle w:val="apple-converted-space"/>
+          <w:rFonts w:ascii="Calibri" w:hAnsi="Calibri" w:cs="Calibri"/>
+          <w:color w:val="000000" w:themeColor="text1"/>
+        </w:rPr>
+        <w:t>] have been used as for causal inference in place of randomisation.</w:t>
+      </w:r>
+    </w:p>
+    <w:p>
+      <w:pPr>
+        <w:spacing w:line="360" w:lineRule="auto"/>
+        <w:jc w:val="both"/>
+        <w:rPr>
+          <w:rStyle w:val="apple-converted-space"/>
+          <w:rFonts w:ascii="Calibri" w:hAnsi="Calibri" w:cs="Calibri"/>
+          <w:color w:val="000000" w:themeColor="text1"/>
+        </w:rPr>
+      </w:pPr>
+    </w:p>
+    <w:p>
+      <w:pPr>
+        <w:spacing w:line="360" w:lineRule="auto"/>
+        <w:jc w:val="both"/>
+        <w:rPr>
+          <w:rStyle w:val="apple-converted-space"/>
+          <w:rFonts w:ascii="Calibri" w:hAnsi="Calibri" w:cs="Calibri"/>
+          <w:color w:val="000000" w:themeColor="text1"/>
+        </w:rPr>
+      </w:pPr>
+      <w:r>
+        <w:rPr>
+          <w:rStyle w:val="apple-converted-space"/>
+          <w:rFonts w:ascii="Calibri" w:hAnsi="Calibri" w:cs="Calibri"/>
+          <w:color w:val="000000" w:themeColor="text1"/>
+        </w:rPr>
+        <w:t>Prospective studies are however challenged by issues of transportability and the issue that event when reliable control information exists, there is no guarantee that the recruited population will provide a comparable group.  In this setting designs are required which can adapt for this potential imbalance.</w:t>
+      </w:r>
+    </w:p>
+    <w:p>
+      <w:pPr>
+        <w:spacing w:line="360" w:lineRule="auto"/>
+        <w:jc w:val="both"/>
+        <w:rPr>
+          <w:rFonts w:ascii="Calibri" w:hAnsi="Calibri" w:cs="Calibri"/>
+          <w:color w:val="000000" w:themeColor="text1"/>
+        </w:rPr>
+      </w:pPr>
+    </w:p>
+    <w:p>
+      <w:pPr>
+        <w:spacing w:line="360" w:lineRule="auto"/>
+        <w:jc w:val="both"/>
+        <w:rPr>
+          <w:rFonts w:ascii="Calibri" w:hAnsi="Calibri" w:cs="Calibri"/>
+          <w:color w:val="000000" w:themeColor="text1"/>
+        </w:rPr>
+      </w:pPr>
+      <w:r>
+        <w:rPr>
+          <w:rFonts w:ascii="Calibri" w:hAnsi="Calibri" w:cs="Calibri"/>
+          <w:color w:val="000000" w:themeColor="text1"/>
+        </w:rPr>
+        <w:t>Here we propose the use of synthetic controls as a causal inference tools for novel prospective clinical trials.</w:t>
+      </w:r>
+      <w:r>
+        <w:rPr>
+          <w:rFonts w:ascii="Calibri" w:hAnsi="Calibri" w:cs="Calibri"/>
+          <w:color w:val="000000" w:themeColor="text1"/>
+        </w:rPr>
+        <w:t xml:space="preserve">  </w:t>
+      </w:r>
+      <w:r>
+        <w:rPr>
+          <w:rFonts w:ascii="Calibri" w:hAnsi="Calibri" w:cs="Calibri"/>
+          <w:color w:val="000000" w:themeColor="text1"/>
+        </w:rPr>
+        <w:t xml:space="preserve">Synthetic Controls are a form of Causal Inference first proposed by Abadie </w:t>
+      </w:r>
+      <w:r>
+        <w:rPr>
+          <w:rFonts w:ascii="Calibri" w:hAnsi="Calibri" w:cs="Calibri"/>
+          <w:color w:val="000000" w:themeColor="text1"/>
+        </w:rPr>
+        <w:t>[</w:t>
+      </w:r>
+      <w:r>
+        <w:rPr>
+          <w:rFonts w:ascii="Calibri" w:hAnsi="Calibri" w:cs="Calibri"/>
+          <w:color w:val="000000" w:themeColor="text1"/>
+        </w:rPr>
+        <w:t>1</w:t>
+      </w:r>
+      <w:r>
+        <w:rPr>
+          <w:rFonts w:ascii="Calibri" w:hAnsi="Calibri" w:cs="Calibri"/>
+          <w:color w:val="000000" w:themeColor="text1"/>
+        </w:rPr>
+        <w:t>3</w:t>
+      </w:r>
+      <w:r>
+        <w:rPr>
+          <w:rFonts w:ascii="Calibri" w:hAnsi="Calibri" w:cs="Calibri"/>
+          <w:color w:val="000000" w:themeColor="text1"/>
+        </w:rPr>
+        <w:t>,1</w:t>
+      </w:r>
+      <w:r>
+        <w:rPr>
+          <w:rFonts w:ascii="Calibri" w:hAnsi="Calibri" w:cs="Calibri"/>
+          <w:color w:val="000000" w:themeColor="text1"/>
+        </w:rPr>
+        <w:t>4</w:t>
+      </w:r>
+      <w:r>
+        <w:rPr>
+          <w:rFonts w:ascii="Calibri" w:hAnsi="Calibri" w:cs="Calibri"/>
+          <w:color w:val="000000" w:themeColor="text1"/>
+        </w:rPr>
+        <w:t xml:space="preserve">] </w:t>
+      </w:r>
+      <w:r>
+        <w:rPr>
+          <w:rFonts w:ascii="Calibri" w:hAnsi="Calibri" w:cs="Calibri"/>
+          <w:color w:val="000000" w:themeColor="text1"/>
+        </w:rPr>
+        <w:t xml:space="preserve">whereby </w:t>
+      </w:r>
+      <w:r>
+        <w:rPr>
+          <w:rFonts w:ascii="Calibri" w:hAnsi="Calibri" w:cs="Calibri"/>
+          <w:color w:val="000000" w:themeColor="text1"/>
+        </w:rPr>
+        <w:t xml:space="preserve">the impact of some control can be generated from information.  Here the synthetic control population is weighted to mirror the characteristics of the experimental group to facilitate a causal statement. </w:t>
+      </w:r>
+      <w:r>
+        <w:rPr>
+          <w:rFonts w:ascii="Calibri" w:hAnsi="Calibri" w:cs="Calibri"/>
+          <w:color w:val="000000" w:themeColor="text1"/>
+        </w:rPr>
+        <w:t>Details on how they should be used in healthcare research have been given by Thorland [</w:t>
+      </w:r>
+      <w:r>
+        <w:rPr>
+          <w:rFonts w:ascii="Calibri" w:hAnsi="Calibri" w:cs="Calibri"/>
+          <w:color w:val="000000" w:themeColor="text1"/>
+        </w:rPr>
+        <w:t>1</w:t>
+      </w:r>
+      <w:r>
+        <w:rPr>
+          <w:rFonts w:ascii="Calibri" w:hAnsi="Calibri" w:cs="Calibri"/>
+          <w:color w:val="000000" w:themeColor="text1"/>
+        </w:rPr>
+        <w:t>5</w:t>
+      </w:r>
+      <w:r>
+        <w:rPr>
+          <w:rFonts w:ascii="Calibri" w:hAnsi="Calibri" w:cs="Calibri"/>
+          <w:color w:val="000000" w:themeColor="text1"/>
+        </w:rPr>
+        <w:t>]</w:t>
+      </w:r>
+      <w:r>
+        <w:rPr>
+          <w:rFonts w:ascii="Calibri" w:hAnsi="Calibri" w:cs="Calibri"/>
+          <w:color w:val="000000" w:themeColor="text1"/>
+        </w:rPr>
+        <w:t xml:space="preserve"> and</w:t>
+      </w:r>
+      <w:r>
+        <w:rPr>
+          <w:rFonts w:ascii="Calibri" w:hAnsi="Calibri" w:cs="Calibri"/>
+          <w:color w:val="000000" w:themeColor="text1"/>
+        </w:rPr>
+        <w:t xml:space="preserve"> they have </w:t>
+      </w:r>
+      <w:r>
+        <w:rPr>
+          <w:rFonts w:ascii="Calibri" w:hAnsi="Calibri" w:cs="Calibri"/>
+          <w:color w:val="000000" w:themeColor="text1"/>
+        </w:rPr>
+        <w:t>begun to be used as casual inference tools in areas such as cancer research</w:t>
+      </w:r>
+      <w:r>
+        <w:rPr>
+          <w:rFonts w:ascii="Calibri" w:hAnsi="Calibri" w:cs="Calibri"/>
+          <w:color w:val="000000" w:themeColor="text1"/>
+        </w:rPr>
+        <w:t xml:space="preserve"> [</w:t>
+      </w:r>
+      <w:r>
+        <w:rPr>
+          <w:rFonts w:ascii="Calibri" w:hAnsi="Calibri" w:cs="Calibri"/>
+          <w:color w:val="000000" w:themeColor="text1"/>
+        </w:rPr>
+        <w:t>1</w:t>
+      </w:r>
+      <w:r>
+        <w:rPr>
+          <w:rFonts w:ascii="Calibri" w:hAnsi="Calibri" w:cs="Calibri"/>
+          <w:color w:val="000000" w:themeColor="text1"/>
+        </w:rPr>
+        <w:t>6</w:t>
+      </w:r>
+      <w:r>
+        <w:rPr>
+          <w:rFonts w:ascii="Calibri" w:hAnsi="Calibri" w:cs="Calibri"/>
+          <w:color w:val="000000" w:themeColor="text1"/>
+        </w:rPr>
+        <w:t>]</w:t>
+      </w:r>
+      <w:r>
+        <w:rPr>
+          <w:rFonts w:ascii="Calibri" w:hAnsi="Calibri" w:cs="Calibri"/>
+          <w:color w:val="000000" w:themeColor="text1"/>
+        </w:rPr>
+        <w:t>.</w:t>
+      </w:r>
+    </w:p>
+    <w:p>
+      <w:pPr>
+        <w:spacing w:line="360" w:lineRule="auto"/>
+        <w:jc w:val="both"/>
+        <w:rPr>
+          <w:rFonts w:ascii="Calibri" w:hAnsi="Calibri" w:cs="Calibri"/>
+          <w:color w:val="000000" w:themeColor="text1"/>
+        </w:rPr>
+      </w:pPr>
+    </w:p>
+    <w:p>
+      <w:pPr>
+        <w:spacing w:line="360" w:lineRule="auto"/>
+        <w:jc w:val="both"/>
+        <w:rPr>
+          <w:rFonts w:ascii="Calibri" w:hAnsi="Calibri" w:cs="Calibri"/>
+          <w:color w:val="000000" w:themeColor="text1"/>
+        </w:rPr>
+      </w:pPr>
+      <w:r>
+        <w:rPr>
+          <w:rFonts w:ascii="Calibri" w:hAnsi="Calibri" w:cs="Calibri"/>
+          <w:color w:val="000000" w:themeColor="text1"/>
+        </w:rPr>
+        <w:t>R</w:t>
+      </w:r>
+      <w:r>
+        <w:rPr>
+          <w:rFonts w:ascii="Calibri" w:hAnsi="Calibri" w:cs="Calibri"/>
+          <w:color w:val="000000" w:themeColor="text1"/>
+        </w:rPr>
+        <w:t xml:space="preserve">ecently Jackson et al. </w:t>
+      </w:r>
+      <w:r>
+        <w:rPr>
+          <w:rFonts w:ascii="Calibri" w:hAnsi="Calibri" w:cs="Calibri"/>
+          <w:color w:val="000000" w:themeColor="text1"/>
+        </w:rPr>
+        <w:t xml:space="preserve">[17] </w:t>
+      </w:r>
+      <w:r>
+        <w:rPr>
+          <w:rFonts w:ascii="Calibri" w:hAnsi="Calibri" w:cs="Calibri"/>
+          <w:color w:val="000000" w:themeColor="text1"/>
+        </w:rPr>
+        <w:t>introduced the use of parametric models as a form of personalised synthetic controls</w:t>
+      </w:r>
+      <w:r>
+        <w:rPr>
+          <w:rFonts w:ascii="Calibri" w:hAnsi="Calibri" w:cs="Calibri"/>
+          <w:color w:val="000000" w:themeColor="text1"/>
+        </w:rPr>
+        <w:t xml:space="preserve">.  Here predictions from some parametric model provide counter factual evidence against which observed outcomes can be compared. </w:t>
+      </w:r>
+      <w:r>
+        <w:rPr>
+          <w:rFonts w:ascii="Calibri" w:hAnsi="Calibri" w:cs="Calibri"/>
+          <w:color w:val="000000" w:themeColor="text1"/>
+        </w:rPr>
+        <w:t xml:space="preserve">These have recently been used applied to single arm Phase II trials to predict the outcomes of later phase III RCTs [REF]. </w:t>
+      </w:r>
+      <w:r>
+        <w:rPr>
+          <w:rFonts w:ascii="Calibri" w:hAnsi="Calibri" w:cs="Calibri"/>
+          <w:color w:val="000000" w:themeColor="text1"/>
+        </w:rPr>
+        <w:t>The use and evaluation of counter factual models has been further explored by Boyer et al. [</w:t>
+      </w:r>
+      <w:r>
+        <w:rPr>
+          <w:rFonts w:ascii="Calibri" w:hAnsi="Calibri" w:cs="Calibri"/>
+          <w:color w:val="000000" w:themeColor="text1"/>
+        </w:rPr>
+        <w:t>18</w:t>
+      </w:r>
+      <w:r>
+        <w:rPr>
+          <w:rFonts w:ascii="Calibri" w:hAnsi="Calibri" w:cs="Calibri"/>
+          <w:color w:val="000000" w:themeColor="text1"/>
+        </w:rPr>
+        <w:t>].</w:t>
+      </w:r>
+    </w:p>
+    <w:p>
+      <w:pPr>
+        <w:spacing w:line="360" w:lineRule="auto"/>
+        <w:jc w:val="both"/>
+        <w:rPr>
+          <w:rFonts w:ascii="Calibri" w:hAnsi="Calibri" w:cs="Calibri"/>
+          <w:color w:val="000000" w:themeColor="text1"/>
+        </w:rPr>
+      </w:pPr>
+    </w:p>
+    <w:p>
+      <w:pPr>
+        <w:spacing w:line="360" w:lineRule="auto"/>
+        <w:jc w:val="both"/>
+        <w:rPr>
+          <w:rFonts w:ascii="Calibri" w:hAnsi="Calibri" w:cs="Calibri"/>
+          <w:color w:val="000000" w:themeColor="text1"/>
+        </w:rPr>
+      </w:pPr>
+      <w:r>
+        <w:rPr>
+          <w:rFonts w:ascii="Calibri" w:hAnsi="Calibri" w:cs="Calibri"/>
+          <w:color w:val="000000" w:themeColor="text1"/>
+        </w:rPr>
         <w:lastRenderedPageBreak/>
-        <w:t>[9</w:t>
-      </w:r>
-      <w:r>
-        <w:rPr>
-          <w:rStyle w:val="apple-converted-space"/>
-          <w:rFonts w:ascii="Calibri" w:hAnsi="Calibri" w:cs="Calibri"/>
-          <w:color w:val="000000" w:themeColor="text1"/>
-        </w:rPr>
-        <w:t>,10</w:t>
-      </w:r>
-      <w:r>
-        <w:rPr>
-          <w:rStyle w:val="apple-converted-space"/>
-          <w:rFonts w:ascii="Calibri" w:hAnsi="Calibri" w:cs="Calibri"/>
-          <w:color w:val="000000" w:themeColor="text1"/>
-        </w:rPr>
-        <w:t>]  and propensity score analyses [1</w:t>
-      </w:r>
-      <w:r>
-        <w:rPr>
-          <w:rStyle w:val="apple-converted-space"/>
-          <w:rFonts w:ascii="Calibri" w:hAnsi="Calibri" w:cs="Calibri"/>
-          <w:color w:val="000000" w:themeColor="text1"/>
-        </w:rPr>
-        <w:t>1</w:t>
-      </w:r>
-      <w:r>
-        <w:rPr>
-          <w:rStyle w:val="apple-converted-space"/>
-          <w:rFonts w:ascii="Calibri" w:hAnsi="Calibri" w:cs="Calibri"/>
-          <w:color w:val="000000" w:themeColor="text1"/>
-        </w:rPr>
-        <w:t>, 1</w:t>
-      </w:r>
-      <w:r>
-        <w:rPr>
-          <w:rStyle w:val="apple-converted-space"/>
-          <w:rFonts w:ascii="Calibri" w:hAnsi="Calibri" w:cs="Calibri"/>
-          <w:color w:val="000000" w:themeColor="text1"/>
-        </w:rPr>
-        <w:t>2</w:t>
-      </w:r>
-      <w:r>
-        <w:rPr>
-          <w:rStyle w:val="apple-converted-space"/>
-          <w:rFonts w:ascii="Calibri" w:hAnsi="Calibri" w:cs="Calibri"/>
-          <w:color w:val="000000" w:themeColor="text1"/>
-        </w:rPr>
-        <w:t>] have been used as for causal inference in place of randomisation.</w:t>
-      </w:r>
-    </w:p>
-    <w:p>
-      <w:pPr>
-        <w:spacing w:line="360" w:lineRule="auto"/>
-        <w:jc w:val="both"/>
-        <w:rPr>
-          <w:rFonts w:ascii="Calibri" w:hAnsi="Calibri" w:cs="Calibri"/>
-          <w:color w:val="000000" w:themeColor="text1"/>
-        </w:rPr>
-      </w:pPr>
-    </w:p>
-    <w:p>
-      <w:pPr>
-        <w:spacing w:line="360" w:lineRule="auto"/>
-        <w:jc w:val="both"/>
-        <w:rPr>
-          <w:rFonts w:ascii="Calibri" w:hAnsi="Calibri" w:cs="Calibri"/>
-          <w:color w:val="000000" w:themeColor="text1"/>
-        </w:rPr>
-      </w:pPr>
-      <w:r>
-        <w:rPr>
-          <w:rFonts w:ascii="Calibri" w:hAnsi="Calibri" w:cs="Calibri"/>
-          <w:color w:val="000000" w:themeColor="text1"/>
-        </w:rPr>
-        <w:t>Here we propose the use of synthetic controls as a causal inference tools for novel prospective clinical trials.</w:t>
-      </w:r>
-      <w:r>
-        <w:rPr>
-          <w:rFonts w:ascii="Calibri" w:hAnsi="Calibri" w:cs="Calibri"/>
-          <w:color w:val="000000" w:themeColor="text1"/>
-        </w:rPr>
-        <w:t xml:space="preserve">  </w:t>
-      </w:r>
-      <w:r>
-        <w:rPr>
-          <w:rFonts w:ascii="Calibri" w:hAnsi="Calibri" w:cs="Calibri"/>
-          <w:color w:val="000000" w:themeColor="text1"/>
-        </w:rPr>
-        <w:t xml:space="preserve">Synthetic Controls are a form of Causal Inference first proposed by Abadie </w:t>
-      </w:r>
-      <w:r>
-        <w:rPr>
-          <w:rFonts w:ascii="Calibri" w:hAnsi="Calibri" w:cs="Calibri"/>
-          <w:color w:val="000000" w:themeColor="text1"/>
-        </w:rPr>
-        <w:t>[</w:t>
-      </w:r>
-      <w:r>
-        <w:rPr>
-          <w:rFonts w:ascii="Calibri" w:hAnsi="Calibri" w:cs="Calibri"/>
-          <w:color w:val="000000" w:themeColor="text1"/>
-        </w:rPr>
-        <w:t>1</w:t>
-      </w:r>
-      <w:r>
-        <w:rPr>
-          <w:rFonts w:ascii="Calibri" w:hAnsi="Calibri" w:cs="Calibri"/>
-          <w:color w:val="000000" w:themeColor="text1"/>
-        </w:rPr>
-        <w:t>3</w:t>
-      </w:r>
-      <w:r>
-        <w:rPr>
-          <w:rFonts w:ascii="Calibri" w:hAnsi="Calibri" w:cs="Calibri"/>
-          <w:color w:val="000000" w:themeColor="text1"/>
-        </w:rPr>
-        <w:t>,1</w:t>
-      </w:r>
-      <w:r>
-        <w:rPr>
-          <w:rFonts w:ascii="Calibri" w:hAnsi="Calibri" w:cs="Calibri"/>
-          <w:color w:val="000000" w:themeColor="text1"/>
-        </w:rPr>
-        <w:t>4</w:t>
-      </w:r>
-      <w:r>
-        <w:rPr>
-          <w:rFonts w:ascii="Calibri" w:hAnsi="Calibri" w:cs="Calibri"/>
-          <w:color w:val="000000" w:themeColor="text1"/>
-        </w:rPr>
-        <w:t xml:space="preserve">] </w:t>
-      </w:r>
-      <w:r>
-        <w:rPr>
-          <w:rFonts w:ascii="Calibri" w:hAnsi="Calibri" w:cs="Calibri"/>
-          <w:color w:val="000000" w:themeColor="text1"/>
-        </w:rPr>
-        <w:t xml:space="preserve">whereby </w:t>
-      </w:r>
-      <w:r>
-        <w:rPr>
-          <w:rFonts w:ascii="Calibri" w:hAnsi="Calibri" w:cs="Calibri"/>
-          <w:color w:val="000000" w:themeColor="text1"/>
-        </w:rPr>
-        <w:t xml:space="preserve">the impact of some control can be generated from information.  Here the synthetic control population is weighted to mirror the characteristics of the experimental group to facilitate a causal statement. </w:t>
-      </w:r>
-      <w:r>
-        <w:rPr>
-          <w:rFonts w:ascii="Calibri" w:hAnsi="Calibri" w:cs="Calibri"/>
-          <w:color w:val="000000" w:themeColor="text1"/>
-        </w:rPr>
-        <w:t>Details on how they should be used in healthcare research have been given by Thorland [</w:t>
-      </w:r>
-      <w:r>
-        <w:rPr>
-          <w:rFonts w:ascii="Calibri" w:hAnsi="Calibri" w:cs="Calibri"/>
-          <w:color w:val="000000" w:themeColor="text1"/>
-        </w:rPr>
-        <w:t>1</w:t>
-      </w:r>
-      <w:r>
-        <w:rPr>
-          <w:rFonts w:ascii="Calibri" w:hAnsi="Calibri" w:cs="Calibri"/>
-          <w:color w:val="000000" w:themeColor="text1"/>
-        </w:rPr>
-        <w:t>5</w:t>
-      </w:r>
-      <w:r>
-        <w:rPr>
-          <w:rFonts w:ascii="Calibri" w:hAnsi="Calibri" w:cs="Calibri"/>
-          <w:color w:val="000000" w:themeColor="text1"/>
-        </w:rPr>
-        <w:t>]</w:t>
-      </w:r>
-      <w:r>
-        <w:rPr>
-          <w:rFonts w:ascii="Calibri" w:hAnsi="Calibri" w:cs="Calibri"/>
-          <w:color w:val="000000" w:themeColor="text1"/>
-        </w:rPr>
-        <w:t xml:space="preserve"> and</w:t>
-      </w:r>
-      <w:r>
-        <w:rPr>
-          <w:rFonts w:ascii="Calibri" w:hAnsi="Calibri" w:cs="Calibri"/>
-          <w:color w:val="000000" w:themeColor="text1"/>
-        </w:rPr>
-        <w:t xml:space="preserve"> they have </w:t>
-      </w:r>
-      <w:r>
-        <w:rPr>
-          <w:rFonts w:ascii="Calibri" w:hAnsi="Calibri" w:cs="Calibri"/>
-          <w:color w:val="000000" w:themeColor="text1"/>
-        </w:rPr>
-        <w:t>begun to be used as casual inference tools in areas such as cancer research</w:t>
-      </w:r>
-      <w:r>
-        <w:rPr>
-          <w:rFonts w:ascii="Calibri" w:hAnsi="Calibri" w:cs="Calibri"/>
-          <w:color w:val="000000" w:themeColor="text1"/>
-        </w:rPr>
-        <w:t xml:space="preserve"> [</w:t>
-      </w:r>
-      <w:r>
-        <w:rPr>
-          <w:rFonts w:ascii="Calibri" w:hAnsi="Calibri" w:cs="Calibri"/>
-          <w:color w:val="000000" w:themeColor="text1"/>
-        </w:rPr>
-        <w:t>1</w:t>
-      </w:r>
-      <w:r>
-        <w:rPr>
-          <w:rFonts w:ascii="Calibri" w:hAnsi="Calibri" w:cs="Calibri"/>
-          <w:color w:val="000000" w:themeColor="text1"/>
-        </w:rPr>
-        <w:t>6</w:t>
-      </w:r>
-      <w:r>
-        <w:rPr>
-          <w:rFonts w:ascii="Calibri" w:hAnsi="Calibri" w:cs="Calibri"/>
-          <w:color w:val="000000" w:themeColor="text1"/>
-        </w:rPr>
-        <w:t>]</w:t>
+        <w:t xml:space="preserve">Synthetic Controls form a natural basis for incorporating external evidence into </w:t>
+      </w:r>
+      <w:r>
+        <w:rPr>
+          <w:rFonts w:ascii="Calibri" w:hAnsi="Calibri" w:cs="Calibri"/>
+          <w:color w:val="000000" w:themeColor="text1"/>
+        </w:rPr>
+        <w:t xml:space="preserve">prospective clinical trials but their application remains challenging. </w:t>
+      </w:r>
+      <w:r>
+        <w:rPr>
+          <w:rFonts w:ascii="Calibri" w:hAnsi="Calibri" w:cs="Calibri"/>
+          <w:color w:val="000000" w:themeColor="text1"/>
+        </w:rPr>
+        <w:t>Following the recommendation of Cucherat et al</w:t>
       </w:r>
       <w:r>
         <w:rPr>
@@ -974,122 +1234,12 @@
         </w:rPr>
         <w:t>.</w:t>
       </w:r>
-    </w:p>
-    <w:p>
-      <w:pPr>
-        <w:spacing w:line="360" w:lineRule="auto"/>
-        <w:jc w:val="both"/>
-        <w:rPr>
-          <w:rFonts w:ascii="Calibri" w:hAnsi="Calibri" w:cs="Calibri"/>
-          <w:color w:val="000000" w:themeColor="text1"/>
-        </w:rPr>
-      </w:pPr>
-    </w:p>
-    <w:p>
-      <w:pPr>
-        <w:spacing w:line="360" w:lineRule="auto"/>
-        <w:jc w:val="both"/>
-        <w:rPr>
-          <w:rFonts w:ascii="Calibri" w:hAnsi="Calibri" w:cs="Calibri"/>
-          <w:color w:val="000000" w:themeColor="text1"/>
-        </w:rPr>
-      </w:pPr>
-      <w:r>
-        <w:rPr>
-          <w:rFonts w:ascii="Calibri" w:hAnsi="Calibri" w:cs="Calibri"/>
-          <w:color w:val="000000" w:themeColor="text1"/>
-        </w:rPr>
-        <w:t>R</w:t>
-      </w:r>
-      <w:r>
-        <w:rPr>
-          <w:rFonts w:ascii="Calibri" w:hAnsi="Calibri" w:cs="Calibri"/>
-          <w:color w:val="000000" w:themeColor="text1"/>
-        </w:rPr>
-        <w:t xml:space="preserve">ecently Jackson et al. </w:t>
-      </w:r>
-      <w:r>
-        <w:rPr>
-          <w:rFonts w:ascii="Calibri" w:hAnsi="Calibri" w:cs="Calibri"/>
-          <w:color w:val="000000" w:themeColor="text1"/>
-        </w:rPr>
-        <w:t xml:space="preserve">[17] </w:t>
-      </w:r>
-      <w:r>
-        <w:rPr>
-          <w:rFonts w:ascii="Calibri" w:hAnsi="Calibri" w:cs="Calibri"/>
-          <w:color w:val="000000" w:themeColor="text1"/>
-        </w:rPr>
-        <w:t>introduced the use of parametric models as a form of personalised synthetic controls</w:t>
-      </w:r>
-      <w:r>
-        <w:rPr>
-          <w:rFonts w:ascii="Calibri" w:hAnsi="Calibri" w:cs="Calibri"/>
-          <w:color w:val="000000" w:themeColor="text1"/>
-        </w:rPr>
-        <w:t xml:space="preserve">.  Here predictions from some parametric model provide counter factual evidence against which observed outcomes can be compared. </w:t>
-      </w:r>
-      <w:r>
-        <w:rPr>
-          <w:rFonts w:ascii="Calibri" w:hAnsi="Calibri" w:cs="Calibri"/>
-          <w:color w:val="000000" w:themeColor="text1"/>
-        </w:rPr>
-        <w:t>The use and evaluation of counter factual models has been further explored by Boyer et al. [</w:t>
-      </w:r>
-      <w:r>
-        <w:rPr>
-          <w:rFonts w:ascii="Calibri" w:hAnsi="Calibri" w:cs="Calibri"/>
-          <w:color w:val="000000" w:themeColor="text1"/>
-        </w:rPr>
-        <w:t>18</w:t>
-      </w:r>
-      <w:r>
-        <w:rPr>
-          <w:rFonts w:ascii="Calibri" w:hAnsi="Calibri" w:cs="Calibri"/>
-          <w:color w:val="000000" w:themeColor="text1"/>
-        </w:rPr>
-        <w:t>].</w:t>
-      </w:r>
-    </w:p>
-    <w:p>
-      <w:pPr>
-        <w:spacing w:line="360" w:lineRule="auto"/>
-        <w:jc w:val="both"/>
-        <w:rPr>
-          <w:rFonts w:ascii="Calibri" w:hAnsi="Calibri" w:cs="Calibri"/>
-          <w:color w:val="000000" w:themeColor="text1"/>
-        </w:rPr>
-      </w:pPr>
-    </w:p>
-    <w:p>
-      <w:pPr>
-        <w:spacing w:line="360" w:lineRule="auto"/>
-        <w:jc w:val="both"/>
-        <w:rPr>
-          <w:rFonts w:ascii="Calibri" w:hAnsi="Calibri" w:cs="Calibri"/>
-          <w:color w:val="000000" w:themeColor="text1"/>
-        </w:rPr>
-      </w:pPr>
-      <w:r>
-        <w:rPr>
-          <w:rFonts w:ascii="Calibri" w:hAnsi="Calibri" w:cs="Calibri"/>
-          <w:color w:val="000000" w:themeColor="text1"/>
-        </w:rPr>
-        <w:t xml:space="preserve">Synthetic Controls form a natural basis for incorporating external evidence into </w:t>
-      </w:r>
-      <w:r>
-        <w:rPr>
-          <w:rFonts w:ascii="Calibri" w:hAnsi="Calibri" w:cs="Calibri"/>
-          <w:color w:val="000000" w:themeColor="text1"/>
-        </w:rPr>
-        <w:t xml:space="preserve">prospective clinical trials but their application remains challenging. </w:t>
-      </w:r>
-      <w:r>
-        <w:rPr>
-          <w:rFonts w:ascii="Calibri" w:hAnsi="Calibri" w:cs="Calibri"/>
-          <w:color w:val="000000" w:themeColor="text1"/>
-        </w:rPr>
-        <w:t xml:space="preserve">Following the recommendation of Cucherat et al [ 19] </w:t>
+      <w:r>
+        <w:rPr>
+          <w:rFonts w:ascii="Calibri" w:hAnsi="Calibri" w:cs="Calibri"/>
+          <w:color w:val="000000" w:themeColor="text1"/>
+        </w:rPr>
+        <w:t xml:space="preserve"> [ 19] </w:t>
       </w:r>
       <w:r>
         <w:rPr>
@@ -1207,7 +1357,6 @@
           <w:rFonts w:ascii="Calibri" w:hAnsi="Calibri" w:cs="Calibri"/>
           <w:color w:val="000000" w:themeColor="text1"/>
         </w:rPr>
-        <w:lastRenderedPageBreak/>
         <w:t xml:space="preserve">Consider the design of an early phase study with the aim of estimating the comparative efficacy of some experimental treatment against some standard of care.  </w:t>
       </w:r>
       <w:r>
@@ -1588,6 +1737,7 @@
               <w:rFonts w:ascii="Calibri" w:hAnsi="Calibri" w:cs="Calibri"/>
               <w:color w:val="000000" w:themeColor="text1"/>
             </w:rPr>
+            <w:lastRenderedPageBreak/>
             <m:t>CATE</m:t>
           </m:r>
           <m:d>
@@ -2001,7 +2151,6 @@
           <w:rFonts w:ascii="Calibri" w:hAnsi="Calibri" w:cs="Calibri"/>
           <w:color w:val="000000" w:themeColor="text1"/>
         </w:rPr>
-        <w:lastRenderedPageBreak/>
         <w:t>We consider two approaches to constructing this estimand: population-averaged and Personalised Synthetic Controls.</w:t>
       </w:r>
     </w:p>
@@ -2557,6 +2706,7 @@
           <w:rFonts w:ascii="Calibri" w:eastAsiaTheme="minorEastAsia" w:hAnsi="Calibri" w:cs="Calibri"/>
           <w:color w:val="000000" w:themeColor="text1"/>
         </w:rPr>
+        <w:lastRenderedPageBreak/>
         <w:t xml:space="preserve">Personalised synthetic controls act by using the control data to generate a </w:t>
       </w:r>
       <w:r>
@@ -3181,7 +3331,6 @@
           <w:rFonts w:ascii="Calibri" w:hAnsi="Calibri" w:cs="Calibri"/>
           <w:color w:val="000000" w:themeColor="text1"/>
         </w:rPr>
-        <w:lastRenderedPageBreak/>
         <w:t>The causal estimand is then obtained by taking the expectation over each individual estimate of the treatment effect</w:t>
       </w:r>
       <w:r>
@@ -3274,7 +3423,6 @@
         <w:spacing w:line="360" w:lineRule="auto"/>
         <w:jc w:val="both"/>
         <w:rPr>
-          <w:rStyle w:val="mord"/>
           <w:rFonts w:ascii="Calibri" w:eastAsiaTheme="majorEastAsia" w:hAnsi="Calibri" w:cs="Calibri"/>
           <w:color w:val="000000" w:themeColor="text1"/>
         </w:rPr>
@@ -3393,27 +3541,14 @@
         </w:rPr>
         <w:t>are specified prior to trial initiation, but the resulting synthetic control depends on the covariate distribution of the enrolled trial population. Consequently, the estimand is most appropriately interpreted as an average treatment effect in the treated population, conditional on observed covariates, rather than a population-wide ATE.</w:t>
       </w:r>
-    </w:p>
-    <w:p>
-      <w:pPr>
-        <w:spacing w:line="360" w:lineRule="auto"/>
-        <w:jc w:val="both"/>
+      <w:r>
         <w:rPr>
           <w:rStyle w:val="mord"/>
           <w:rFonts w:ascii="Calibri" w:eastAsiaTheme="majorEastAsia" w:hAnsi="Calibri" w:cs="Calibri"/>
           <w:color w:val="000000" w:themeColor="text1"/>
         </w:rPr>
-      </w:pPr>
-    </w:p>
-    <w:p>
-      <w:pPr>
-        <w:spacing w:line="360" w:lineRule="auto"/>
-        <w:jc w:val="both"/>
-        <w:rPr>
-          <w:rFonts w:ascii="Calibri" w:hAnsi="Calibri" w:cs="Calibri"/>
-          <w:color w:val="000000" w:themeColor="text1"/>
-        </w:rPr>
-      </w:pPr>
+        <w:t xml:space="preserve">  </w:t>
+      </w:r>
       <w:r>
         <w:rPr>
           <w:rFonts w:ascii="Calibri" w:hAnsi="Calibri" w:cs="Calibri"/>
@@ -3473,6 +3608,7 @@
           <w:rFonts w:ascii="Calibri" w:hAnsi="Calibri" w:cs="Calibri"/>
           <w:color w:val="000000" w:themeColor="text1"/>
         </w:rPr>
+        <w:lastRenderedPageBreak/>
         <w:t>We generated two distinct populations of size 5,000 representing (i) an external control cohort and (ii) a prospective experimental cohort. For each population, baseline covariates</w:t>
       </w:r>
       <w:r>
@@ -3792,7 +3928,6 @@
           <w:rFonts w:ascii="Calibri" w:hAnsi="Calibri" w:cs="Calibri"/>
           <w:color w:val="000000" w:themeColor="text1"/>
         </w:rPr>
-        <w:lastRenderedPageBreak/>
         <w:t xml:space="preserve">Where </w:t>
       </w:r>
       <m:oMath>
@@ -3938,6 +4073,7 @@
         <w:pStyle w:val="Heading2"/>
       </w:pPr>
       <w:r>
+        <w:lastRenderedPageBreak/>
         <w:t xml:space="preserve">Worked </w:t>
       </w:r>
       <w:r>
@@ -4086,130 +4222,155 @@
           <w:rFonts w:ascii="Calibri" w:hAnsi="Calibri" w:cs="Calibri"/>
           <w:lang w:eastAsia="en-US"/>
         </w:rPr>
+        <w:t>To evaluate the design parameters of this study we perform a simulation study using the</w:t>
+      </w:r>
+      <w:r>
+        <w:rPr>
+          <w:rFonts w:ascii="Calibri" w:hAnsi="Calibri" w:cs="Calibri"/>
+          <w:lang w:eastAsia="en-US"/>
+        </w:rPr>
+        <w:t xml:space="preserve"> </w:t>
+      </w:r>
+      <w:r>
+        <w:rPr>
+          <w:rFonts w:ascii="Calibri" w:hAnsi="Calibri" w:cs="Calibri"/>
+          <w:lang w:eastAsia="en-US"/>
+        </w:rPr>
+        <w:t>pscDesign</w:t>
+      </w:r>
+      <w:r>
+        <w:rPr>
+          <w:rFonts w:ascii="Calibri" w:hAnsi="Calibri" w:cs="Calibri"/>
+          <w:lang w:eastAsia="en-US"/>
+        </w:rPr>
+        <w:t>.</w:t>
+      </w:r>
+      <w:r>
+        <w:rPr>
+          <w:rFonts w:ascii="Calibri" w:hAnsi="Calibri" w:cs="Calibri"/>
+          <w:lang w:eastAsia="en-US"/>
+        </w:rPr>
+        <w:t>R package which was developed for this purpose.  We design the study using a primary endpoint of PFS with a hazard ratio=0.</w:t>
+      </w:r>
+      <w:r>
+        <w:rPr>
+          <w:rFonts w:ascii="Calibri" w:hAnsi="Calibri" w:cs="Calibri"/>
+          <w:lang w:eastAsia="en-US"/>
+        </w:rPr>
+        <w:t>7</w:t>
+      </w:r>
+      <w:r>
+        <w:rPr>
+          <w:rFonts w:ascii="Calibri" w:hAnsi="Calibri" w:cs="Calibri"/>
+          <w:lang w:eastAsia="en-US"/>
+        </w:rPr>
+        <w:t xml:space="preserve"> considered to demonstrate a clinically significant improvement</w:t>
+      </w:r>
+      <w:r>
+        <w:rPr>
+          <w:rFonts w:ascii="Calibri" w:hAnsi="Calibri" w:cs="Calibri"/>
+          <w:lang w:eastAsia="en-US"/>
+        </w:rPr>
+        <w:t xml:space="preserve"> and consider a one-sided alpha level as is typical with Phase II studies</w:t>
+      </w:r>
+      <w:r>
+        <w:rPr>
+          <w:rFonts w:ascii="Calibri" w:hAnsi="Calibri" w:cs="Calibri"/>
+          <w:lang w:eastAsia="en-US"/>
+        </w:rPr>
+        <w:t xml:space="preserve">.  </w:t>
+      </w:r>
+      <w:r>
+        <w:rPr>
+          <w:rFonts w:ascii="Calibri" w:hAnsi="Calibri" w:cs="Calibri"/>
+          <w:lang w:eastAsia="en-US"/>
+        </w:rPr>
+        <w:t>We consider 3 design approaches, a fully randomised design, a partially synthetic design and a fully synthetic design.</w:t>
+      </w:r>
+      <w:r>
+        <w:rPr>
+          <w:rFonts w:ascii="Calibri" w:hAnsi="Calibri" w:cs="Calibri"/>
+          <w:lang w:eastAsia="en-US"/>
+        </w:rPr>
+        <w:t xml:space="preserve">  Study designs also take account of the staggered rate of study recruitment and for this example we assume 10 contributing sites opening at a rate of 1 per month with recruitment taking place over 18 per month and 12 months allowed for patient follow-up.</w:t>
+      </w:r>
+    </w:p>
+    <w:p>
+      <w:pPr>
+        <w:spacing w:line="360" w:lineRule="auto"/>
+        <w:jc w:val="both"/>
+        <w:rPr>
+          <w:rFonts w:ascii="Calibri" w:hAnsi="Calibri" w:cs="Calibri"/>
+          <w:lang w:eastAsia="en-US"/>
+        </w:rPr>
+      </w:pPr>
+    </w:p>
+    <w:p>
+      <w:pPr>
+        <w:spacing w:line="360" w:lineRule="auto"/>
+        <w:jc w:val="both"/>
+        <w:rPr>
+          <w:rFonts w:ascii="Calibri" w:hAnsi="Calibri" w:cs="Calibri"/>
+          <w:lang w:eastAsia="en-US"/>
+        </w:rPr>
+      </w:pPr>
+      <w:r>
+        <w:rPr>
+          <w:rFonts w:ascii="Calibri" w:hAnsi="Calibri" w:cs="Calibri"/>
+          <w:lang w:eastAsia="en-US"/>
+        </w:rPr>
+        <w:t xml:space="preserve">For the partially synthetic design we restrict the design to allocation ratios of 1:1, </w:t>
+      </w:r>
+      <w:r>
+        <w:rPr>
+          <w:rFonts w:ascii="Calibri" w:hAnsi="Calibri" w:cs="Calibri"/>
+          <w:lang w:eastAsia="en-US"/>
+        </w:rPr>
+        <w:t xml:space="preserve">and </w:t>
+      </w:r>
+      <w:r>
+        <w:rPr>
+          <w:rFonts w:ascii="Calibri" w:hAnsi="Calibri" w:cs="Calibri"/>
+          <w:lang w:eastAsia="en-US"/>
+        </w:rPr>
+        <w:t>1:2.  In each scenario we estimate the number of patients requir</w:t>
+      </w:r>
+      <w:r>
+        <w:rPr>
+          <w:rFonts w:ascii="Calibri" w:hAnsi="Calibri" w:cs="Calibri"/>
+          <w:lang w:eastAsia="en-US"/>
+        </w:rPr>
+        <w:t>e</w:t>
+      </w:r>
+      <w:r>
+        <w:rPr>
+          <w:rFonts w:ascii="Calibri" w:hAnsi="Calibri" w:cs="Calibri"/>
+          <w:lang w:eastAsia="en-US"/>
+        </w:rPr>
+        <w:t>d to obtain 80%and 90% power respectively.</w:t>
+      </w:r>
+      <w:r>
+        <w:rPr>
+          <w:rFonts w:ascii="Calibri" w:hAnsi="Calibri" w:cs="Calibri"/>
+          <w:lang w:eastAsia="en-US"/>
+        </w:rPr>
+        <w:t xml:space="preserve">  The results are included in Table X which shows the required number of patients and events required.  The results show that for Phase II study with a one-sided alpha level of 0.1 and a Power of 90% then a total of 101 events are required which is estimated would be obtained from 212 patients over the course of the Study.  A fully synthetic trial can be </w:t>
+      </w:r>
+      <w:r>
+        <w:rPr>
+          <w:rFonts w:ascii="Calibri" w:hAnsi="Calibri" w:cs="Calibri"/>
+          <w:lang w:eastAsia="en-US"/>
+        </w:rPr>
         <w:lastRenderedPageBreak/>
-        <w:t>To evaluate the design parameters of this study we perform a simulation study using the</w:t>
+        <w:t xml:space="preserve">performed using just 71 patients providing 43 events.  </w:t>
       </w:r>
       <w:r>
         <w:rPr>
           <w:rFonts w:ascii="Calibri" w:hAnsi="Calibri" w:cs="Calibri"/>
           <w:lang w:eastAsia="en-US"/>
         </w:rPr>
-        <w:t xml:space="preserve"> </w:t>
-      </w:r>
-      <w:r>
-        <w:rPr>
-          <w:rFonts w:ascii="Calibri" w:hAnsi="Calibri" w:cs="Calibri"/>
-          <w:lang w:eastAsia="en-US"/>
-        </w:rPr>
-        <w:t>pscDesign</w:t>
-      </w:r>
-      <w:r>
-        <w:rPr>
-          <w:rFonts w:ascii="Calibri" w:hAnsi="Calibri" w:cs="Calibri"/>
-          <w:lang w:eastAsia="en-US"/>
-        </w:rPr>
-        <w:t>.</w:t>
-      </w:r>
-      <w:r>
-        <w:rPr>
-          <w:rFonts w:ascii="Calibri" w:hAnsi="Calibri" w:cs="Calibri"/>
-          <w:lang w:eastAsia="en-US"/>
-        </w:rPr>
-        <w:t>R package which was developed for this purpose.  We design the study using a primary endpoint of PFS with a hazard ratio=0.6 considered to demonstrate a clinically significant improvement</w:t>
-      </w:r>
-      <w:r>
-        <w:rPr>
-          <w:rFonts w:ascii="Calibri" w:hAnsi="Calibri" w:cs="Calibri"/>
-          <w:lang w:eastAsia="en-US"/>
-        </w:rPr>
-        <w:t xml:space="preserve"> and consider a one-sided alpha level as is typical with Phase II studies</w:t>
-      </w:r>
-      <w:r>
-        <w:rPr>
-          <w:rFonts w:ascii="Calibri" w:hAnsi="Calibri" w:cs="Calibri"/>
-          <w:lang w:eastAsia="en-US"/>
-        </w:rPr>
-        <w:t xml:space="preserve">.  </w:t>
-      </w:r>
-      <w:r>
-        <w:rPr>
-          <w:rFonts w:ascii="Calibri" w:hAnsi="Calibri" w:cs="Calibri"/>
-          <w:lang w:eastAsia="en-US"/>
-        </w:rPr>
-        <w:t>We consider 3 design approaches, a fully randomised design, a partially synthetic design and a fully synthetic design.</w:t>
-      </w:r>
-      <w:r>
-        <w:rPr>
-          <w:rFonts w:ascii="Calibri" w:hAnsi="Calibri" w:cs="Calibri"/>
-          <w:lang w:eastAsia="en-US"/>
-        </w:rPr>
-        <w:t xml:space="preserve">  Study designs also take account of the staggered rate of study recruitment and for this example we assume 10 contributing sites opening at a rate of 1 per month with recruitment taking place over 18 per month and 12 months allowed for patient follow-up.</w:t>
-      </w:r>
-    </w:p>
-    <w:p>
-      <w:pPr>
-        <w:spacing w:line="360" w:lineRule="auto"/>
-        <w:jc w:val="both"/>
-        <w:rPr>
-          <w:rFonts w:ascii="Calibri" w:hAnsi="Calibri" w:cs="Calibri"/>
-          <w:lang w:eastAsia="en-US"/>
-        </w:rPr>
-      </w:pPr>
-    </w:p>
-    <w:p>
-      <w:pPr>
-        <w:spacing w:line="360" w:lineRule="auto"/>
-        <w:jc w:val="both"/>
-        <w:rPr>
-          <w:rFonts w:ascii="Calibri" w:hAnsi="Calibri" w:cs="Calibri"/>
-          <w:lang w:eastAsia="en-US"/>
-        </w:rPr>
-      </w:pPr>
-      <w:r>
-        <w:rPr>
-          <w:rFonts w:ascii="Calibri" w:hAnsi="Calibri" w:cs="Calibri"/>
-          <w:lang w:eastAsia="en-US"/>
-        </w:rPr>
-        <w:t>For the partially synthetic design we restrict the design to allocation ratios of 1:1, 1:2</w:t>
-      </w:r>
-      <w:r>
-        <w:rPr>
-          <w:rFonts w:ascii="Calibri" w:hAnsi="Calibri" w:cs="Calibri"/>
-          <w:lang w:eastAsia="en-US"/>
-        </w:rPr>
-        <w:t xml:space="preserve"> and</w:t>
-      </w:r>
-      <w:r>
-        <w:rPr>
-          <w:rFonts w:ascii="Calibri" w:hAnsi="Calibri" w:cs="Calibri"/>
-          <w:lang w:eastAsia="en-US"/>
-        </w:rPr>
-        <w:t>1:3.  In each scenario we estimate the number of patients requir</w:t>
-      </w:r>
-      <w:r>
-        <w:rPr>
-          <w:rFonts w:ascii="Calibri" w:hAnsi="Calibri" w:cs="Calibri"/>
-          <w:lang w:eastAsia="en-US"/>
-        </w:rPr>
-        <w:t>e</w:t>
-      </w:r>
-      <w:r>
-        <w:rPr>
-          <w:rFonts w:ascii="Calibri" w:hAnsi="Calibri" w:cs="Calibri"/>
-          <w:lang w:eastAsia="en-US"/>
-        </w:rPr>
-        <w:t>d to obtain 80%and 90% power respectively.</w:t>
-      </w:r>
-    </w:p>
-    <w:p>
-      <w:pPr>
-        <w:spacing w:line="360" w:lineRule="auto"/>
-        <w:jc w:val="both"/>
-        <w:rPr>
-          <w:rFonts w:ascii="Calibri" w:hAnsi="Calibri" w:cs="Calibri"/>
-          <w:lang w:eastAsia="en-US"/>
-        </w:rPr>
-      </w:pPr>
+        <w:t xml:space="preserve">  The number of patients reuired for partially synthetic trials varies depending on the proportion of patients allocated to the control arm.  These results are consistent with what may be expected as study designs which depend more upon external information gain in efficiency.</w:t>
+      </w:r>
     </w:p>
     <w:p>
       <w:pPr>
@@ -4224,2074 +4385,31 @@
     <w:tbl>
       <w:tblPr>
         <w:tblStyle w:val="TableGrid"/>
-        <w:tblW w:w="0" w:type="auto"/>
-        <w:tblLook w:val="04A0" w:firstRow="1" w:lastRow="0" w:firstColumn="1" w:lastColumn="0" w:noHBand="0" w:noVBand="1"/>
-      </w:tblPr>
-      <w:tblGrid>
-        <w:gridCol w:w="749"/>
-        <w:gridCol w:w="755"/>
-        <w:gridCol w:w="750"/>
-        <w:gridCol w:w="751"/>
-        <w:gridCol w:w="751"/>
-        <w:gridCol w:w="751"/>
-        <w:gridCol w:w="751"/>
-        <w:gridCol w:w="751"/>
-        <w:gridCol w:w="752"/>
-        <w:gridCol w:w="752"/>
-        <w:gridCol w:w="752"/>
-        <w:gridCol w:w="751"/>
-      </w:tblGrid>
-      <w:tr>
-        <w:tc>
-          <w:tcPr>
-            <w:tcW w:w="751" w:type="dxa"/>
-          </w:tcPr>
-          <w:p>
-            <w:pPr>
-              <w:spacing w:line="360" w:lineRule="auto"/>
-              <w:jc w:val="both"/>
-              <w:rPr>
-                <w:rFonts w:ascii="Calibri" w:hAnsi="Calibri" w:cs="Calibri"/>
-                <w:lang w:eastAsia="en-US"/>
-              </w:rPr>
-            </w:pPr>
-          </w:p>
-        </w:tc>
-        <w:tc>
-          <w:tcPr>
-            <w:tcW w:w="751" w:type="dxa"/>
-          </w:tcPr>
-          <w:p>
-            <w:pPr>
-              <w:spacing w:line="360" w:lineRule="auto"/>
-              <w:jc w:val="both"/>
-              <w:rPr>
-                <w:rFonts w:ascii="Calibri" w:hAnsi="Calibri" w:cs="Calibri"/>
-                <w:lang w:eastAsia="en-US"/>
-              </w:rPr>
-            </w:pPr>
-            <w:r>
-              <w:rPr>
-                <w:rFonts w:ascii="Calibri" w:hAnsi="Calibri" w:cs="Calibri"/>
-                <w:lang w:eastAsia="en-US"/>
-              </w:rPr>
-              <w:t xml:space="preserve">      </w:t>
-            </w:r>
-          </w:p>
-        </w:tc>
-        <w:tc>
-          <w:tcPr>
-            <w:tcW w:w="751" w:type="dxa"/>
-          </w:tcPr>
-          <w:p>
-            <w:pPr>
-              <w:spacing w:line="360" w:lineRule="auto"/>
-              <w:jc w:val="both"/>
-              <w:rPr>
-                <w:rFonts w:ascii="Calibri" w:hAnsi="Calibri" w:cs="Calibri"/>
-                <w:lang w:eastAsia="en-US"/>
-              </w:rPr>
-            </w:pPr>
-            <w:r>
-              <w:rPr>
-                <w:rFonts w:ascii="Calibri" w:hAnsi="Calibri" w:cs="Calibri"/>
-                <w:lang w:eastAsia="en-US"/>
-              </w:rPr>
-              <w:t xml:space="preserve">          </w:t>
-            </w:r>
-          </w:p>
-        </w:tc>
-        <w:tc>
-          <w:tcPr>
-            <w:tcW w:w="751" w:type="dxa"/>
-          </w:tcPr>
-          <w:p>
-            <w:pPr>
-              <w:spacing w:line="360" w:lineRule="auto"/>
-              <w:jc w:val="both"/>
-              <w:rPr>
-                <w:rFonts w:ascii="Calibri" w:hAnsi="Calibri" w:cs="Calibri"/>
-                <w:lang w:eastAsia="en-US"/>
-              </w:rPr>
-            </w:pPr>
-            <w:r>
-              <w:rPr>
-                <w:rFonts w:ascii="Calibri" w:hAnsi="Calibri" w:cs="Calibri"/>
-                <w:lang w:eastAsia="en-US"/>
-              </w:rPr>
-              <w:t xml:space="preserve">         </w:t>
-            </w:r>
-          </w:p>
-        </w:tc>
-        <w:tc>
-          <w:tcPr>
-            <w:tcW w:w="751" w:type="dxa"/>
-          </w:tcPr>
-          <w:p>
-            <w:pPr>
-              <w:spacing w:line="360" w:lineRule="auto"/>
-              <w:jc w:val="both"/>
-              <w:rPr>
-                <w:rFonts w:ascii="Calibri" w:hAnsi="Calibri" w:cs="Calibri"/>
-                <w:lang w:eastAsia="en-US"/>
-              </w:rPr>
-            </w:pPr>
-            <w:r>
-              <w:rPr>
-                <w:rFonts w:ascii="Calibri" w:hAnsi="Calibri" w:cs="Calibri"/>
-                <w:lang w:eastAsia="en-US"/>
-              </w:rPr>
-              <w:t xml:space="preserve">           </w:t>
-            </w:r>
-          </w:p>
-        </w:tc>
-        <w:tc>
-          <w:tcPr>
-            <w:tcW w:w="751" w:type="dxa"/>
-          </w:tcPr>
-          <w:p>
-            <w:pPr>
-              <w:spacing w:line="360" w:lineRule="auto"/>
-              <w:jc w:val="both"/>
-              <w:rPr>
-                <w:rFonts w:ascii="Calibri" w:hAnsi="Calibri" w:cs="Calibri"/>
-                <w:lang w:eastAsia="en-US"/>
-              </w:rPr>
-            </w:pPr>
-            <w:r>
-              <w:rPr>
-                <w:rFonts w:ascii="Calibri" w:hAnsi="Calibri" w:cs="Calibri"/>
-                <w:lang w:eastAsia="en-US"/>
-              </w:rPr>
-              <w:t xml:space="preserve">          </w:t>
-            </w:r>
-          </w:p>
-        </w:tc>
-        <w:tc>
-          <w:tcPr>
-            <w:tcW w:w="751" w:type="dxa"/>
-          </w:tcPr>
-          <w:p>
-            <w:pPr>
-              <w:spacing w:line="360" w:lineRule="auto"/>
-              <w:jc w:val="both"/>
-              <w:rPr>
-                <w:rFonts w:ascii="Calibri" w:hAnsi="Calibri" w:cs="Calibri"/>
-                <w:lang w:eastAsia="en-US"/>
-              </w:rPr>
-            </w:pPr>
-            <w:r>
-              <w:rPr>
-                <w:rFonts w:ascii="Calibri" w:hAnsi="Calibri" w:cs="Calibri"/>
-                <w:lang w:eastAsia="en-US"/>
-              </w:rPr>
-              <w:t xml:space="preserve">         </w:t>
-            </w:r>
-          </w:p>
-        </w:tc>
-        <w:tc>
-          <w:tcPr>
-            <w:tcW w:w="751" w:type="dxa"/>
-          </w:tcPr>
-          <w:p>
-            <w:pPr>
-              <w:spacing w:line="360" w:lineRule="auto"/>
-              <w:jc w:val="both"/>
-              <w:rPr>
-                <w:rFonts w:ascii="Calibri" w:hAnsi="Calibri" w:cs="Calibri"/>
-                <w:lang w:eastAsia="en-US"/>
-              </w:rPr>
-            </w:pPr>
-            <w:r>
-              <w:rPr>
-                <w:rFonts w:ascii="Calibri" w:hAnsi="Calibri" w:cs="Calibri"/>
-                <w:lang w:eastAsia="en-US"/>
-              </w:rPr>
-              <w:t xml:space="preserve">        </w:t>
-            </w:r>
-          </w:p>
-        </w:tc>
-        <w:tc>
-          <w:tcPr>
-            <w:tcW w:w="752" w:type="dxa"/>
-          </w:tcPr>
-          <w:p>
-            <w:pPr>
-              <w:spacing w:line="360" w:lineRule="auto"/>
-              <w:jc w:val="both"/>
-              <w:rPr>
-                <w:rFonts w:ascii="Calibri" w:hAnsi="Calibri" w:cs="Calibri"/>
-                <w:lang w:eastAsia="en-US"/>
-              </w:rPr>
-            </w:pPr>
-            <w:r>
-              <w:rPr>
-                <w:rFonts w:ascii="Calibri" w:hAnsi="Calibri" w:cs="Calibri"/>
-                <w:lang w:eastAsia="en-US"/>
-              </w:rPr>
-              <w:t xml:space="preserve">          </w:t>
-            </w:r>
-          </w:p>
-        </w:tc>
-        <w:tc>
-          <w:tcPr>
-            <w:tcW w:w="752" w:type="dxa"/>
-          </w:tcPr>
-          <w:p>
-            <w:pPr>
-              <w:spacing w:line="360" w:lineRule="auto"/>
-              <w:jc w:val="both"/>
-              <w:rPr>
-                <w:rFonts w:ascii="Calibri" w:hAnsi="Calibri" w:cs="Calibri"/>
-                <w:lang w:eastAsia="en-US"/>
-              </w:rPr>
-            </w:pPr>
-            <w:r>
-              <w:rPr>
-                <w:rFonts w:ascii="Calibri" w:hAnsi="Calibri" w:cs="Calibri"/>
-                <w:lang w:eastAsia="en-US"/>
-              </w:rPr>
-              <w:t xml:space="preserve">          </w:t>
-            </w:r>
-          </w:p>
-        </w:tc>
-        <w:tc>
-          <w:tcPr>
-            <w:tcW w:w="752" w:type="dxa"/>
-          </w:tcPr>
-          <w:p>
-            <w:pPr>
-              <w:spacing w:line="360" w:lineRule="auto"/>
-              <w:jc w:val="both"/>
-              <w:rPr>
-                <w:rFonts w:ascii="Calibri" w:hAnsi="Calibri" w:cs="Calibri"/>
-                <w:lang w:eastAsia="en-US"/>
-              </w:rPr>
-            </w:pPr>
-            <w:r>
-              <w:rPr>
-                <w:rFonts w:ascii="Calibri" w:hAnsi="Calibri" w:cs="Calibri"/>
-                <w:lang w:eastAsia="en-US"/>
-              </w:rPr>
-              <w:t xml:space="preserve">         </w:t>
-            </w:r>
-          </w:p>
-        </w:tc>
-        <w:tc>
-          <w:tcPr>
-            <w:tcW w:w="752" w:type="dxa"/>
-          </w:tcPr>
-          <w:p>
-            <w:pPr>
-              <w:spacing w:line="360" w:lineRule="auto"/>
-              <w:jc w:val="both"/>
-              <w:rPr>
-                <w:rFonts w:ascii="Calibri" w:hAnsi="Calibri" w:cs="Calibri"/>
-                <w:lang w:eastAsia="en-US"/>
-              </w:rPr>
-            </w:pPr>
-          </w:p>
-        </w:tc>
-      </w:tr>
-      <w:tr>
-        <w:tc>
-          <w:tcPr>
-            <w:tcW w:w="751" w:type="dxa"/>
-          </w:tcPr>
-          <w:p>
-            <w:pPr>
-              <w:spacing w:line="360" w:lineRule="auto"/>
-              <w:jc w:val="both"/>
-              <w:rPr>
-                <w:rFonts w:ascii="Calibri" w:hAnsi="Calibri" w:cs="Calibri"/>
-                <w:lang w:eastAsia="en-US"/>
-              </w:rPr>
-            </w:pPr>
-          </w:p>
-        </w:tc>
-        <w:tc>
-          <w:tcPr>
-            <w:tcW w:w="751" w:type="dxa"/>
-          </w:tcPr>
-          <w:p>
-            <w:pPr>
-              <w:spacing w:line="360" w:lineRule="auto"/>
-              <w:jc w:val="both"/>
-              <w:rPr>
-                <w:rFonts w:ascii="Calibri" w:hAnsi="Calibri" w:cs="Calibri"/>
-                <w:lang w:eastAsia="en-US"/>
-              </w:rPr>
-            </w:pPr>
-            <w:r>
-              <w:rPr>
-                <w:rFonts w:ascii="Calibri" w:hAnsi="Calibri" w:cs="Calibri"/>
-                <w:lang w:eastAsia="en-US"/>
-              </w:rPr>
-              <w:t>:-----</w:t>
-            </w:r>
-          </w:p>
-        </w:tc>
-        <w:tc>
-          <w:tcPr>
-            <w:tcW w:w="751" w:type="dxa"/>
-          </w:tcPr>
-          <w:p>
-            <w:pPr>
-              <w:spacing w:line="360" w:lineRule="auto"/>
-              <w:jc w:val="both"/>
-              <w:rPr>
-                <w:rFonts w:ascii="Calibri" w:hAnsi="Calibri" w:cs="Calibri"/>
-                <w:lang w:eastAsia="en-US"/>
-              </w:rPr>
-            </w:pPr>
-            <w:r>
-              <w:rPr>
-                <w:rFonts w:ascii="Calibri" w:hAnsi="Calibri" w:cs="Calibri"/>
-                <w:lang w:eastAsia="en-US"/>
-              </w:rPr>
-              <w:t>:---------</w:t>
-            </w:r>
-          </w:p>
-        </w:tc>
-        <w:tc>
-          <w:tcPr>
-            <w:tcW w:w="751" w:type="dxa"/>
-          </w:tcPr>
-          <w:p>
-            <w:pPr>
-              <w:spacing w:line="360" w:lineRule="auto"/>
-              <w:jc w:val="both"/>
-              <w:rPr>
-                <w:rFonts w:ascii="Calibri" w:hAnsi="Calibri" w:cs="Calibri"/>
-                <w:lang w:eastAsia="en-US"/>
-              </w:rPr>
-            </w:pPr>
-            <w:r>
-              <w:rPr>
-                <w:rFonts w:ascii="Calibri" w:hAnsi="Calibri" w:cs="Calibri"/>
-                <w:lang w:eastAsia="en-US"/>
-              </w:rPr>
-              <w:t>:--------</w:t>
-            </w:r>
-          </w:p>
-        </w:tc>
-        <w:tc>
-          <w:tcPr>
-            <w:tcW w:w="751" w:type="dxa"/>
-          </w:tcPr>
-          <w:p>
-            <w:pPr>
-              <w:spacing w:line="360" w:lineRule="auto"/>
-              <w:jc w:val="both"/>
-              <w:rPr>
-                <w:rFonts w:ascii="Calibri" w:hAnsi="Calibri" w:cs="Calibri"/>
-                <w:lang w:eastAsia="en-US"/>
-              </w:rPr>
-            </w:pPr>
-            <w:r>
-              <w:rPr>
-                <w:rFonts w:ascii="Calibri" w:hAnsi="Calibri" w:cs="Calibri"/>
-                <w:lang w:eastAsia="en-US"/>
-              </w:rPr>
-              <w:t>:----------</w:t>
-            </w:r>
-          </w:p>
-        </w:tc>
-        <w:tc>
-          <w:tcPr>
-            <w:tcW w:w="751" w:type="dxa"/>
-          </w:tcPr>
-          <w:p>
-            <w:pPr>
-              <w:spacing w:line="360" w:lineRule="auto"/>
-              <w:jc w:val="both"/>
-              <w:rPr>
-                <w:rFonts w:ascii="Calibri" w:hAnsi="Calibri" w:cs="Calibri"/>
-                <w:lang w:eastAsia="en-US"/>
-              </w:rPr>
-            </w:pPr>
-            <w:r>
-              <w:rPr>
-                <w:rFonts w:ascii="Calibri" w:hAnsi="Calibri" w:cs="Calibri"/>
-                <w:lang w:eastAsia="en-US"/>
-              </w:rPr>
-              <w:t>:---------</w:t>
-            </w:r>
-          </w:p>
-        </w:tc>
-        <w:tc>
-          <w:tcPr>
-            <w:tcW w:w="751" w:type="dxa"/>
-          </w:tcPr>
-          <w:p>
-            <w:pPr>
-              <w:spacing w:line="360" w:lineRule="auto"/>
-              <w:jc w:val="both"/>
-              <w:rPr>
-                <w:rFonts w:ascii="Calibri" w:hAnsi="Calibri" w:cs="Calibri"/>
-                <w:lang w:eastAsia="en-US"/>
-              </w:rPr>
-            </w:pPr>
-            <w:r>
-              <w:rPr>
-                <w:rFonts w:ascii="Calibri" w:hAnsi="Calibri" w:cs="Calibri"/>
-                <w:lang w:eastAsia="en-US"/>
-              </w:rPr>
-              <w:t>:--------</w:t>
-            </w:r>
-          </w:p>
-        </w:tc>
-        <w:tc>
-          <w:tcPr>
-            <w:tcW w:w="751" w:type="dxa"/>
-          </w:tcPr>
-          <w:p>
-            <w:pPr>
-              <w:spacing w:line="360" w:lineRule="auto"/>
-              <w:jc w:val="both"/>
-              <w:rPr>
-                <w:rFonts w:ascii="Calibri" w:hAnsi="Calibri" w:cs="Calibri"/>
-                <w:lang w:eastAsia="en-US"/>
-              </w:rPr>
-            </w:pPr>
-            <w:r>
-              <w:rPr>
-                <w:rFonts w:ascii="Calibri" w:hAnsi="Calibri" w:cs="Calibri"/>
-                <w:lang w:eastAsia="en-US"/>
-              </w:rPr>
-              <w:t>:-------</w:t>
-            </w:r>
-          </w:p>
-        </w:tc>
-        <w:tc>
-          <w:tcPr>
-            <w:tcW w:w="752" w:type="dxa"/>
-          </w:tcPr>
-          <w:p>
-            <w:pPr>
-              <w:spacing w:line="360" w:lineRule="auto"/>
-              <w:jc w:val="both"/>
-              <w:rPr>
-                <w:rFonts w:ascii="Calibri" w:hAnsi="Calibri" w:cs="Calibri"/>
-                <w:lang w:eastAsia="en-US"/>
-              </w:rPr>
-            </w:pPr>
-            <w:r>
-              <w:rPr>
-                <w:rFonts w:ascii="Calibri" w:hAnsi="Calibri" w:cs="Calibri"/>
-                <w:lang w:eastAsia="en-US"/>
-              </w:rPr>
-              <w:t>:---------</w:t>
-            </w:r>
-          </w:p>
-        </w:tc>
-        <w:tc>
-          <w:tcPr>
-            <w:tcW w:w="752" w:type="dxa"/>
-          </w:tcPr>
-          <w:p>
-            <w:pPr>
-              <w:spacing w:line="360" w:lineRule="auto"/>
-              <w:jc w:val="both"/>
-              <w:rPr>
-                <w:rFonts w:ascii="Calibri" w:hAnsi="Calibri" w:cs="Calibri"/>
-                <w:lang w:eastAsia="en-US"/>
-              </w:rPr>
-            </w:pPr>
-            <w:r>
-              <w:rPr>
-                <w:rFonts w:ascii="Calibri" w:hAnsi="Calibri" w:cs="Calibri"/>
-                <w:lang w:eastAsia="en-US"/>
-              </w:rPr>
-              <w:t>:---------</w:t>
-            </w:r>
-          </w:p>
-        </w:tc>
-        <w:tc>
-          <w:tcPr>
-            <w:tcW w:w="752" w:type="dxa"/>
-          </w:tcPr>
-          <w:p>
-            <w:pPr>
-              <w:spacing w:line="360" w:lineRule="auto"/>
-              <w:jc w:val="both"/>
-              <w:rPr>
-                <w:rFonts w:ascii="Calibri" w:hAnsi="Calibri" w:cs="Calibri"/>
-                <w:lang w:eastAsia="en-US"/>
-              </w:rPr>
-            </w:pPr>
-            <w:r>
-              <w:rPr>
-                <w:rFonts w:ascii="Calibri" w:hAnsi="Calibri" w:cs="Calibri"/>
-                <w:lang w:eastAsia="en-US"/>
-              </w:rPr>
-              <w:t>:--------</w:t>
-            </w:r>
-          </w:p>
-        </w:tc>
-        <w:tc>
-          <w:tcPr>
-            <w:tcW w:w="752" w:type="dxa"/>
-          </w:tcPr>
-          <w:p>
-            <w:pPr>
-              <w:spacing w:line="360" w:lineRule="auto"/>
-              <w:jc w:val="both"/>
-              <w:rPr>
-                <w:rFonts w:ascii="Calibri" w:hAnsi="Calibri" w:cs="Calibri"/>
-                <w:lang w:eastAsia="en-US"/>
-              </w:rPr>
-            </w:pPr>
-          </w:p>
-        </w:tc>
-      </w:tr>
-      <w:tr>
-        <w:tc>
-          <w:tcPr>
-            <w:tcW w:w="751" w:type="dxa"/>
-          </w:tcPr>
-          <w:p>
-            <w:pPr>
-              <w:spacing w:line="360" w:lineRule="auto"/>
-              <w:jc w:val="both"/>
-              <w:rPr>
-                <w:rFonts w:ascii="Calibri" w:hAnsi="Calibri" w:cs="Calibri"/>
-                <w:lang w:eastAsia="en-US"/>
-              </w:rPr>
-            </w:pPr>
-          </w:p>
-        </w:tc>
-        <w:tc>
-          <w:tcPr>
-            <w:tcW w:w="751" w:type="dxa"/>
-          </w:tcPr>
-          <w:p>
-            <w:pPr>
-              <w:spacing w:line="360" w:lineRule="auto"/>
-              <w:jc w:val="both"/>
-              <w:rPr>
-                <w:rFonts w:ascii="Calibri" w:hAnsi="Calibri" w:cs="Calibri"/>
-                <w:lang w:eastAsia="en-US"/>
-              </w:rPr>
-            </w:pPr>
-            <w:r>
-              <w:rPr>
-                <w:rFonts w:ascii="Calibri" w:hAnsi="Calibri" w:cs="Calibri"/>
-                <w:lang w:eastAsia="en-US"/>
-              </w:rPr>
-              <w:t xml:space="preserve">      </w:t>
-            </w:r>
-          </w:p>
-        </w:tc>
-        <w:tc>
-          <w:tcPr>
-            <w:tcW w:w="751" w:type="dxa"/>
-          </w:tcPr>
-          <w:p>
-            <w:pPr>
-              <w:spacing w:line="360" w:lineRule="auto"/>
-              <w:jc w:val="both"/>
-              <w:rPr>
-                <w:rFonts w:ascii="Calibri" w:hAnsi="Calibri" w:cs="Calibri"/>
-                <w:lang w:eastAsia="en-US"/>
-              </w:rPr>
-            </w:pPr>
-            <w:r>
-              <w:rPr>
-                <w:rFonts w:ascii="Calibri" w:hAnsi="Calibri" w:cs="Calibri"/>
-                <w:lang w:eastAsia="en-US"/>
-              </w:rPr>
-              <w:t xml:space="preserve">0.8       </w:t>
-            </w:r>
-          </w:p>
-        </w:tc>
-        <w:tc>
-          <w:tcPr>
-            <w:tcW w:w="751" w:type="dxa"/>
-          </w:tcPr>
-          <w:p>
-            <w:pPr>
-              <w:spacing w:line="360" w:lineRule="auto"/>
-              <w:jc w:val="both"/>
-              <w:rPr>
-                <w:rFonts w:ascii="Calibri" w:hAnsi="Calibri" w:cs="Calibri"/>
-                <w:lang w:eastAsia="en-US"/>
-              </w:rPr>
-            </w:pPr>
-            <w:r>
-              <w:rPr>
-                <w:rFonts w:ascii="Calibri" w:hAnsi="Calibri" w:cs="Calibri"/>
-                <w:lang w:eastAsia="en-US"/>
-              </w:rPr>
-              <w:t xml:space="preserve">0.8      </w:t>
-            </w:r>
-          </w:p>
-        </w:tc>
-        <w:tc>
-          <w:tcPr>
-            <w:tcW w:w="751" w:type="dxa"/>
-          </w:tcPr>
-          <w:p>
-            <w:pPr>
-              <w:spacing w:line="360" w:lineRule="auto"/>
-              <w:jc w:val="both"/>
-              <w:rPr>
-                <w:rFonts w:ascii="Calibri" w:hAnsi="Calibri" w:cs="Calibri"/>
-                <w:lang w:eastAsia="en-US"/>
-              </w:rPr>
-            </w:pPr>
-            <w:r>
-              <w:rPr>
-                <w:rFonts w:ascii="Calibri" w:hAnsi="Calibri" w:cs="Calibri"/>
-                <w:lang w:eastAsia="en-US"/>
-              </w:rPr>
-              <w:t xml:space="preserve">0.8        </w:t>
-            </w:r>
-          </w:p>
-        </w:tc>
-        <w:tc>
-          <w:tcPr>
-            <w:tcW w:w="751" w:type="dxa"/>
-          </w:tcPr>
-          <w:p>
-            <w:pPr>
-              <w:spacing w:line="360" w:lineRule="auto"/>
-              <w:jc w:val="both"/>
-              <w:rPr>
-                <w:rFonts w:ascii="Calibri" w:hAnsi="Calibri" w:cs="Calibri"/>
-                <w:lang w:eastAsia="en-US"/>
-              </w:rPr>
-            </w:pPr>
-            <w:r>
-              <w:rPr>
-                <w:rFonts w:ascii="Calibri" w:hAnsi="Calibri" w:cs="Calibri"/>
-                <w:lang w:eastAsia="en-US"/>
-              </w:rPr>
-              <w:t xml:space="preserve">0.85      </w:t>
-            </w:r>
-          </w:p>
-        </w:tc>
-        <w:tc>
-          <w:tcPr>
-            <w:tcW w:w="751" w:type="dxa"/>
-          </w:tcPr>
-          <w:p>
-            <w:pPr>
-              <w:spacing w:line="360" w:lineRule="auto"/>
-              <w:jc w:val="both"/>
-              <w:rPr>
-                <w:rFonts w:ascii="Calibri" w:hAnsi="Calibri" w:cs="Calibri"/>
-                <w:lang w:eastAsia="en-US"/>
-              </w:rPr>
-            </w:pPr>
-            <w:r>
-              <w:rPr>
-                <w:rFonts w:ascii="Calibri" w:hAnsi="Calibri" w:cs="Calibri"/>
-                <w:lang w:eastAsia="en-US"/>
-              </w:rPr>
-              <w:t xml:space="preserve">0.85     </w:t>
-            </w:r>
-          </w:p>
-        </w:tc>
-        <w:tc>
-          <w:tcPr>
-            <w:tcW w:w="751" w:type="dxa"/>
-          </w:tcPr>
-          <w:p>
-            <w:pPr>
-              <w:spacing w:line="360" w:lineRule="auto"/>
-              <w:jc w:val="both"/>
-              <w:rPr>
-                <w:rFonts w:ascii="Calibri" w:hAnsi="Calibri" w:cs="Calibri"/>
-                <w:lang w:eastAsia="en-US"/>
-              </w:rPr>
-            </w:pPr>
-            <w:r>
-              <w:rPr>
-                <w:rFonts w:ascii="Calibri" w:hAnsi="Calibri" w:cs="Calibri"/>
-                <w:lang w:eastAsia="en-US"/>
-              </w:rPr>
-              <w:t xml:space="preserve">0.85    </w:t>
-            </w:r>
-          </w:p>
-        </w:tc>
-        <w:tc>
-          <w:tcPr>
-            <w:tcW w:w="752" w:type="dxa"/>
-          </w:tcPr>
-          <w:p>
-            <w:pPr>
-              <w:spacing w:line="360" w:lineRule="auto"/>
-              <w:jc w:val="both"/>
-              <w:rPr>
-                <w:rFonts w:ascii="Calibri" w:hAnsi="Calibri" w:cs="Calibri"/>
-                <w:lang w:eastAsia="en-US"/>
-              </w:rPr>
-            </w:pPr>
-            <w:r>
-              <w:rPr>
-                <w:rFonts w:ascii="Calibri" w:hAnsi="Calibri" w:cs="Calibri"/>
-                <w:lang w:eastAsia="en-US"/>
-              </w:rPr>
-              <w:t xml:space="preserve">0.9       </w:t>
-            </w:r>
-          </w:p>
-        </w:tc>
-        <w:tc>
-          <w:tcPr>
-            <w:tcW w:w="752" w:type="dxa"/>
-          </w:tcPr>
-          <w:p>
-            <w:pPr>
-              <w:spacing w:line="360" w:lineRule="auto"/>
-              <w:jc w:val="both"/>
-              <w:rPr>
-                <w:rFonts w:ascii="Calibri" w:hAnsi="Calibri" w:cs="Calibri"/>
-                <w:lang w:eastAsia="en-US"/>
-              </w:rPr>
-            </w:pPr>
-            <w:r>
-              <w:rPr>
-                <w:rFonts w:ascii="Calibri" w:hAnsi="Calibri" w:cs="Calibri"/>
-                <w:lang w:eastAsia="en-US"/>
-              </w:rPr>
-              <w:t xml:space="preserve">0.9       </w:t>
-            </w:r>
-          </w:p>
-        </w:tc>
-        <w:tc>
-          <w:tcPr>
-            <w:tcW w:w="752" w:type="dxa"/>
-          </w:tcPr>
-          <w:p>
-            <w:pPr>
-              <w:spacing w:line="360" w:lineRule="auto"/>
-              <w:jc w:val="both"/>
-              <w:rPr>
-                <w:rFonts w:ascii="Calibri" w:hAnsi="Calibri" w:cs="Calibri"/>
-                <w:lang w:eastAsia="en-US"/>
-              </w:rPr>
-            </w:pPr>
-            <w:r>
-              <w:rPr>
-                <w:rFonts w:ascii="Calibri" w:hAnsi="Calibri" w:cs="Calibri"/>
-                <w:lang w:eastAsia="en-US"/>
-              </w:rPr>
-              <w:t xml:space="preserve">0.9      </w:t>
-            </w:r>
-          </w:p>
-        </w:tc>
-        <w:tc>
-          <w:tcPr>
-            <w:tcW w:w="752" w:type="dxa"/>
-          </w:tcPr>
-          <w:p>
-            <w:pPr>
-              <w:spacing w:line="360" w:lineRule="auto"/>
-              <w:jc w:val="both"/>
-              <w:rPr>
-                <w:rFonts w:ascii="Calibri" w:hAnsi="Calibri" w:cs="Calibri"/>
-                <w:lang w:eastAsia="en-US"/>
-              </w:rPr>
-            </w:pPr>
-          </w:p>
-        </w:tc>
-      </w:tr>
-      <w:tr>
-        <w:tc>
-          <w:tcPr>
-            <w:tcW w:w="751" w:type="dxa"/>
-          </w:tcPr>
-          <w:p>
-            <w:pPr>
-              <w:spacing w:line="360" w:lineRule="auto"/>
-              <w:jc w:val="both"/>
-              <w:rPr>
-                <w:rFonts w:ascii="Calibri" w:hAnsi="Calibri" w:cs="Calibri"/>
-                <w:lang w:eastAsia="en-US"/>
-              </w:rPr>
-            </w:pPr>
-          </w:p>
-        </w:tc>
-        <w:tc>
-          <w:tcPr>
-            <w:tcW w:w="751" w:type="dxa"/>
-          </w:tcPr>
-          <w:p>
-            <w:pPr>
-              <w:spacing w:line="360" w:lineRule="auto"/>
-              <w:jc w:val="both"/>
-              <w:rPr>
-                <w:rFonts w:ascii="Calibri" w:hAnsi="Calibri" w:cs="Calibri"/>
-                <w:lang w:eastAsia="en-US"/>
-              </w:rPr>
-            </w:pPr>
-            <w:r>
-              <w:rPr>
-                <w:rFonts w:ascii="Calibri" w:hAnsi="Calibri" w:cs="Calibri"/>
-                <w:lang w:eastAsia="en-US"/>
-              </w:rPr>
-              <w:t xml:space="preserve">      </w:t>
-            </w:r>
-          </w:p>
-        </w:tc>
-        <w:tc>
-          <w:tcPr>
-            <w:tcW w:w="751" w:type="dxa"/>
-          </w:tcPr>
-          <w:p>
-            <w:pPr>
-              <w:spacing w:line="360" w:lineRule="auto"/>
-              <w:jc w:val="both"/>
-              <w:rPr>
-                <w:rFonts w:ascii="Calibri" w:hAnsi="Calibri" w:cs="Calibri"/>
-                <w:lang w:eastAsia="en-US"/>
-              </w:rPr>
-            </w:pPr>
-            <w:r>
-              <w:rPr>
-                <w:rFonts w:ascii="Calibri" w:hAnsi="Calibri" w:cs="Calibri"/>
-                <w:lang w:eastAsia="en-US"/>
-              </w:rPr>
-              <w:t xml:space="preserve">0.05      </w:t>
-            </w:r>
-          </w:p>
-        </w:tc>
-        <w:tc>
-          <w:tcPr>
-            <w:tcW w:w="751" w:type="dxa"/>
-          </w:tcPr>
-          <w:p>
-            <w:pPr>
-              <w:spacing w:line="360" w:lineRule="auto"/>
-              <w:jc w:val="both"/>
-              <w:rPr>
-                <w:rFonts w:ascii="Calibri" w:hAnsi="Calibri" w:cs="Calibri"/>
-                <w:lang w:eastAsia="en-US"/>
-              </w:rPr>
-            </w:pPr>
-            <w:r>
-              <w:rPr>
-                <w:rFonts w:ascii="Calibri" w:hAnsi="Calibri" w:cs="Calibri"/>
-                <w:lang w:eastAsia="en-US"/>
-              </w:rPr>
-              <w:t xml:space="preserve">0.1      </w:t>
-            </w:r>
-          </w:p>
-        </w:tc>
-        <w:tc>
-          <w:tcPr>
-            <w:tcW w:w="751" w:type="dxa"/>
-          </w:tcPr>
-          <w:p>
-            <w:pPr>
-              <w:spacing w:line="360" w:lineRule="auto"/>
-              <w:jc w:val="both"/>
-              <w:rPr>
-                <w:rFonts w:ascii="Calibri" w:hAnsi="Calibri" w:cs="Calibri"/>
-                <w:lang w:eastAsia="en-US"/>
-              </w:rPr>
-            </w:pPr>
-            <w:r>
-              <w:rPr>
-                <w:rFonts w:ascii="Calibri" w:hAnsi="Calibri" w:cs="Calibri"/>
-                <w:lang w:eastAsia="en-US"/>
-              </w:rPr>
-              <w:t xml:space="preserve">0.2        </w:t>
-            </w:r>
-          </w:p>
-        </w:tc>
-        <w:tc>
-          <w:tcPr>
-            <w:tcW w:w="751" w:type="dxa"/>
-          </w:tcPr>
-          <w:p>
-            <w:pPr>
-              <w:spacing w:line="360" w:lineRule="auto"/>
-              <w:jc w:val="both"/>
-              <w:rPr>
-                <w:rFonts w:ascii="Calibri" w:hAnsi="Calibri" w:cs="Calibri"/>
-                <w:lang w:eastAsia="en-US"/>
-              </w:rPr>
-            </w:pPr>
-            <w:r>
-              <w:rPr>
-                <w:rFonts w:ascii="Calibri" w:hAnsi="Calibri" w:cs="Calibri"/>
-                <w:lang w:eastAsia="en-US"/>
-              </w:rPr>
-              <w:t xml:space="preserve">0.05      </w:t>
-            </w:r>
-          </w:p>
-        </w:tc>
-        <w:tc>
-          <w:tcPr>
-            <w:tcW w:w="751" w:type="dxa"/>
-          </w:tcPr>
-          <w:p>
-            <w:pPr>
-              <w:spacing w:line="360" w:lineRule="auto"/>
-              <w:jc w:val="both"/>
-              <w:rPr>
-                <w:rFonts w:ascii="Calibri" w:hAnsi="Calibri" w:cs="Calibri"/>
-                <w:lang w:eastAsia="en-US"/>
-              </w:rPr>
-            </w:pPr>
-            <w:r>
-              <w:rPr>
-                <w:rFonts w:ascii="Calibri" w:hAnsi="Calibri" w:cs="Calibri"/>
-                <w:lang w:eastAsia="en-US"/>
-              </w:rPr>
-              <w:t xml:space="preserve">0.1      </w:t>
-            </w:r>
-          </w:p>
-        </w:tc>
-        <w:tc>
-          <w:tcPr>
-            <w:tcW w:w="751" w:type="dxa"/>
-          </w:tcPr>
-          <w:p>
-            <w:pPr>
-              <w:spacing w:line="360" w:lineRule="auto"/>
-              <w:jc w:val="both"/>
-              <w:rPr>
-                <w:rFonts w:ascii="Calibri" w:hAnsi="Calibri" w:cs="Calibri"/>
-                <w:lang w:eastAsia="en-US"/>
-              </w:rPr>
-            </w:pPr>
-            <w:r>
-              <w:rPr>
-                <w:rFonts w:ascii="Calibri" w:hAnsi="Calibri" w:cs="Calibri"/>
-                <w:lang w:eastAsia="en-US"/>
-              </w:rPr>
-              <w:t xml:space="preserve">0.2     </w:t>
-            </w:r>
-          </w:p>
-        </w:tc>
-        <w:tc>
-          <w:tcPr>
-            <w:tcW w:w="752" w:type="dxa"/>
-          </w:tcPr>
-          <w:p>
-            <w:pPr>
-              <w:spacing w:line="360" w:lineRule="auto"/>
-              <w:jc w:val="both"/>
-              <w:rPr>
-                <w:rFonts w:ascii="Calibri" w:hAnsi="Calibri" w:cs="Calibri"/>
-                <w:lang w:eastAsia="en-US"/>
-              </w:rPr>
-            </w:pPr>
-            <w:r>
-              <w:rPr>
-                <w:rFonts w:ascii="Calibri" w:hAnsi="Calibri" w:cs="Calibri"/>
-                <w:lang w:eastAsia="en-US"/>
-              </w:rPr>
-              <w:t xml:space="preserve">0.05      </w:t>
-            </w:r>
-          </w:p>
-        </w:tc>
-        <w:tc>
-          <w:tcPr>
-            <w:tcW w:w="752" w:type="dxa"/>
-          </w:tcPr>
-          <w:p>
-            <w:pPr>
-              <w:spacing w:line="360" w:lineRule="auto"/>
-              <w:jc w:val="both"/>
-              <w:rPr>
-                <w:rFonts w:ascii="Calibri" w:hAnsi="Calibri" w:cs="Calibri"/>
-                <w:lang w:eastAsia="en-US"/>
-              </w:rPr>
-            </w:pPr>
-            <w:r>
-              <w:rPr>
-                <w:rFonts w:ascii="Calibri" w:hAnsi="Calibri" w:cs="Calibri"/>
-                <w:lang w:eastAsia="en-US"/>
-              </w:rPr>
-              <w:t xml:space="preserve">0.1       </w:t>
-            </w:r>
-          </w:p>
-        </w:tc>
-        <w:tc>
-          <w:tcPr>
-            <w:tcW w:w="752" w:type="dxa"/>
-          </w:tcPr>
-          <w:p>
-            <w:pPr>
-              <w:spacing w:line="360" w:lineRule="auto"/>
-              <w:jc w:val="both"/>
-              <w:rPr>
-                <w:rFonts w:ascii="Calibri" w:hAnsi="Calibri" w:cs="Calibri"/>
-                <w:lang w:eastAsia="en-US"/>
-              </w:rPr>
-            </w:pPr>
-            <w:r>
-              <w:rPr>
-                <w:rFonts w:ascii="Calibri" w:hAnsi="Calibri" w:cs="Calibri"/>
-                <w:lang w:eastAsia="en-US"/>
-              </w:rPr>
-              <w:t xml:space="preserve">0.2      </w:t>
-            </w:r>
-          </w:p>
-        </w:tc>
-        <w:tc>
-          <w:tcPr>
-            <w:tcW w:w="752" w:type="dxa"/>
-          </w:tcPr>
-          <w:p>
-            <w:pPr>
-              <w:spacing w:line="360" w:lineRule="auto"/>
-              <w:jc w:val="both"/>
-              <w:rPr>
-                <w:rFonts w:ascii="Calibri" w:hAnsi="Calibri" w:cs="Calibri"/>
-                <w:lang w:eastAsia="en-US"/>
-              </w:rPr>
-            </w:pPr>
-          </w:p>
-        </w:tc>
-      </w:tr>
-      <w:tr>
-        <w:tc>
-          <w:tcPr>
-            <w:tcW w:w="751" w:type="dxa"/>
-          </w:tcPr>
-          <w:p>
-            <w:pPr>
-              <w:spacing w:line="360" w:lineRule="auto"/>
-              <w:jc w:val="both"/>
-              <w:rPr>
-                <w:rFonts w:ascii="Calibri" w:hAnsi="Calibri" w:cs="Calibri"/>
-                <w:lang w:eastAsia="en-US"/>
-              </w:rPr>
-            </w:pPr>
-          </w:p>
-        </w:tc>
-        <w:tc>
-          <w:tcPr>
-            <w:tcW w:w="751" w:type="dxa"/>
-          </w:tcPr>
-          <w:p>
-            <w:pPr>
-              <w:spacing w:line="360" w:lineRule="auto"/>
-              <w:jc w:val="both"/>
-              <w:rPr>
-                <w:rFonts w:ascii="Calibri" w:hAnsi="Calibri" w:cs="Calibri"/>
-                <w:lang w:eastAsia="en-US"/>
-              </w:rPr>
-            </w:pPr>
-            <w:r>
-              <w:rPr>
-                <w:rFonts w:ascii="Calibri" w:hAnsi="Calibri" w:cs="Calibri"/>
-                <w:lang w:eastAsia="en-US"/>
-              </w:rPr>
-              <w:t xml:space="preserve">res_1 </w:t>
-            </w:r>
-          </w:p>
-        </w:tc>
-        <w:tc>
-          <w:tcPr>
-            <w:tcW w:w="751" w:type="dxa"/>
-          </w:tcPr>
-          <w:p>
-            <w:pPr>
-              <w:spacing w:line="360" w:lineRule="auto"/>
-              <w:jc w:val="both"/>
-              <w:rPr>
-                <w:rFonts w:ascii="Calibri" w:hAnsi="Calibri" w:cs="Calibri"/>
-                <w:lang w:eastAsia="en-US"/>
-              </w:rPr>
-            </w:pPr>
-            <w:r>
-              <w:rPr>
-                <w:rFonts w:ascii="Calibri" w:hAnsi="Calibri" w:cs="Calibri"/>
-                <w:lang w:eastAsia="en-US"/>
-              </w:rPr>
-              <w:t xml:space="preserve">63 (39)   </w:t>
-            </w:r>
-          </w:p>
-        </w:tc>
-        <w:tc>
-          <w:tcPr>
-            <w:tcW w:w="751" w:type="dxa"/>
-          </w:tcPr>
-          <w:p>
-            <w:pPr>
-              <w:spacing w:line="360" w:lineRule="auto"/>
-              <w:jc w:val="both"/>
-              <w:rPr>
-                <w:rFonts w:ascii="Calibri" w:hAnsi="Calibri" w:cs="Calibri"/>
-                <w:lang w:eastAsia="en-US"/>
-              </w:rPr>
-            </w:pPr>
-            <w:r>
-              <w:rPr>
-                <w:rFonts w:ascii="Calibri" w:hAnsi="Calibri" w:cs="Calibri"/>
-                <w:lang w:eastAsia="en-US"/>
-              </w:rPr>
-              <w:t xml:space="preserve">43 (26)  </w:t>
-            </w:r>
-          </w:p>
-        </w:tc>
-        <w:tc>
-          <w:tcPr>
-            <w:tcW w:w="751" w:type="dxa"/>
-          </w:tcPr>
-          <w:p>
-            <w:pPr>
-              <w:spacing w:line="360" w:lineRule="auto"/>
-              <w:jc w:val="both"/>
-              <w:rPr>
-                <w:rFonts w:ascii="Calibri" w:hAnsi="Calibri" w:cs="Calibri"/>
-                <w:lang w:eastAsia="en-US"/>
-              </w:rPr>
-            </w:pPr>
-            <w:r>
-              <w:rPr>
-                <w:rFonts w:ascii="Calibri" w:hAnsi="Calibri" w:cs="Calibri"/>
-                <w:lang w:eastAsia="en-US"/>
-              </w:rPr>
-              <w:t xml:space="preserve">-118 (-75) </w:t>
-            </w:r>
-          </w:p>
-        </w:tc>
-        <w:tc>
-          <w:tcPr>
-            <w:tcW w:w="751" w:type="dxa"/>
-          </w:tcPr>
-          <w:p>
-            <w:pPr>
-              <w:spacing w:line="360" w:lineRule="auto"/>
-              <w:jc w:val="both"/>
-              <w:rPr>
-                <w:rFonts w:ascii="Calibri" w:hAnsi="Calibri" w:cs="Calibri"/>
-                <w:lang w:eastAsia="en-US"/>
-              </w:rPr>
-            </w:pPr>
-            <w:r>
-              <w:rPr>
-                <w:rFonts w:ascii="Calibri" w:hAnsi="Calibri" w:cs="Calibri"/>
-                <w:lang w:eastAsia="en-US"/>
-              </w:rPr>
-              <w:t xml:space="preserve">74 (46)   </w:t>
-            </w:r>
-          </w:p>
-        </w:tc>
-        <w:tc>
-          <w:tcPr>
-            <w:tcW w:w="751" w:type="dxa"/>
-          </w:tcPr>
-          <w:p>
-            <w:pPr>
-              <w:spacing w:line="360" w:lineRule="auto"/>
-              <w:jc w:val="both"/>
-              <w:rPr>
-                <w:rFonts w:ascii="Calibri" w:hAnsi="Calibri" w:cs="Calibri"/>
-                <w:lang w:eastAsia="en-US"/>
-              </w:rPr>
-            </w:pPr>
-            <w:r>
-              <w:rPr>
-                <w:rFonts w:ascii="Calibri" w:hAnsi="Calibri" w:cs="Calibri"/>
-                <w:lang w:eastAsia="en-US"/>
-              </w:rPr>
-              <w:t xml:space="preserve">58 (36)  </w:t>
-            </w:r>
-          </w:p>
-        </w:tc>
-        <w:tc>
-          <w:tcPr>
-            <w:tcW w:w="751" w:type="dxa"/>
-          </w:tcPr>
-          <w:p>
-            <w:pPr>
-              <w:spacing w:line="360" w:lineRule="auto"/>
-              <w:jc w:val="both"/>
-              <w:rPr>
-                <w:rFonts w:ascii="Calibri" w:hAnsi="Calibri" w:cs="Calibri"/>
-                <w:lang w:eastAsia="en-US"/>
-              </w:rPr>
-            </w:pPr>
-            <w:r>
-              <w:rPr>
-                <w:rFonts w:ascii="Calibri" w:hAnsi="Calibri" w:cs="Calibri"/>
-                <w:lang w:eastAsia="en-US"/>
-              </w:rPr>
-              <w:t xml:space="preserve">3 (1)   </w:t>
-            </w:r>
-          </w:p>
-        </w:tc>
-        <w:tc>
-          <w:tcPr>
-            <w:tcW w:w="752" w:type="dxa"/>
-          </w:tcPr>
-          <w:p>
-            <w:pPr>
-              <w:spacing w:line="360" w:lineRule="auto"/>
-              <w:jc w:val="both"/>
-              <w:rPr>
-                <w:rFonts w:ascii="Calibri" w:hAnsi="Calibri" w:cs="Calibri"/>
-                <w:lang w:eastAsia="en-US"/>
-              </w:rPr>
-            </w:pPr>
-            <w:r>
-              <w:rPr>
-                <w:rFonts w:ascii="Calibri" w:hAnsi="Calibri" w:cs="Calibri"/>
-                <w:lang w:eastAsia="en-US"/>
-              </w:rPr>
-              <w:t xml:space="preserve">84 (52)   </w:t>
-            </w:r>
-          </w:p>
-        </w:tc>
-        <w:tc>
-          <w:tcPr>
-            <w:tcW w:w="752" w:type="dxa"/>
-          </w:tcPr>
-          <w:p>
-            <w:pPr>
-              <w:spacing w:line="360" w:lineRule="auto"/>
-              <w:jc w:val="both"/>
-              <w:rPr>
-                <w:rFonts w:ascii="Calibri" w:hAnsi="Calibri" w:cs="Calibri"/>
-                <w:lang w:eastAsia="en-US"/>
-              </w:rPr>
-            </w:pPr>
-            <w:r>
-              <w:rPr>
-                <w:rFonts w:ascii="Calibri" w:hAnsi="Calibri" w:cs="Calibri"/>
-                <w:lang w:eastAsia="en-US"/>
-              </w:rPr>
-              <w:t xml:space="preserve">71 (43)   </w:t>
-            </w:r>
-          </w:p>
-        </w:tc>
-        <w:tc>
-          <w:tcPr>
-            <w:tcW w:w="752" w:type="dxa"/>
-          </w:tcPr>
-          <w:p>
-            <w:pPr>
-              <w:spacing w:line="360" w:lineRule="auto"/>
-              <w:jc w:val="both"/>
-              <w:rPr>
-                <w:rFonts w:ascii="Calibri" w:hAnsi="Calibri" w:cs="Calibri"/>
-                <w:lang w:eastAsia="en-US"/>
-              </w:rPr>
-            </w:pPr>
-            <w:r>
-              <w:rPr>
-                <w:rFonts w:ascii="Calibri" w:hAnsi="Calibri" w:cs="Calibri"/>
-                <w:lang w:eastAsia="en-US"/>
-              </w:rPr>
-              <w:t xml:space="preserve">49 (30)  </w:t>
-            </w:r>
-          </w:p>
-        </w:tc>
-        <w:tc>
-          <w:tcPr>
-            <w:tcW w:w="752" w:type="dxa"/>
-          </w:tcPr>
-          <w:p>
-            <w:pPr>
-              <w:spacing w:line="360" w:lineRule="auto"/>
-              <w:jc w:val="both"/>
-              <w:rPr>
-                <w:rFonts w:ascii="Calibri" w:hAnsi="Calibri" w:cs="Calibri"/>
-                <w:lang w:eastAsia="en-US"/>
-              </w:rPr>
-            </w:pPr>
-          </w:p>
-        </w:tc>
-      </w:tr>
-      <w:tr>
-        <w:tc>
-          <w:tcPr>
-            <w:tcW w:w="751" w:type="dxa"/>
-          </w:tcPr>
-          <w:p>
-            <w:pPr>
-              <w:spacing w:line="360" w:lineRule="auto"/>
-              <w:jc w:val="both"/>
-              <w:rPr>
-                <w:rFonts w:ascii="Calibri" w:hAnsi="Calibri" w:cs="Calibri"/>
-                <w:lang w:eastAsia="en-US"/>
-              </w:rPr>
-            </w:pPr>
-          </w:p>
-        </w:tc>
-        <w:tc>
-          <w:tcPr>
-            <w:tcW w:w="751" w:type="dxa"/>
-          </w:tcPr>
-          <w:p>
-            <w:pPr>
-              <w:spacing w:line="360" w:lineRule="auto"/>
-              <w:jc w:val="both"/>
-              <w:rPr>
-                <w:rFonts w:ascii="Calibri" w:hAnsi="Calibri" w:cs="Calibri"/>
-                <w:lang w:eastAsia="en-US"/>
-              </w:rPr>
-            </w:pPr>
-            <w:r>
-              <w:rPr>
-                <w:rFonts w:ascii="Calibri" w:hAnsi="Calibri" w:cs="Calibri"/>
-                <w:lang w:eastAsia="en-US"/>
-              </w:rPr>
-              <w:t xml:space="preserve">res_2 </w:t>
-            </w:r>
-          </w:p>
-        </w:tc>
-        <w:tc>
-          <w:tcPr>
-            <w:tcW w:w="751" w:type="dxa"/>
-          </w:tcPr>
-          <w:p>
-            <w:pPr>
-              <w:spacing w:line="360" w:lineRule="auto"/>
-              <w:jc w:val="both"/>
-              <w:rPr>
-                <w:rFonts w:ascii="Calibri" w:hAnsi="Calibri" w:cs="Calibri"/>
-                <w:lang w:eastAsia="en-US"/>
-              </w:rPr>
-            </w:pPr>
-            <w:r>
-              <w:rPr>
-                <w:rFonts w:ascii="Calibri" w:hAnsi="Calibri" w:cs="Calibri"/>
-                <w:lang w:eastAsia="en-US"/>
-              </w:rPr>
-              <w:t xml:space="preserve">150 (101) </w:t>
-            </w:r>
-          </w:p>
-        </w:tc>
-        <w:tc>
-          <w:tcPr>
-            <w:tcW w:w="751" w:type="dxa"/>
-          </w:tcPr>
-          <w:p>
-            <w:pPr>
-              <w:spacing w:line="360" w:lineRule="auto"/>
-              <w:jc w:val="both"/>
-              <w:rPr>
-                <w:rFonts w:ascii="Calibri" w:hAnsi="Calibri" w:cs="Calibri"/>
-                <w:lang w:eastAsia="en-US"/>
-              </w:rPr>
-            </w:pPr>
-            <w:r>
-              <w:rPr>
-                <w:rFonts w:ascii="Calibri" w:hAnsi="Calibri" w:cs="Calibri"/>
-                <w:lang w:eastAsia="en-US"/>
-              </w:rPr>
-              <w:t xml:space="preserve">127 (86) </w:t>
-            </w:r>
-          </w:p>
-        </w:tc>
-        <w:tc>
-          <w:tcPr>
-            <w:tcW w:w="751" w:type="dxa"/>
-          </w:tcPr>
-          <w:p>
-            <w:pPr>
-              <w:spacing w:line="360" w:lineRule="auto"/>
-              <w:jc w:val="both"/>
-              <w:rPr>
-                <w:rFonts w:ascii="Calibri" w:hAnsi="Calibri" w:cs="Calibri"/>
-                <w:lang w:eastAsia="en-US"/>
-              </w:rPr>
-            </w:pPr>
-            <w:r>
-              <w:rPr>
-                <w:rFonts w:ascii="Calibri" w:hAnsi="Calibri" w:cs="Calibri"/>
-                <w:lang w:eastAsia="en-US"/>
-              </w:rPr>
-              <w:t xml:space="preserve">70 (47)    </w:t>
-            </w:r>
-          </w:p>
-        </w:tc>
-        <w:tc>
-          <w:tcPr>
-            <w:tcW w:w="751" w:type="dxa"/>
-          </w:tcPr>
-          <w:p>
-            <w:pPr>
-              <w:spacing w:line="360" w:lineRule="auto"/>
-              <w:jc w:val="both"/>
-              <w:rPr>
-                <w:rFonts w:ascii="Calibri" w:hAnsi="Calibri" w:cs="Calibri"/>
-                <w:lang w:eastAsia="en-US"/>
-              </w:rPr>
-            </w:pPr>
-            <w:r>
-              <w:rPr>
-                <w:rFonts w:ascii="Calibri" w:hAnsi="Calibri" w:cs="Calibri"/>
-                <w:lang w:eastAsia="en-US"/>
-              </w:rPr>
-              <w:t xml:space="preserve">158 (106) </w:t>
-            </w:r>
-          </w:p>
-        </w:tc>
-        <w:tc>
-          <w:tcPr>
-            <w:tcW w:w="751" w:type="dxa"/>
-          </w:tcPr>
-          <w:p>
-            <w:pPr>
-              <w:spacing w:line="360" w:lineRule="auto"/>
-              <w:jc w:val="both"/>
-              <w:rPr>
-                <w:rFonts w:ascii="Calibri" w:hAnsi="Calibri" w:cs="Calibri"/>
-                <w:lang w:eastAsia="en-US"/>
-              </w:rPr>
-            </w:pPr>
-            <w:r>
-              <w:rPr>
-                <w:rFonts w:ascii="Calibri" w:hAnsi="Calibri" w:cs="Calibri"/>
-                <w:lang w:eastAsia="en-US"/>
-              </w:rPr>
-              <w:t xml:space="preserve">144 (97) </w:t>
-            </w:r>
-          </w:p>
-        </w:tc>
-        <w:tc>
-          <w:tcPr>
-            <w:tcW w:w="751" w:type="dxa"/>
-          </w:tcPr>
-          <w:p>
-            <w:pPr>
-              <w:spacing w:line="360" w:lineRule="auto"/>
-              <w:jc w:val="both"/>
-              <w:rPr>
-                <w:rFonts w:ascii="Calibri" w:hAnsi="Calibri" w:cs="Calibri"/>
-                <w:lang w:eastAsia="en-US"/>
-              </w:rPr>
-            </w:pPr>
-            <w:r>
-              <w:rPr>
-                <w:rFonts w:ascii="Calibri" w:hAnsi="Calibri" w:cs="Calibri"/>
-                <w:lang w:eastAsia="en-US"/>
-              </w:rPr>
-              <w:t xml:space="preserve">96 (65) </w:t>
-            </w:r>
-          </w:p>
-        </w:tc>
-        <w:tc>
-          <w:tcPr>
-            <w:tcW w:w="752" w:type="dxa"/>
-          </w:tcPr>
-          <w:p>
-            <w:pPr>
-              <w:spacing w:line="360" w:lineRule="auto"/>
-              <w:jc w:val="both"/>
-              <w:rPr>
-                <w:rFonts w:ascii="Calibri" w:hAnsi="Calibri" w:cs="Calibri"/>
-                <w:lang w:eastAsia="en-US"/>
-              </w:rPr>
-            </w:pPr>
-            <w:r>
-              <w:rPr>
-                <w:rFonts w:ascii="Calibri" w:hAnsi="Calibri" w:cs="Calibri"/>
-                <w:lang w:eastAsia="en-US"/>
-              </w:rPr>
-              <w:t xml:space="preserve">160 (107) </w:t>
-            </w:r>
-          </w:p>
-        </w:tc>
-        <w:tc>
-          <w:tcPr>
-            <w:tcW w:w="752" w:type="dxa"/>
-          </w:tcPr>
-          <w:p>
-            <w:pPr>
-              <w:spacing w:line="360" w:lineRule="auto"/>
-              <w:jc w:val="both"/>
-              <w:rPr>
-                <w:rFonts w:ascii="Calibri" w:hAnsi="Calibri" w:cs="Calibri"/>
-                <w:lang w:eastAsia="en-US"/>
-              </w:rPr>
-            </w:pPr>
-            <w:r>
-              <w:rPr>
-                <w:rFonts w:ascii="Calibri" w:hAnsi="Calibri" w:cs="Calibri"/>
-                <w:lang w:eastAsia="en-US"/>
-              </w:rPr>
-              <w:t xml:space="preserve">150 (101) </w:t>
-            </w:r>
-          </w:p>
-        </w:tc>
-        <w:tc>
-          <w:tcPr>
-            <w:tcW w:w="752" w:type="dxa"/>
-          </w:tcPr>
-          <w:p>
-            <w:pPr>
-              <w:spacing w:line="360" w:lineRule="auto"/>
-              <w:jc w:val="both"/>
-              <w:rPr>
-                <w:rFonts w:ascii="Calibri" w:hAnsi="Calibri" w:cs="Calibri"/>
-                <w:lang w:eastAsia="en-US"/>
-              </w:rPr>
-            </w:pPr>
-            <w:r>
-              <w:rPr>
-                <w:rFonts w:ascii="Calibri" w:hAnsi="Calibri" w:cs="Calibri"/>
-                <w:lang w:eastAsia="en-US"/>
-              </w:rPr>
-              <w:t xml:space="preserve">128 (87) </w:t>
-            </w:r>
-          </w:p>
-        </w:tc>
-        <w:tc>
-          <w:tcPr>
-            <w:tcW w:w="752" w:type="dxa"/>
-          </w:tcPr>
-          <w:p>
-            <w:pPr>
-              <w:spacing w:line="360" w:lineRule="auto"/>
-              <w:jc w:val="both"/>
-              <w:rPr>
-                <w:rFonts w:ascii="Calibri" w:hAnsi="Calibri" w:cs="Calibri"/>
-                <w:lang w:eastAsia="en-US"/>
-              </w:rPr>
-            </w:pPr>
-          </w:p>
-        </w:tc>
-      </w:tr>
-      <w:tr>
-        <w:tc>
-          <w:tcPr>
-            <w:tcW w:w="751" w:type="dxa"/>
-          </w:tcPr>
-          <w:p>
-            <w:pPr>
-              <w:spacing w:line="360" w:lineRule="auto"/>
-              <w:jc w:val="both"/>
-              <w:rPr>
-                <w:rFonts w:ascii="Calibri" w:hAnsi="Calibri" w:cs="Calibri"/>
-                <w:lang w:eastAsia="en-US"/>
-              </w:rPr>
-            </w:pPr>
-          </w:p>
-        </w:tc>
-        <w:tc>
-          <w:tcPr>
-            <w:tcW w:w="751" w:type="dxa"/>
-          </w:tcPr>
-          <w:p>
-            <w:pPr>
-              <w:spacing w:line="360" w:lineRule="auto"/>
-              <w:jc w:val="both"/>
-              <w:rPr>
-                <w:rFonts w:ascii="Calibri" w:hAnsi="Calibri" w:cs="Calibri"/>
-                <w:lang w:eastAsia="en-US"/>
-              </w:rPr>
-            </w:pPr>
-            <w:r>
-              <w:rPr>
-                <w:rFonts w:ascii="Calibri" w:hAnsi="Calibri" w:cs="Calibri"/>
-                <w:lang w:eastAsia="en-US"/>
-              </w:rPr>
-              <w:t xml:space="preserve">res_3 </w:t>
-            </w:r>
-          </w:p>
-        </w:tc>
-        <w:tc>
-          <w:tcPr>
-            <w:tcW w:w="751" w:type="dxa"/>
-          </w:tcPr>
-          <w:p>
-            <w:pPr>
-              <w:spacing w:line="360" w:lineRule="auto"/>
-              <w:jc w:val="both"/>
-              <w:rPr>
-                <w:rFonts w:ascii="Calibri" w:hAnsi="Calibri" w:cs="Calibri"/>
-                <w:lang w:eastAsia="en-US"/>
-              </w:rPr>
-            </w:pPr>
-            <w:r>
-              <w:rPr>
-                <w:rFonts w:ascii="Calibri" w:hAnsi="Calibri" w:cs="Calibri"/>
-                <w:lang w:eastAsia="en-US"/>
-              </w:rPr>
-              <w:t xml:space="preserve">129 (85)  </w:t>
-            </w:r>
-          </w:p>
-        </w:tc>
-        <w:tc>
-          <w:tcPr>
-            <w:tcW w:w="751" w:type="dxa"/>
-          </w:tcPr>
-          <w:p>
-            <w:pPr>
-              <w:spacing w:line="360" w:lineRule="auto"/>
-              <w:jc w:val="both"/>
-              <w:rPr>
-                <w:rFonts w:ascii="Calibri" w:hAnsi="Calibri" w:cs="Calibri"/>
-                <w:lang w:eastAsia="en-US"/>
-              </w:rPr>
-            </w:pPr>
-            <w:r>
-              <w:rPr>
-                <w:rFonts w:ascii="Calibri" w:hAnsi="Calibri" w:cs="Calibri"/>
-                <w:lang w:eastAsia="en-US"/>
-              </w:rPr>
-              <w:t xml:space="preserve">90 (59)  </w:t>
-            </w:r>
-          </w:p>
-        </w:tc>
-        <w:tc>
-          <w:tcPr>
-            <w:tcW w:w="751" w:type="dxa"/>
-          </w:tcPr>
-          <w:p>
-            <w:pPr>
-              <w:spacing w:line="360" w:lineRule="auto"/>
-              <w:jc w:val="both"/>
-              <w:rPr>
-                <w:rFonts w:ascii="Calibri" w:hAnsi="Calibri" w:cs="Calibri"/>
-                <w:lang w:eastAsia="en-US"/>
-              </w:rPr>
-            </w:pPr>
-            <w:r>
-              <w:rPr>
-                <w:rFonts w:ascii="Calibri" w:hAnsi="Calibri" w:cs="Calibri"/>
-                <w:lang w:eastAsia="en-US"/>
-              </w:rPr>
-              <w:t xml:space="preserve">67 (44)    </w:t>
-            </w:r>
-          </w:p>
-        </w:tc>
-        <w:tc>
-          <w:tcPr>
-            <w:tcW w:w="751" w:type="dxa"/>
-          </w:tcPr>
-          <w:p>
-            <w:pPr>
-              <w:spacing w:line="360" w:lineRule="auto"/>
-              <w:jc w:val="both"/>
-              <w:rPr>
-                <w:rFonts w:ascii="Calibri" w:hAnsi="Calibri" w:cs="Calibri"/>
-                <w:lang w:eastAsia="en-US"/>
-              </w:rPr>
-            </w:pPr>
-            <w:r>
-              <w:rPr>
-                <w:rFonts w:ascii="Calibri" w:hAnsi="Calibri" w:cs="Calibri"/>
-                <w:lang w:eastAsia="en-US"/>
-              </w:rPr>
-              <w:t xml:space="preserve">143 (94)  </w:t>
-            </w:r>
-          </w:p>
-        </w:tc>
-        <w:tc>
-          <w:tcPr>
-            <w:tcW w:w="751" w:type="dxa"/>
-          </w:tcPr>
-          <w:p>
-            <w:pPr>
-              <w:spacing w:line="360" w:lineRule="auto"/>
-              <w:jc w:val="both"/>
-              <w:rPr>
-                <w:rFonts w:ascii="Calibri" w:hAnsi="Calibri" w:cs="Calibri"/>
-                <w:lang w:eastAsia="en-US"/>
-              </w:rPr>
-            </w:pPr>
-            <w:r>
-              <w:rPr>
-                <w:rFonts w:ascii="Calibri" w:hAnsi="Calibri" w:cs="Calibri"/>
-                <w:lang w:eastAsia="en-US"/>
-              </w:rPr>
-              <w:t xml:space="preserve">110 (72) </w:t>
-            </w:r>
-          </w:p>
-        </w:tc>
-        <w:tc>
-          <w:tcPr>
-            <w:tcW w:w="751" w:type="dxa"/>
-          </w:tcPr>
-          <w:p>
-            <w:pPr>
-              <w:spacing w:line="360" w:lineRule="auto"/>
-              <w:jc w:val="both"/>
-              <w:rPr>
-                <w:rFonts w:ascii="Calibri" w:hAnsi="Calibri" w:cs="Calibri"/>
-                <w:lang w:eastAsia="en-US"/>
-              </w:rPr>
-            </w:pPr>
-            <w:r>
-              <w:rPr>
-                <w:rFonts w:ascii="Calibri" w:hAnsi="Calibri" w:cs="Calibri"/>
-                <w:lang w:eastAsia="en-US"/>
-              </w:rPr>
-              <w:t xml:space="preserve">64 (42) </w:t>
-            </w:r>
-          </w:p>
-        </w:tc>
-        <w:tc>
-          <w:tcPr>
-            <w:tcW w:w="752" w:type="dxa"/>
-          </w:tcPr>
-          <w:p>
-            <w:pPr>
-              <w:spacing w:line="360" w:lineRule="auto"/>
-              <w:jc w:val="both"/>
-              <w:rPr>
-                <w:rFonts w:ascii="Calibri" w:hAnsi="Calibri" w:cs="Calibri"/>
-                <w:lang w:eastAsia="en-US"/>
-              </w:rPr>
-            </w:pPr>
-            <w:r>
-              <w:rPr>
-                <w:rFonts w:ascii="Calibri" w:hAnsi="Calibri" w:cs="Calibri"/>
-                <w:lang w:eastAsia="en-US"/>
-              </w:rPr>
-              <w:t xml:space="preserve">152 (99)  </w:t>
-            </w:r>
-          </w:p>
-        </w:tc>
-        <w:tc>
-          <w:tcPr>
-            <w:tcW w:w="752" w:type="dxa"/>
-          </w:tcPr>
-          <w:p>
-            <w:pPr>
-              <w:spacing w:line="360" w:lineRule="auto"/>
-              <w:jc w:val="both"/>
-              <w:rPr>
-                <w:rFonts w:ascii="Calibri" w:hAnsi="Calibri" w:cs="Calibri"/>
-                <w:lang w:eastAsia="en-US"/>
-              </w:rPr>
-            </w:pPr>
-            <w:r>
-              <w:rPr>
-                <w:rFonts w:ascii="Calibri" w:hAnsi="Calibri" w:cs="Calibri"/>
-                <w:lang w:eastAsia="en-US"/>
-              </w:rPr>
-              <w:t xml:space="preserve">133 (87)  </w:t>
-            </w:r>
-          </w:p>
-        </w:tc>
-        <w:tc>
-          <w:tcPr>
-            <w:tcW w:w="752" w:type="dxa"/>
-          </w:tcPr>
-          <w:p>
-            <w:pPr>
-              <w:spacing w:line="360" w:lineRule="auto"/>
-              <w:jc w:val="both"/>
-              <w:rPr>
-                <w:rFonts w:ascii="Calibri" w:hAnsi="Calibri" w:cs="Calibri"/>
-                <w:lang w:eastAsia="en-US"/>
-              </w:rPr>
-            </w:pPr>
-            <w:r>
-              <w:rPr>
-                <w:rFonts w:ascii="Calibri" w:hAnsi="Calibri" w:cs="Calibri"/>
-                <w:lang w:eastAsia="en-US"/>
-              </w:rPr>
-              <w:t xml:space="preserve">98 (64)  </w:t>
-            </w:r>
-          </w:p>
-        </w:tc>
-        <w:tc>
-          <w:tcPr>
-            <w:tcW w:w="752" w:type="dxa"/>
-          </w:tcPr>
-          <w:p>
-            <w:pPr>
-              <w:spacing w:line="360" w:lineRule="auto"/>
-              <w:jc w:val="both"/>
-              <w:rPr>
-                <w:rFonts w:ascii="Calibri" w:hAnsi="Calibri" w:cs="Calibri"/>
-                <w:lang w:eastAsia="en-US"/>
-              </w:rPr>
-            </w:pPr>
-          </w:p>
-        </w:tc>
-      </w:tr>
-      <w:tr>
-        <w:tc>
-          <w:tcPr>
-            <w:tcW w:w="751" w:type="dxa"/>
-          </w:tcPr>
-          <w:p>
-            <w:pPr>
-              <w:spacing w:line="360" w:lineRule="auto"/>
-              <w:jc w:val="both"/>
-              <w:rPr>
-                <w:rFonts w:ascii="Calibri" w:hAnsi="Calibri" w:cs="Calibri"/>
-                <w:lang w:eastAsia="en-US"/>
-              </w:rPr>
-            </w:pPr>
-          </w:p>
-        </w:tc>
-        <w:tc>
-          <w:tcPr>
-            <w:tcW w:w="751" w:type="dxa"/>
-          </w:tcPr>
-          <w:p>
-            <w:pPr>
-              <w:spacing w:line="360" w:lineRule="auto"/>
-              <w:jc w:val="both"/>
-              <w:rPr>
-                <w:rFonts w:ascii="Calibri" w:hAnsi="Calibri" w:cs="Calibri"/>
-                <w:lang w:eastAsia="en-US"/>
-              </w:rPr>
-            </w:pPr>
-            <w:r>
-              <w:rPr>
-                <w:rFonts w:ascii="Calibri" w:hAnsi="Calibri" w:cs="Calibri"/>
-                <w:lang w:eastAsia="en-US"/>
-              </w:rPr>
-              <w:t xml:space="preserve">res_4 </w:t>
-            </w:r>
-          </w:p>
-        </w:tc>
-        <w:tc>
-          <w:tcPr>
-            <w:tcW w:w="751" w:type="dxa"/>
-          </w:tcPr>
-          <w:p>
-            <w:pPr>
-              <w:spacing w:line="360" w:lineRule="auto"/>
-              <w:jc w:val="both"/>
-              <w:rPr>
-                <w:rFonts w:ascii="Calibri" w:hAnsi="Calibri" w:cs="Calibri"/>
-                <w:lang w:eastAsia="en-US"/>
-              </w:rPr>
-            </w:pPr>
-            <w:r>
-              <w:rPr>
-                <w:rFonts w:ascii="Calibri" w:hAnsi="Calibri" w:cs="Calibri"/>
-                <w:lang w:eastAsia="en-US"/>
-              </w:rPr>
-              <w:t xml:space="preserve">100 (65)  </w:t>
-            </w:r>
-          </w:p>
-        </w:tc>
-        <w:tc>
-          <w:tcPr>
-            <w:tcW w:w="751" w:type="dxa"/>
-          </w:tcPr>
-          <w:p>
-            <w:pPr>
-              <w:spacing w:line="360" w:lineRule="auto"/>
-              <w:jc w:val="both"/>
-              <w:rPr>
-                <w:rFonts w:ascii="Calibri" w:hAnsi="Calibri" w:cs="Calibri"/>
-                <w:lang w:eastAsia="en-US"/>
-              </w:rPr>
-            </w:pPr>
-            <w:r>
-              <w:rPr>
-                <w:rFonts w:ascii="Calibri" w:hAnsi="Calibri" w:cs="Calibri"/>
-                <w:lang w:eastAsia="en-US"/>
-              </w:rPr>
-              <w:t xml:space="preserve">75 (48)  </w:t>
-            </w:r>
-          </w:p>
-        </w:tc>
-        <w:tc>
-          <w:tcPr>
-            <w:tcW w:w="751" w:type="dxa"/>
-          </w:tcPr>
-          <w:p>
-            <w:pPr>
-              <w:spacing w:line="360" w:lineRule="auto"/>
-              <w:jc w:val="both"/>
-              <w:rPr>
-                <w:rFonts w:ascii="Calibri" w:hAnsi="Calibri" w:cs="Calibri"/>
-                <w:lang w:eastAsia="en-US"/>
-              </w:rPr>
-            </w:pPr>
-            <w:r>
-              <w:rPr>
-                <w:rFonts w:ascii="Calibri" w:hAnsi="Calibri" w:cs="Calibri"/>
-                <w:lang w:eastAsia="en-US"/>
-              </w:rPr>
-              <w:t xml:space="preserve">26 (16)    </w:t>
-            </w:r>
-          </w:p>
-        </w:tc>
-        <w:tc>
-          <w:tcPr>
-            <w:tcW w:w="751" w:type="dxa"/>
-          </w:tcPr>
-          <w:p>
-            <w:pPr>
-              <w:spacing w:line="360" w:lineRule="auto"/>
-              <w:jc w:val="both"/>
-              <w:rPr>
-                <w:rFonts w:ascii="Calibri" w:hAnsi="Calibri" w:cs="Calibri"/>
-                <w:lang w:eastAsia="en-US"/>
-              </w:rPr>
-            </w:pPr>
-            <w:r>
-              <w:rPr>
-                <w:rFonts w:ascii="Calibri" w:hAnsi="Calibri" w:cs="Calibri"/>
-                <w:lang w:eastAsia="en-US"/>
-              </w:rPr>
-              <w:t xml:space="preserve">119 (77)  </w:t>
-            </w:r>
-          </w:p>
-        </w:tc>
-        <w:tc>
-          <w:tcPr>
-            <w:tcW w:w="751" w:type="dxa"/>
-          </w:tcPr>
-          <w:p>
-            <w:pPr>
-              <w:spacing w:line="360" w:lineRule="auto"/>
-              <w:jc w:val="both"/>
-              <w:rPr>
-                <w:rFonts w:ascii="Calibri" w:hAnsi="Calibri" w:cs="Calibri"/>
-                <w:lang w:eastAsia="en-US"/>
-              </w:rPr>
-            </w:pPr>
-            <w:r>
-              <w:rPr>
-                <w:rFonts w:ascii="Calibri" w:hAnsi="Calibri" w:cs="Calibri"/>
-                <w:lang w:eastAsia="en-US"/>
-              </w:rPr>
-              <w:t xml:space="preserve">135 (87) </w:t>
-            </w:r>
-          </w:p>
-        </w:tc>
-        <w:tc>
-          <w:tcPr>
-            <w:tcW w:w="751" w:type="dxa"/>
-          </w:tcPr>
-          <w:p>
-            <w:pPr>
-              <w:spacing w:line="360" w:lineRule="auto"/>
-              <w:jc w:val="both"/>
-              <w:rPr>
-                <w:rFonts w:ascii="Calibri" w:hAnsi="Calibri" w:cs="Calibri"/>
-                <w:lang w:eastAsia="en-US"/>
-              </w:rPr>
-            </w:pPr>
-            <w:r>
-              <w:rPr>
-                <w:rFonts w:ascii="Calibri" w:hAnsi="Calibri" w:cs="Calibri"/>
-                <w:lang w:eastAsia="en-US"/>
-              </w:rPr>
-              <w:t xml:space="preserve">72 (46) </w:t>
-            </w:r>
-          </w:p>
-        </w:tc>
-        <w:tc>
-          <w:tcPr>
-            <w:tcW w:w="752" w:type="dxa"/>
-          </w:tcPr>
-          <w:p>
-            <w:pPr>
-              <w:spacing w:line="360" w:lineRule="auto"/>
-              <w:jc w:val="both"/>
-              <w:rPr>
-                <w:rFonts w:ascii="Calibri" w:hAnsi="Calibri" w:cs="Calibri"/>
-                <w:lang w:eastAsia="en-US"/>
-              </w:rPr>
-            </w:pPr>
-            <w:r>
-              <w:rPr>
-                <w:rFonts w:ascii="Calibri" w:hAnsi="Calibri" w:cs="Calibri"/>
-                <w:lang w:eastAsia="en-US"/>
-              </w:rPr>
-              <w:t xml:space="preserve">147 (94)  </w:t>
-            </w:r>
-          </w:p>
-        </w:tc>
-        <w:tc>
-          <w:tcPr>
-            <w:tcW w:w="752" w:type="dxa"/>
-          </w:tcPr>
-          <w:p>
-            <w:pPr>
-              <w:spacing w:line="360" w:lineRule="auto"/>
-              <w:jc w:val="both"/>
-              <w:rPr>
-                <w:rFonts w:ascii="Calibri" w:hAnsi="Calibri" w:cs="Calibri"/>
-                <w:lang w:eastAsia="en-US"/>
-              </w:rPr>
-            </w:pPr>
-            <w:r>
-              <w:rPr>
-                <w:rFonts w:ascii="Calibri" w:hAnsi="Calibri" w:cs="Calibri"/>
-                <w:lang w:eastAsia="en-US"/>
-              </w:rPr>
-              <w:t xml:space="preserve">90 (58)   </w:t>
-            </w:r>
-          </w:p>
-        </w:tc>
-        <w:tc>
-          <w:tcPr>
-            <w:tcW w:w="752" w:type="dxa"/>
-          </w:tcPr>
-          <w:p>
-            <w:pPr>
-              <w:spacing w:line="360" w:lineRule="auto"/>
-              <w:jc w:val="both"/>
-              <w:rPr>
-                <w:rFonts w:ascii="Calibri" w:hAnsi="Calibri" w:cs="Calibri"/>
-                <w:lang w:eastAsia="en-US"/>
-              </w:rPr>
-            </w:pPr>
-            <w:r>
-              <w:rPr>
-                <w:rFonts w:ascii="Calibri" w:hAnsi="Calibri" w:cs="Calibri"/>
-                <w:lang w:eastAsia="en-US"/>
-              </w:rPr>
-              <w:t xml:space="preserve">70 (45)  </w:t>
-            </w:r>
-          </w:p>
-        </w:tc>
-        <w:tc>
-          <w:tcPr>
-            <w:tcW w:w="752" w:type="dxa"/>
-          </w:tcPr>
-          <w:p>
-            <w:pPr>
-              <w:spacing w:line="360" w:lineRule="auto"/>
-              <w:jc w:val="both"/>
-              <w:rPr>
-                <w:rFonts w:ascii="Calibri" w:hAnsi="Calibri" w:cs="Calibri"/>
-                <w:lang w:eastAsia="en-US"/>
-              </w:rPr>
-            </w:pPr>
-          </w:p>
-        </w:tc>
-      </w:tr>
-    </w:tbl>
-    <w:p>
-      <w:pPr>
-        <w:spacing w:line="360" w:lineRule="auto"/>
-        <w:jc w:val="both"/>
-        <w:rPr>
-          <w:rFonts w:ascii="Calibri" w:hAnsi="Calibri" w:cs="Calibri"/>
-          <w:lang w:eastAsia="en-US"/>
-        </w:rPr>
-      </w:pPr>
-    </w:p>
-    <w:tbl>
-      <w:tblPr>
-        <w:tblStyle w:val="TableGrid"/>
-        <w:tblW w:w="5343" w:type="pct"/>
+        <w:tblW w:w="5421" w:type="pct"/>
+        <w:jc w:val="center"/>
         <w:tblLayout w:type="fixed"/>
         <w:tblLook w:val="04A0" w:firstRow="1" w:lastRow="0" w:firstColumn="1" w:lastColumn="0" w:noHBand="0" w:noVBand="1"/>
       </w:tblPr>
       <w:tblGrid>
-        <w:gridCol w:w="1124"/>
-        <w:gridCol w:w="596"/>
+        <w:gridCol w:w="1133"/>
+        <w:gridCol w:w="598"/>
         <w:gridCol w:w="884"/>
         <w:gridCol w:w="884"/>
-        <w:gridCol w:w="894"/>
-        <w:gridCol w:w="1012"/>
-        <w:gridCol w:w="817"/>
-        <w:gridCol w:w="836"/>
-        <w:gridCol w:w="1040"/>
+        <w:gridCol w:w="893"/>
+        <w:gridCol w:w="1013"/>
+        <w:gridCol w:w="974"/>
+        <w:gridCol w:w="850"/>
+        <w:gridCol w:w="891"/>
         <w:gridCol w:w="848"/>
-        <w:gridCol w:w="699"/>
+        <w:gridCol w:w="807"/>
       </w:tblGrid>
       <w:tr>
+        <w:trPr>
+          <w:jc w:val="center"/>
+        </w:trPr>
         <w:tc>
           <w:tcPr>
-            <w:tcW w:w="892" w:type="pct"/>
+            <w:tcW w:w="885" w:type="pct"/>
             <w:gridSpan w:val="2"/>
             <w:vMerge w:val="restart"/>
           </w:tcPr>
@@ -6301,12 +4419,16 @@
               <w:jc w:val="both"/>
               <w:rPr>
                 <w:rFonts w:ascii="Calibri" w:hAnsi="Calibri" w:cs="Calibri"/>
+                <w:sz w:val="16"/>
+                <w:szCs w:val="16"/>
                 <w:lang w:eastAsia="en-US"/>
               </w:rPr>
             </w:pPr>
             <w:r>
               <w:rPr>
                 <w:rFonts w:ascii="Calibri" w:hAnsi="Calibri" w:cs="Calibri"/>
+                <w:sz w:val="16"/>
+                <w:szCs w:val="16"/>
                 <w:lang w:eastAsia="en-US"/>
               </w:rPr>
               <w:t>Design</w:t>
@@ -6315,7 +4437,7 @@
         </w:tc>
         <w:tc>
           <w:tcPr>
-            <w:tcW w:w="1382" w:type="pct"/>
+            <w:tcW w:w="1361" w:type="pct"/>
             <w:gridSpan w:val="3"/>
           </w:tcPr>
           <w:p>
@@ -6324,12 +4446,16 @@
               <w:jc w:val="both"/>
               <w:rPr>
                 <w:rFonts w:ascii="Calibri" w:hAnsi="Calibri" w:cs="Calibri"/>
+                <w:sz w:val="16"/>
+                <w:szCs w:val="16"/>
                 <w:lang w:eastAsia="en-US"/>
               </w:rPr>
             </w:pPr>
             <w:r>
               <w:rPr>
                 <w:rFonts w:ascii="Calibri" w:hAnsi="Calibri" w:cs="Calibri"/>
+                <w:sz w:val="16"/>
+                <w:szCs w:val="16"/>
                 <w:lang w:eastAsia="en-US"/>
               </w:rPr>
               <w:t>Power = 80%</w:t>
@@ -6338,7 +4464,7 @@
         </w:tc>
         <w:tc>
           <w:tcPr>
-            <w:tcW w:w="1383" w:type="pct"/>
+            <w:tcW w:w="1450" w:type="pct"/>
             <w:gridSpan w:val="3"/>
           </w:tcPr>
           <w:p>
@@ -6347,12 +4473,16 @@
               <w:jc w:val="both"/>
               <w:rPr>
                 <w:rFonts w:ascii="Calibri" w:hAnsi="Calibri" w:cs="Calibri"/>
+                <w:sz w:val="16"/>
+                <w:szCs w:val="16"/>
                 <w:lang w:eastAsia="en-US"/>
               </w:rPr>
             </w:pPr>
             <w:r>
               <w:rPr>
                 <w:rFonts w:ascii="Calibri" w:hAnsi="Calibri" w:cs="Calibri"/>
+                <w:sz w:val="16"/>
+                <w:szCs w:val="16"/>
                 <w:lang w:eastAsia="en-US"/>
               </w:rPr>
               <w:t>Power = 85%</w:t>
@@ -6361,7 +4491,7 @@
         </w:tc>
         <w:tc>
           <w:tcPr>
-            <w:tcW w:w="1344" w:type="pct"/>
+            <w:tcW w:w="1304" w:type="pct"/>
             <w:gridSpan w:val="3"/>
           </w:tcPr>
           <w:p>
@@ -6370,12 +4500,16 @@
               <w:jc w:val="both"/>
               <w:rPr>
                 <w:rFonts w:ascii="Calibri" w:hAnsi="Calibri" w:cs="Calibri"/>
+                <w:sz w:val="16"/>
+                <w:szCs w:val="16"/>
                 <w:lang w:eastAsia="en-US"/>
               </w:rPr>
             </w:pPr>
             <w:r>
               <w:rPr>
                 <w:rFonts w:ascii="Calibri" w:hAnsi="Calibri" w:cs="Calibri"/>
+                <w:sz w:val="16"/>
+                <w:szCs w:val="16"/>
                 <w:lang w:eastAsia="en-US"/>
               </w:rPr>
               <w:t>Power = 90%</w:t>
@@ -6384,9 +4518,12 @@
         </w:tc>
       </w:tr>
       <w:tr>
+        <w:trPr>
+          <w:jc w:val="center"/>
+        </w:trPr>
         <w:tc>
           <w:tcPr>
-            <w:tcW w:w="892" w:type="pct"/>
+            <w:tcW w:w="885" w:type="pct"/>
             <w:gridSpan w:val="2"/>
             <w:vMerge/>
           </w:tcPr>
@@ -6396,6 +4533,8 @@
               <w:jc w:val="both"/>
               <w:rPr>
                 <w:rFonts w:ascii="Calibri" w:hAnsi="Calibri" w:cs="Calibri"/>
+                <w:sz w:val="16"/>
+                <w:szCs w:val="16"/>
                 <w:lang w:eastAsia="en-US"/>
               </w:rPr>
             </w:pPr>
@@ -6403,7 +4542,7 @@
         </w:tc>
         <w:tc>
           <w:tcPr>
-            <w:tcW w:w="459" w:type="pct"/>
+            <w:tcW w:w="452" w:type="pct"/>
           </w:tcPr>
           <w:p>
             <w:pPr>
@@ -6411,12 +4550,16 @@
               <w:jc w:val="both"/>
               <w:rPr>
                 <w:rFonts w:ascii="Calibri" w:hAnsi="Calibri" w:cs="Calibri"/>
+                <w:sz w:val="16"/>
+                <w:szCs w:val="16"/>
                 <w:lang w:eastAsia="en-US"/>
               </w:rPr>
             </w:pPr>
             <w:r>
               <w:rPr>
                 <w:rFonts w:ascii="Calibri" w:hAnsi="Calibri" w:cs="Calibri"/>
+                <w:sz w:val="16"/>
+                <w:szCs w:val="16"/>
                 <w:lang w:eastAsia="en-US"/>
               </w:rPr>
               <w:t>0.05</w:t>
@@ -6425,7 +4568,7 @@
         </w:tc>
         <w:tc>
           <w:tcPr>
-            <w:tcW w:w="459" w:type="pct"/>
+            <w:tcW w:w="452" w:type="pct"/>
           </w:tcPr>
           <w:p>
             <w:pPr>
@@ -6433,12 +4576,16 @@
               <w:jc w:val="both"/>
               <w:rPr>
                 <w:rFonts w:ascii="Calibri" w:hAnsi="Calibri" w:cs="Calibri"/>
+                <w:sz w:val="16"/>
+                <w:szCs w:val="16"/>
                 <w:lang w:eastAsia="en-US"/>
               </w:rPr>
             </w:pPr>
             <w:r>
               <w:rPr>
                 <w:rFonts w:ascii="Calibri" w:hAnsi="Calibri" w:cs="Calibri"/>
+                <w:sz w:val="16"/>
+                <w:szCs w:val="16"/>
                 <w:lang w:eastAsia="en-US"/>
               </w:rPr>
               <w:t>0.1</w:t>
@@ -6447,7 +4594,7 @@
         </w:tc>
         <w:tc>
           <w:tcPr>
-            <w:tcW w:w="464" w:type="pct"/>
+            <w:tcW w:w="457" w:type="pct"/>
           </w:tcPr>
           <w:p>
             <w:pPr>
@@ -6455,12 +4602,16 @@
               <w:jc w:val="both"/>
               <w:rPr>
                 <w:rFonts w:ascii="Calibri" w:hAnsi="Calibri" w:cs="Calibri"/>
+                <w:sz w:val="16"/>
+                <w:szCs w:val="16"/>
                 <w:lang w:eastAsia="en-US"/>
               </w:rPr>
             </w:pPr>
             <w:r>
               <w:rPr>
                 <w:rFonts w:ascii="Calibri" w:hAnsi="Calibri" w:cs="Calibri"/>
+                <w:sz w:val="16"/>
+                <w:szCs w:val="16"/>
                 <w:lang w:eastAsia="en-US"/>
               </w:rPr>
               <w:t>0.2</w:t>
@@ -6469,7 +4620,7 @@
         </w:tc>
         <w:tc>
           <w:tcPr>
-            <w:tcW w:w="525" w:type="pct"/>
+            <w:tcW w:w="518" w:type="pct"/>
           </w:tcPr>
           <w:p>
             <w:pPr>
@@ -6477,12 +4628,16 @@
               <w:jc w:val="both"/>
               <w:rPr>
                 <w:rFonts w:ascii="Calibri" w:hAnsi="Calibri" w:cs="Calibri"/>
+                <w:sz w:val="16"/>
+                <w:szCs w:val="16"/>
                 <w:lang w:eastAsia="en-US"/>
               </w:rPr>
             </w:pPr>
             <w:r>
               <w:rPr>
                 <w:rFonts w:ascii="Calibri" w:hAnsi="Calibri" w:cs="Calibri"/>
+                <w:sz w:val="16"/>
+                <w:szCs w:val="16"/>
                 <w:lang w:eastAsia="en-US"/>
               </w:rPr>
               <w:t>0.05</w:t>
@@ -6491,7 +4646,7 @@
         </w:tc>
         <w:tc>
           <w:tcPr>
-            <w:tcW w:w="424" w:type="pct"/>
+            <w:tcW w:w="498" w:type="pct"/>
           </w:tcPr>
           <w:p>
             <w:pPr>
@@ -6499,15 +4654,71 @@
               <w:jc w:val="both"/>
               <w:rPr>
                 <w:rFonts w:ascii="Calibri" w:hAnsi="Calibri" w:cs="Calibri"/>
+                <w:sz w:val="16"/>
+                <w:szCs w:val="16"/>
                 <w:lang w:eastAsia="en-US"/>
               </w:rPr>
             </w:pPr>
             <w:r>
               <w:rPr>
                 <w:rFonts w:ascii="Calibri" w:hAnsi="Calibri" w:cs="Calibri"/>
+                <w:sz w:val="16"/>
+                <w:szCs w:val="16"/>
                 <w:lang w:eastAsia="en-US"/>
               </w:rPr>
               <w:t>0.1</w:t>
+            </w:r>
+          </w:p>
+        </w:tc>
+        <w:tc>
+          <w:tcPr>
+            <w:tcW w:w="435" w:type="pct"/>
+          </w:tcPr>
+          <w:p>
+            <w:pPr>
+              <w:spacing w:line="360" w:lineRule="auto"/>
+              <w:jc w:val="both"/>
+              <w:rPr>
+                <w:rFonts w:ascii="Calibri" w:hAnsi="Calibri" w:cs="Calibri"/>
+                <w:sz w:val="16"/>
+                <w:szCs w:val="16"/>
+                <w:lang w:eastAsia="en-US"/>
+              </w:rPr>
+            </w:pPr>
+            <w:r>
+              <w:rPr>
+                <w:rFonts w:ascii="Calibri" w:hAnsi="Calibri" w:cs="Calibri"/>
+                <w:sz w:val="16"/>
+                <w:szCs w:val="16"/>
+                <w:lang w:eastAsia="en-US"/>
+              </w:rPr>
+              <w:t>0.2</w:t>
+            </w:r>
+          </w:p>
+        </w:tc>
+        <w:tc>
+          <w:tcPr>
+            <w:tcW w:w="456" w:type="pct"/>
+          </w:tcPr>
+          <w:p>
+            <w:pPr>
+              <w:spacing w:line="360" w:lineRule="auto"/>
+              <w:jc w:val="both"/>
+              <w:rPr>
+                <w:rFonts w:ascii="Calibri" w:hAnsi="Calibri" w:cs="Calibri"/>
+                <w:sz w:val="16"/>
+                <w:szCs w:val="16"/>
+                <w:lang w:eastAsia="en-US"/>
+              </w:rPr>
+            </w:pPr>
+            <w:r>
+              <w:rPr>
+                <w:rFonts w:ascii="Calibri" w:hAnsi="Calibri" w:cs="Calibri"/>
+                <w:sz w:val="16"/>
+                <w:szCs w:val="16"/>
+                <w:lang w:eastAsia="en-US"/>
+              </w:rPr>
+              <w:t>0.05</w:t>
             </w:r>
           </w:p>
         </w:tc>
@@ -6521,56 +4732,16 @@
               <w:jc w:val="both"/>
               <w:rPr>
                 <w:rFonts w:ascii="Calibri" w:hAnsi="Calibri" w:cs="Calibri"/>
+                <w:sz w:val="16"/>
+                <w:szCs w:val="16"/>
                 <w:lang w:eastAsia="en-US"/>
               </w:rPr>
             </w:pPr>
             <w:r>
               <w:rPr>
                 <w:rFonts w:ascii="Calibri" w:hAnsi="Calibri" w:cs="Calibri"/>
-                <w:lang w:eastAsia="en-US"/>
-              </w:rPr>
-              <w:t>0.2</w:t>
-            </w:r>
-          </w:p>
-        </w:tc>
-        <w:tc>
-          <w:tcPr>
-            <w:tcW w:w="540" w:type="pct"/>
-          </w:tcPr>
-          <w:p>
-            <w:pPr>
-              <w:spacing w:line="360" w:lineRule="auto"/>
-              <w:jc w:val="both"/>
-              <w:rPr>
-                <w:rFonts w:ascii="Calibri" w:hAnsi="Calibri" w:cs="Calibri"/>
-                <w:lang w:eastAsia="en-US"/>
-              </w:rPr>
-            </w:pPr>
-            <w:r>
-              <w:rPr>
-                <w:rFonts w:ascii="Calibri" w:hAnsi="Calibri" w:cs="Calibri"/>
-                <w:lang w:eastAsia="en-US"/>
-              </w:rPr>
-              <w:t>0.05</w:t>
-            </w:r>
-          </w:p>
-        </w:tc>
-        <w:tc>
-          <w:tcPr>
-            <w:tcW w:w="440" w:type="pct"/>
-          </w:tcPr>
-          <w:p>
-            <w:pPr>
-              <w:spacing w:line="360" w:lineRule="auto"/>
-              <w:jc w:val="both"/>
-              <w:rPr>
-                <w:rFonts w:ascii="Calibri" w:hAnsi="Calibri" w:cs="Calibri"/>
-                <w:lang w:eastAsia="en-US"/>
-              </w:rPr>
-            </w:pPr>
-            <w:r>
-              <w:rPr>
-                <w:rFonts w:ascii="Calibri" w:hAnsi="Calibri" w:cs="Calibri"/>
+                <w:sz w:val="16"/>
+                <w:szCs w:val="16"/>
                 <w:lang w:eastAsia="en-US"/>
               </w:rPr>
               <w:t>0.1</w:t>
@@ -6579,7 +4750,7 @@
         </w:tc>
         <w:tc>
           <w:tcPr>
-            <w:tcW w:w="364" w:type="pct"/>
+            <w:tcW w:w="414" w:type="pct"/>
           </w:tcPr>
           <w:p>
             <w:pPr>
@@ -6587,12 +4758,16 @@
               <w:jc w:val="both"/>
               <w:rPr>
                 <w:rFonts w:ascii="Calibri" w:hAnsi="Calibri" w:cs="Calibri"/>
+                <w:sz w:val="16"/>
+                <w:szCs w:val="16"/>
                 <w:lang w:eastAsia="en-US"/>
               </w:rPr>
             </w:pPr>
             <w:r>
               <w:rPr>
                 <w:rFonts w:ascii="Calibri" w:hAnsi="Calibri" w:cs="Calibri"/>
+                <w:sz w:val="16"/>
+                <w:szCs w:val="16"/>
                 <w:lang w:eastAsia="en-US"/>
               </w:rPr>
               <w:t>0.2</w:t>
@@ -6601,9 +4776,12 @@
         </w:tc>
       </w:tr>
       <w:tr>
+        <w:trPr>
+          <w:jc w:val="center"/>
+        </w:trPr>
         <w:tc>
           <w:tcPr>
-            <w:tcW w:w="892" w:type="pct"/>
+            <w:tcW w:w="885" w:type="pct"/>
             <w:gridSpan w:val="2"/>
           </w:tcPr>
           <w:p>
@@ -6612,22 +4790,25 @@
               <w:jc w:val="both"/>
               <w:rPr>
                 <w:rFonts w:ascii="Calibri" w:hAnsi="Calibri" w:cs="Calibri"/>
+                <w:sz w:val="16"/>
+                <w:szCs w:val="16"/>
                 <w:lang w:eastAsia="en-US"/>
               </w:rPr>
             </w:pPr>
             <w:r>
               <w:rPr>
                 <w:rFonts w:ascii="Calibri" w:hAnsi="Calibri" w:cs="Calibri"/>
-                <w:lang w:eastAsia="en-US"/>
-              </w:rPr>
-              <w:lastRenderedPageBreak/>
+                <w:sz w:val="16"/>
+                <w:szCs w:val="16"/>
+                <w:lang w:eastAsia="en-US"/>
+              </w:rPr>
               <w:t>Fully Synthetic</w:t>
             </w:r>
           </w:p>
         </w:tc>
         <w:tc>
           <w:tcPr>
-            <w:tcW w:w="459" w:type="pct"/>
+            <w:tcW w:w="452" w:type="pct"/>
           </w:tcPr>
           <w:p>
             <w:pPr>
@@ -6643,6 +4824,8 @@
             <w:r>
               <w:rPr>
                 <w:rFonts w:ascii="Calibri" w:hAnsi="Calibri" w:cs="Calibri"/>
+                <w:sz w:val="16"/>
+                <w:szCs w:val="16"/>
                 <w:lang w:eastAsia="en-US"/>
               </w:rPr>
               <w:t xml:space="preserve">63 (52)   </w:t>
@@ -6651,7 +4834,7 @@
         </w:tc>
         <w:tc>
           <w:tcPr>
-            <w:tcW w:w="459" w:type="pct"/>
+            <w:tcW w:w="452" w:type="pct"/>
           </w:tcPr>
           <w:p>
             <w:pPr>
@@ -6667,6 +4850,8 @@
             <w:r>
               <w:rPr>
                 <w:rFonts w:ascii="Calibri" w:hAnsi="Calibri" w:cs="Calibri"/>
+                <w:sz w:val="16"/>
+                <w:szCs w:val="16"/>
                 <w:lang w:eastAsia="en-US"/>
               </w:rPr>
               <w:t xml:space="preserve">43 (43)   </w:t>
@@ -6675,7 +4860,7 @@
         </w:tc>
         <w:tc>
           <w:tcPr>
-            <w:tcW w:w="464" w:type="pct"/>
+            <w:tcW w:w="457" w:type="pct"/>
           </w:tcPr>
           <w:p>
             <w:pPr>
@@ -6691,6 +4876,8 @@
             <w:r>
               <w:rPr>
                 <w:rFonts w:ascii="Calibri" w:hAnsi="Calibri" w:cs="Calibri"/>
+                <w:sz w:val="16"/>
+                <w:szCs w:val="16"/>
                 <w:lang w:eastAsia="en-US"/>
               </w:rPr>
               <w:t xml:space="preserve">-118 (30) </w:t>
@@ -6699,7 +4886,7 @@
         </w:tc>
         <w:tc>
           <w:tcPr>
-            <w:tcW w:w="525" w:type="pct"/>
+            <w:tcW w:w="518" w:type="pct"/>
           </w:tcPr>
           <w:p>
             <w:pPr>
@@ -6715,6 +4902,8 @@
             <w:r>
               <w:rPr>
                 <w:rFonts w:ascii="Calibri" w:hAnsi="Calibri" w:cs="Calibri"/>
+                <w:sz w:val="16"/>
+                <w:szCs w:val="16"/>
                 <w:lang w:eastAsia="en-US"/>
               </w:rPr>
               <w:t xml:space="preserve">74 (52)   </w:t>
@@ -6723,7 +4912,7 @@
         </w:tc>
         <w:tc>
           <w:tcPr>
-            <w:tcW w:w="424" w:type="pct"/>
+            <w:tcW w:w="498" w:type="pct"/>
           </w:tcPr>
           <w:p>
             <w:pPr>
@@ -6739,9 +4928,63 @@
             <w:r>
               <w:rPr>
                 <w:rFonts w:ascii="Calibri" w:hAnsi="Calibri" w:cs="Calibri"/>
+                <w:sz w:val="16"/>
+                <w:szCs w:val="16"/>
                 <w:lang w:eastAsia="en-US"/>
               </w:rPr>
               <w:t xml:space="preserve">58 (43)   </w:t>
+            </w:r>
+          </w:p>
+        </w:tc>
+        <w:tc>
+          <w:tcPr>
+            <w:tcW w:w="435" w:type="pct"/>
+          </w:tcPr>
+          <w:p>
+            <w:pPr>
+              <w:spacing w:line="360" w:lineRule="auto"/>
+              <w:jc w:val="both"/>
+              <w:rPr>
+                <w:rFonts w:ascii="Calibri" w:hAnsi="Calibri" w:cs="Calibri"/>
+                <w:sz w:val="16"/>
+                <w:szCs w:val="16"/>
+                <w:lang w:eastAsia="en-US"/>
+              </w:rPr>
+            </w:pPr>
+            <w:r>
+              <w:rPr>
+                <w:rFonts w:ascii="Calibri" w:hAnsi="Calibri" w:cs="Calibri"/>
+                <w:sz w:val="16"/>
+                <w:szCs w:val="16"/>
+                <w:lang w:eastAsia="en-US"/>
+              </w:rPr>
+              <w:t xml:space="preserve"> (30)  </w:t>
+            </w:r>
+          </w:p>
+        </w:tc>
+        <w:tc>
+          <w:tcPr>
+            <w:tcW w:w="456" w:type="pct"/>
+          </w:tcPr>
+          <w:p>
+            <w:pPr>
+              <w:spacing w:line="360" w:lineRule="auto"/>
+              <w:jc w:val="both"/>
+              <w:rPr>
+                <w:rFonts w:ascii="Calibri" w:hAnsi="Calibri" w:cs="Calibri"/>
+                <w:sz w:val="16"/>
+                <w:szCs w:val="16"/>
+                <w:lang w:eastAsia="en-US"/>
+              </w:rPr>
+            </w:pPr>
+            <w:r>
+              <w:rPr>
+                <w:rFonts w:ascii="Calibri" w:hAnsi="Calibri" w:cs="Calibri"/>
+                <w:sz w:val="16"/>
+                <w:szCs w:val="16"/>
+                <w:lang w:eastAsia="en-US"/>
+              </w:rPr>
+              <w:t xml:space="preserve">84 (52)   </w:t>
             </w:r>
           </w:p>
         </w:tc>
@@ -6763,54 +5006,8 @@
             <w:r>
               <w:rPr>
                 <w:rFonts w:ascii="Calibri" w:hAnsi="Calibri" w:cs="Calibri"/>
-                <w:lang w:eastAsia="en-US"/>
-              </w:rPr>
-              <w:t xml:space="preserve"> (30)  </w:t>
-            </w:r>
-          </w:p>
-        </w:tc>
-        <w:tc>
-          <w:tcPr>
-            <w:tcW w:w="540" w:type="pct"/>
-          </w:tcPr>
-          <w:p>
-            <w:pPr>
-              <w:spacing w:line="360" w:lineRule="auto"/>
-              <w:jc w:val="both"/>
-              <w:rPr>
-                <w:rFonts w:ascii="Calibri" w:hAnsi="Calibri" w:cs="Calibri"/>
-                <w:sz w:val="16"/>
-                <w:szCs w:val="16"/>
-                <w:lang w:eastAsia="en-US"/>
-              </w:rPr>
-            </w:pPr>
-            <w:r>
-              <w:rPr>
-                <w:rFonts w:ascii="Calibri" w:hAnsi="Calibri" w:cs="Calibri"/>
-                <w:lang w:eastAsia="en-US"/>
-              </w:rPr>
-              <w:t xml:space="preserve">84 (52)   </w:t>
-            </w:r>
-          </w:p>
-        </w:tc>
-        <w:tc>
-          <w:tcPr>
-            <w:tcW w:w="440" w:type="pct"/>
-          </w:tcPr>
-          <w:p>
-            <w:pPr>
-              <w:spacing w:line="360" w:lineRule="auto"/>
-              <w:jc w:val="both"/>
-              <w:rPr>
-                <w:rFonts w:ascii="Calibri" w:hAnsi="Calibri" w:cs="Calibri"/>
-                <w:sz w:val="16"/>
-                <w:szCs w:val="16"/>
-                <w:lang w:eastAsia="en-US"/>
-              </w:rPr>
-            </w:pPr>
-            <w:r>
-              <w:rPr>
-                <w:rFonts w:ascii="Calibri" w:hAnsi="Calibri" w:cs="Calibri"/>
+                <w:sz w:val="16"/>
+                <w:szCs w:val="16"/>
                 <w:lang w:eastAsia="en-US"/>
               </w:rPr>
               <w:t xml:space="preserve">71 (43)   </w:t>
@@ -6819,7 +5016,7 @@
         </w:tc>
         <w:tc>
           <w:tcPr>
-            <w:tcW w:w="364" w:type="pct"/>
+            <w:tcW w:w="414" w:type="pct"/>
           </w:tcPr>
           <w:p>
             <w:pPr>
@@ -6835,6 +5032,8 @@
             <w:r>
               <w:rPr>
                 <w:rFonts w:ascii="Calibri" w:hAnsi="Calibri" w:cs="Calibri"/>
+                <w:sz w:val="16"/>
+                <w:szCs w:val="16"/>
                 <w:lang w:eastAsia="en-US"/>
               </w:rPr>
               <w:t xml:space="preserve">49 (30)  </w:t>
@@ -6843,9 +5042,12 @@
         </w:tc>
       </w:tr>
       <w:tr>
+        <w:trPr>
+          <w:jc w:val="center"/>
+        </w:trPr>
         <w:tc>
           <w:tcPr>
-            <w:tcW w:w="583" w:type="pct"/>
+            <w:tcW w:w="579" w:type="pct"/>
             <w:vMerge w:val="restart"/>
           </w:tcPr>
           <w:p>
@@ -6854,12 +5056,16 @@
               <w:jc w:val="both"/>
               <w:rPr>
                 <w:rFonts w:ascii="Calibri" w:hAnsi="Calibri" w:cs="Calibri"/>
+                <w:sz w:val="16"/>
+                <w:szCs w:val="16"/>
                 <w:lang w:eastAsia="en-US"/>
               </w:rPr>
             </w:pPr>
             <w:r>
               <w:rPr>
                 <w:rFonts w:ascii="Calibri" w:hAnsi="Calibri" w:cs="Calibri"/>
+                <w:sz w:val="16"/>
+                <w:szCs w:val="16"/>
                 <w:lang w:eastAsia="en-US"/>
               </w:rPr>
               <w:t>Partially Synthetic</w:t>
@@ -6868,7 +5074,7 @@
         </w:tc>
         <w:tc>
           <w:tcPr>
-            <w:tcW w:w="308" w:type="pct"/>
+            <w:tcW w:w="305" w:type="pct"/>
           </w:tcPr>
           <w:p>
             <w:pPr>
@@ -6876,12 +5082,16 @@
               <w:jc w:val="both"/>
               <w:rPr>
                 <w:rFonts w:ascii="Calibri" w:hAnsi="Calibri" w:cs="Calibri"/>
+                <w:sz w:val="16"/>
+                <w:szCs w:val="16"/>
                 <w:lang w:eastAsia="en-US"/>
               </w:rPr>
             </w:pPr>
             <w:r>
               <w:rPr>
                 <w:rFonts w:ascii="Calibri" w:hAnsi="Calibri" w:cs="Calibri"/>
+                <w:sz w:val="16"/>
+                <w:szCs w:val="16"/>
                 <w:lang w:eastAsia="en-US"/>
               </w:rPr>
               <w:t>1:1</w:t>
@@ -6890,7 +5100,7 @@
         </w:tc>
         <w:tc>
           <w:tcPr>
-            <w:tcW w:w="459" w:type="pct"/>
+            <w:tcW w:w="452" w:type="pct"/>
           </w:tcPr>
           <w:p>
             <w:pPr>
@@ -6916,7 +5126,7 @@
         </w:tc>
         <w:tc>
           <w:tcPr>
-            <w:tcW w:w="459" w:type="pct"/>
+            <w:tcW w:w="452" w:type="pct"/>
           </w:tcPr>
           <w:p>
             <w:pPr>
@@ -6942,7 +5152,7 @@
         </w:tc>
         <w:tc>
           <w:tcPr>
-            <w:tcW w:w="464" w:type="pct"/>
+            <w:tcW w:w="457" w:type="pct"/>
           </w:tcPr>
           <w:p>
             <w:pPr>
@@ -6968,7 +5178,7 @@
         </w:tc>
         <w:tc>
           <w:tcPr>
-            <w:tcW w:w="525" w:type="pct"/>
+            <w:tcW w:w="518" w:type="pct"/>
           </w:tcPr>
           <w:p>
             <w:pPr>
@@ -6994,7 +5204,7 @@
         </w:tc>
         <w:tc>
           <w:tcPr>
-            <w:tcW w:w="424" w:type="pct"/>
+            <w:tcW w:w="498" w:type="pct"/>
           </w:tcPr>
           <w:p>
             <w:pPr>
@@ -7015,6 +5225,58 @@
                 <w:lang w:eastAsia="en-US"/>
               </w:rPr>
               <w:t xml:space="preserve">150 (101) </w:t>
+            </w:r>
+          </w:p>
+        </w:tc>
+        <w:tc>
+          <w:tcPr>
+            <w:tcW w:w="435" w:type="pct"/>
+          </w:tcPr>
+          <w:p>
+            <w:pPr>
+              <w:spacing w:line="360" w:lineRule="auto"/>
+              <w:jc w:val="both"/>
+              <w:rPr>
+                <w:rFonts w:ascii="Calibri" w:hAnsi="Calibri" w:cs="Calibri"/>
+                <w:sz w:val="16"/>
+                <w:szCs w:val="16"/>
+                <w:lang w:eastAsia="en-US"/>
+              </w:rPr>
+            </w:pPr>
+            <w:r>
+              <w:rPr>
+                <w:rFonts w:ascii="Calibri" w:hAnsi="Calibri" w:cs="Calibri"/>
+                <w:sz w:val="16"/>
+                <w:szCs w:val="16"/>
+                <w:lang w:eastAsia="en-US"/>
+              </w:rPr>
+              <w:t xml:space="preserve">150 (101) </w:t>
+            </w:r>
+          </w:p>
+        </w:tc>
+        <w:tc>
+          <w:tcPr>
+            <w:tcW w:w="456" w:type="pct"/>
+          </w:tcPr>
+          <w:p>
+            <w:pPr>
+              <w:spacing w:line="360" w:lineRule="auto"/>
+              <w:jc w:val="both"/>
+              <w:rPr>
+                <w:rFonts w:ascii="Calibri" w:hAnsi="Calibri" w:cs="Calibri"/>
+                <w:sz w:val="16"/>
+                <w:szCs w:val="16"/>
+                <w:lang w:eastAsia="en-US"/>
+              </w:rPr>
+            </w:pPr>
+            <w:r>
+              <w:rPr>
+                <w:rFonts w:ascii="Calibri" w:hAnsi="Calibri" w:cs="Calibri"/>
+                <w:sz w:val="16"/>
+                <w:szCs w:val="16"/>
+                <w:lang w:eastAsia="en-US"/>
+              </w:rPr>
+              <w:t xml:space="preserve">128 (87) </w:t>
             </w:r>
           </w:p>
         </w:tc>
@@ -7040,65 +5302,13 @@
                 <w:szCs w:val="16"/>
                 <w:lang w:eastAsia="en-US"/>
               </w:rPr>
-              <w:t xml:space="preserve">150 (101) </w:t>
-            </w:r>
-          </w:p>
-        </w:tc>
-        <w:tc>
-          <w:tcPr>
-            <w:tcW w:w="540" w:type="pct"/>
-          </w:tcPr>
-          <w:p>
-            <w:pPr>
-              <w:spacing w:line="360" w:lineRule="auto"/>
-              <w:jc w:val="both"/>
-              <w:rPr>
-                <w:rFonts w:ascii="Calibri" w:hAnsi="Calibri" w:cs="Calibri"/>
-                <w:sz w:val="16"/>
-                <w:szCs w:val="16"/>
-                <w:lang w:eastAsia="en-US"/>
-              </w:rPr>
-            </w:pPr>
-            <w:r>
-              <w:rPr>
-                <w:rFonts w:ascii="Calibri" w:hAnsi="Calibri" w:cs="Calibri"/>
-                <w:sz w:val="16"/>
-                <w:szCs w:val="16"/>
-                <w:lang w:eastAsia="en-US"/>
-              </w:rPr>
               <w:t xml:space="preserve">128 (87) </w:t>
             </w:r>
           </w:p>
         </w:tc>
         <w:tc>
           <w:tcPr>
-            <w:tcW w:w="440" w:type="pct"/>
-          </w:tcPr>
-          <w:p>
-            <w:pPr>
-              <w:spacing w:line="360" w:lineRule="auto"/>
-              <w:jc w:val="both"/>
-              <w:rPr>
-                <w:rFonts w:ascii="Calibri" w:hAnsi="Calibri" w:cs="Calibri"/>
-                <w:sz w:val="16"/>
-                <w:szCs w:val="16"/>
-                <w:lang w:eastAsia="en-US"/>
-              </w:rPr>
-            </w:pPr>
-            <w:r>
-              <w:rPr>
-                <w:rFonts w:ascii="Calibri" w:hAnsi="Calibri" w:cs="Calibri"/>
-                <w:sz w:val="16"/>
-                <w:szCs w:val="16"/>
-                <w:lang w:eastAsia="en-US"/>
-              </w:rPr>
-              <w:t xml:space="preserve">128 (87) </w:t>
-            </w:r>
-          </w:p>
-        </w:tc>
-        <w:tc>
-          <w:tcPr>
-            <w:tcW w:w="364" w:type="pct"/>
+            <w:tcW w:w="414" w:type="pct"/>
           </w:tcPr>
           <w:p>
             <w:pPr>
@@ -7124,9 +5334,12 @@
         </w:tc>
       </w:tr>
       <w:tr>
+        <w:trPr>
+          <w:jc w:val="center"/>
+        </w:trPr>
         <w:tc>
           <w:tcPr>
-            <w:tcW w:w="583" w:type="pct"/>
+            <w:tcW w:w="579" w:type="pct"/>
             <w:vMerge/>
           </w:tcPr>
           <w:p>
@@ -7135,6 +5348,8 @@
               <w:jc w:val="both"/>
               <w:rPr>
                 <w:rFonts w:ascii="Calibri" w:hAnsi="Calibri" w:cs="Calibri"/>
+                <w:sz w:val="16"/>
+                <w:szCs w:val="16"/>
                 <w:lang w:eastAsia="en-US"/>
               </w:rPr>
             </w:pPr>
@@ -7142,7 +5357,7 @@
         </w:tc>
         <w:tc>
           <w:tcPr>
-            <w:tcW w:w="308" w:type="pct"/>
+            <w:tcW w:w="305" w:type="pct"/>
           </w:tcPr>
           <w:p>
             <w:pPr>
@@ -7150,12 +5365,16 @@
               <w:jc w:val="both"/>
               <w:rPr>
                 <w:rFonts w:ascii="Calibri" w:hAnsi="Calibri" w:cs="Calibri"/>
+                <w:sz w:val="16"/>
+                <w:szCs w:val="16"/>
                 <w:lang w:eastAsia="en-US"/>
               </w:rPr>
             </w:pPr>
             <w:r>
               <w:rPr>
                 <w:rFonts w:ascii="Calibri" w:hAnsi="Calibri" w:cs="Calibri"/>
+                <w:sz w:val="16"/>
+                <w:szCs w:val="16"/>
                 <w:lang w:eastAsia="en-US"/>
               </w:rPr>
               <w:t>1:2</w:t>
@@ -7164,7 +5383,7 @@
         </w:tc>
         <w:tc>
           <w:tcPr>
-            <w:tcW w:w="459" w:type="pct"/>
+            <w:tcW w:w="452" w:type="pct"/>
           </w:tcPr>
           <w:p>
             <w:pPr>
@@ -7190,7 +5409,7 @@
         </w:tc>
         <w:tc>
           <w:tcPr>
-            <w:tcW w:w="459" w:type="pct"/>
+            <w:tcW w:w="452" w:type="pct"/>
           </w:tcPr>
           <w:p>
             <w:pPr>
@@ -7216,7 +5435,7 @@
         </w:tc>
         <w:tc>
           <w:tcPr>
-            <w:tcW w:w="464" w:type="pct"/>
+            <w:tcW w:w="457" w:type="pct"/>
           </w:tcPr>
           <w:p>
             <w:pPr>
@@ -7242,7 +5461,7 @@
         </w:tc>
         <w:tc>
           <w:tcPr>
-            <w:tcW w:w="525" w:type="pct"/>
+            <w:tcW w:w="518" w:type="pct"/>
           </w:tcPr>
           <w:p>
             <w:pPr>
@@ -7268,7 +5487,7 @@
         </w:tc>
         <w:tc>
           <w:tcPr>
-            <w:tcW w:w="424" w:type="pct"/>
+            <w:tcW w:w="498" w:type="pct"/>
           </w:tcPr>
           <w:p>
             <w:pPr>
@@ -7289,6 +5508,58 @@
                 <w:lang w:eastAsia="en-US"/>
               </w:rPr>
               <w:t xml:space="preserve">133 (87)  </w:t>
+            </w:r>
+          </w:p>
+        </w:tc>
+        <w:tc>
+          <w:tcPr>
+            <w:tcW w:w="435" w:type="pct"/>
+          </w:tcPr>
+          <w:p>
+            <w:pPr>
+              <w:spacing w:line="360" w:lineRule="auto"/>
+              <w:jc w:val="both"/>
+              <w:rPr>
+                <w:rFonts w:ascii="Calibri" w:hAnsi="Calibri" w:cs="Calibri"/>
+                <w:sz w:val="16"/>
+                <w:szCs w:val="16"/>
+                <w:lang w:eastAsia="en-US"/>
+              </w:rPr>
+            </w:pPr>
+            <w:r>
+              <w:rPr>
+                <w:rFonts w:ascii="Calibri" w:hAnsi="Calibri" w:cs="Calibri"/>
+                <w:sz w:val="16"/>
+                <w:szCs w:val="16"/>
+                <w:lang w:eastAsia="en-US"/>
+              </w:rPr>
+              <w:t xml:space="preserve">133 (87)  </w:t>
+            </w:r>
+          </w:p>
+        </w:tc>
+        <w:tc>
+          <w:tcPr>
+            <w:tcW w:w="456" w:type="pct"/>
+          </w:tcPr>
+          <w:p>
+            <w:pPr>
+              <w:spacing w:line="360" w:lineRule="auto"/>
+              <w:jc w:val="both"/>
+              <w:rPr>
+                <w:rFonts w:ascii="Calibri" w:hAnsi="Calibri" w:cs="Calibri"/>
+                <w:sz w:val="16"/>
+                <w:szCs w:val="16"/>
+                <w:lang w:eastAsia="en-US"/>
+              </w:rPr>
+            </w:pPr>
+            <w:r>
+              <w:rPr>
+                <w:rFonts w:ascii="Calibri" w:hAnsi="Calibri" w:cs="Calibri"/>
+                <w:sz w:val="16"/>
+                <w:szCs w:val="16"/>
+                <w:lang w:eastAsia="en-US"/>
+              </w:rPr>
+              <w:t xml:space="preserve">98 (64)  </w:t>
             </w:r>
           </w:p>
         </w:tc>
@@ -7314,65 +5585,13 @@
                 <w:szCs w:val="16"/>
                 <w:lang w:eastAsia="en-US"/>
               </w:rPr>
-              <w:t xml:space="preserve">133 (87)  </w:t>
-            </w:r>
-          </w:p>
-        </w:tc>
-        <w:tc>
-          <w:tcPr>
-            <w:tcW w:w="540" w:type="pct"/>
-          </w:tcPr>
-          <w:p>
-            <w:pPr>
-              <w:spacing w:line="360" w:lineRule="auto"/>
-              <w:jc w:val="both"/>
-              <w:rPr>
-                <w:rFonts w:ascii="Calibri" w:hAnsi="Calibri" w:cs="Calibri"/>
-                <w:sz w:val="16"/>
-                <w:szCs w:val="16"/>
-                <w:lang w:eastAsia="en-US"/>
-              </w:rPr>
-            </w:pPr>
-            <w:r>
-              <w:rPr>
-                <w:rFonts w:ascii="Calibri" w:hAnsi="Calibri" w:cs="Calibri"/>
-                <w:sz w:val="16"/>
-                <w:szCs w:val="16"/>
-                <w:lang w:eastAsia="en-US"/>
-              </w:rPr>
               <w:t xml:space="preserve">98 (64)  </w:t>
             </w:r>
           </w:p>
         </w:tc>
         <w:tc>
           <w:tcPr>
-            <w:tcW w:w="440" w:type="pct"/>
-          </w:tcPr>
-          <w:p>
-            <w:pPr>
-              <w:spacing w:line="360" w:lineRule="auto"/>
-              <w:jc w:val="both"/>
-              <w:rPr>
-                <w:rFonts w:ascii="Calibri" w:hAnsi="Calibri" w:cs="Calibri"/>
-                <w:sz w:val="16"/>
-                <w:szCs w:val="16"/>
-                <w:lang w:eastAsia="en-US"/>
-              </w:rPr>
-            </w:pPr>
-            <w:r>
-              <w:rPr>
-                <w:rFonts w:ascii="Calibri" w:hAnsi="Calibri" w:cs="Calibri"/>
-                <w:sz w:val="16"/>
-                <w:szCs w:val="16"/>
-                <w:lang w:eastAsia="en-US"/>
-              </w:rPr>
-              <w:t xml:space="preserve">98 (64)  </w:t>
-            </w:r>
-          </w:p>
-        </w:tc>
-        <w:tc>
-          <w:tcPr>
-            <w:tcW w:w="364" w:type="pct"/>
+            <w:tcW w:w="414" w:type="pct"/>
           </w:tcPr>
           <w:p>
             <w:pPr>
@@ -7398,9 +5617,12 @@
         </w:tc>
       </w:tr>
       <w:tr>
+        <w:trPr>
+          <w:jc w:val="center"/>
+        </w:trPr>
         <w:tc>
           <w:tcPr>
-            <w:tcW w:w="583" w:type="pct"/>
+            <w:tcW w:w="579" w:type="pct"/>
             <w:vMerge/>
           </w:tcPr>
           <w:p>
@@ -7409,6 +5631,8 @@
               <w:jc w:val="both"/>
               <w:rPr>
                 <w:rFonts w:ascii="Calibri" w:hAnsi="Calibri" w:cs="Calibri"/>
+                <w:sz w:val="16"/>
+                <w:szCs w:val="16"/>
                 <w:lang w:eastAsia="en-US"/>
               </w:rPr>
             </w:pPr>
@@ -7416,7 +5640,7 @@
         </w:tc>
         <w:tc>
           <w:tcPr>
-            <w:tcW w:w="308" w:type="pct"/>
+            <w:tcW w:w="305" w:type="pct"/>
           </w:tcPr>
           <w:p>
             <w:pPr>
@@ -7424,12 +5648,16 @@
               <w:jc w:val="both"/>
               <w:rPr>
                 <w:rFonts w:ascii="Calibri" w:hAnsi="Calibri" w:cs="Calibri"/>
+                <w:sz w:val="16"/>
+                <w:szCs w:val="16"/>
                 <w:lang w:eastAsia="en-US"/>
               </w:rPr>
             </w:pPr>
             <w:r>
               <w:rPr>
                 <w:rFonts w:ascii="Calibri" w:hAnsi="Calibri" w:cs="Calibri"/>
+                <w:sz w:val="16"/>
+                <w:szCs w:val="16"/>
                 <w:lang w:eastAsia="en-US"/>
               </w:rPr>
               <w:t>1:3</w:t>
@@ -7438,7 +5666,7 @@
         </w:tc>
         <w:tc>
           <w:tcPr>
-            <w:tcW w:w="459" w:type="pct"/>
+            <w:tcW w:w="452" w:type="pct"/>
           </w:tcPr>
           <w:p>
             <w:pPr>
@@ -7464,7 +5692,7 @@
         </w:tc>
         <w:tc>
           <w:tcPr>
-            <w:tcW w:w="459" w:type="pct"/>
+            <w:tcW w:w="452" w:type="pct"/>
           </w:tcPr>
           <w:p>
             <w:pPr>
@@ -7490,7 +5718,7 @@
         </w:tc>
         <w:tc>
           <w:tcPr>
-            <w:tcW w:w="464" w:type="pct"/>
+            <w:tcW w:w="457" w:type="pct"/>
           </w:tcPr>
           <w:p>
             <w:pPr>
@@ -7516,7 +5744,7 @@
         </w:tc>
         <w:tc>
           <w:tcPr>
-            <w:tcW w:w="525" w:type="pct"/>
+            <w:tcW w:w="518" w:type="pct"/>
           </w:tcPr>
           <w:p>
             <w:pPr>
@@ -7542,7 +5770,7 @@
         </w:tc>
         <w:tc>
           <w:tcPr>
-            <w:tcW w:w="424" w:type="pct"/>
+            <w:tcW w:w="498" w:type="pct"/>
           </w:tcPr>
           <w:p>
             <w:pPr>
@@ -7563,6 +5791,58 @@
                 <w:lang w:eastAsia="en-US"/>
               </w:rPr>
               <w:t xml:space="preserve">90 (58)   </w:t>
+            </w:r>
+          </w:p>
+        </w:tc>
+        <w:tc>
+          <w:tcPr>
+            <w:tcW w:w="435" w:type="pct"/>
+          </w:tcPr>
+          <w:p>
+            <w:pPr>
+              <w:spacing w:line="360" w:lineRule="auto"/>
+              <w:jc w:val="both"/>
+              <w:rPr>
+                <w:rFonts w:ascii="Calibri" w:hAnsi="Calibri" w:cs="Calibri"/>
+                <w:sz w:val="16"/>
+                <w:szCs w:val="16"/>
+                <w:lang w:eastAsia="en-US"/>
+              </w:rPr>
+            </w:pPr>
+            <w:r>
+              <w:rPr>
+                <w:rFonts w:ascii="Calibri" w:hAnsi="Calibri" w:cs="Calibri"/>
+                <w:sz w:val="16"/>
+                <w:szCs w:val="16"/>
+                <w:lang w:eastAsia="en-US"/>
+              </w:rPr>
+              <w:t xml:space="preserve">90 (58)   </w:t>
+            </w:r>
+          </w:p>
+        </w:tc>
+        <w:tc>
+          <w:tcPr>
+            <w:tcW w:w="456" w:type="pct"/>
+          </w:tcPr>
+          <w:p>
+            <w:pPr>
+              <w:spacing w:line="360" w:lineRule="auto"/>
+              <w:jc w:val="both"/>
+              <w:rPr>
+                <w:rFonts w:ascii="Calibri" w:hAnsi="Calibri" w:cs="Calibri"/>
+                <w:sz w:val="16"/>
+                <w:szCs w:val="16"/>
+                <w:lang w:eastAsia="en-US"/>
+              </w:rPr>
+            </w:pPr>
+            <w:r>
+              <w:rPr>
+                <w:rFonts w:ascii="Calibri" w:hAnsi="Calibri" w:cs="Calibri"/>
+                <w:sz w:val="16"/>
+                <w:szCs w:val="16"/>
+                <w:lang w:eastAsia="en-US"/>
+              </w:rPr>
+              <w:t xml:space="preserve">70 (45)  </w:t>
             </w:r>
           </w:p>
         </w:tc>
@@ -7588,65 +5868,13 @@
                 <w:szCs w:val="16"/>
                 <w:lang w:eastAsia="en-US"/>
               </w:rPr>
-              <w:t xml:space="preserve">90 (58)   </w:t>
-            </w:r>
-          </w:p>
-        </w:tc>
-        <w:tc>
-          <w:tcPr>
-            <w:tcW w:w="540" w:type="pct"/>
-          </w:tcPr>
-          <w:p>
-            <w:pPr>
-              <w:spacing w:line="360" w:lineRule="auto"/>
-              <w:jc w:val="both"/>
-              <w:rPr>
-                <w:rFonts w:ascii="Calibri" w:hAnsi="Calibri" w:cs="Calibri"/>
-                <w:sz w:val="16"/>
-                <w:szCs w:val="16"/>
-                <w:lang w:eastAsia="en-US"/>
-              </w:rPr>
-            </w:pPr>
-            <w:r>
-              <w:rPr>
-                <w:rFonts w:ascii="Calibri" w:hAnsi="Calibri" w:cs="Calibri"/>
-                <w:sz w:val="16"/>
-                <w:szCs w:val="16"/>
-                <w:lang w:eastAsia="en-US"/>
-              </w:rPr>
               <w:t xml:space="preserve">70 (45)  </w:t>
             </w:r>
           </w:p>
         </w:tc>
         <w:tc>
           <w:tcPr>
-            <w:tcW w:w="440" w:type="pct"/>
-          </w:tcPr>
-          <w:p>
-            <w:pPr>
-              <w:spacing w:line="360" w:lineRule="auto"/>
-              <w:jc w:val="both"/>
-              <w:rPr>
-                <w:rFonts w:ascii="Calibri" w:hAnsi="Calibri" w:cs="Calibri"/>
-                <w:sz w:val="16"/>
-                <w:szCs w:val="16"/>
-                <w:lang w:eastAsia="en-US"/>
-              </w:rPr>
-            </w:pPr>
-            <w:r>
-              <w:rPr>
-                <w:rFonts w:ascii="Calibri" w:hAnsi="Calibri" w:cs="Calibri"/>
-                <w:sz w:val="16"/>
-                <w:szCs w:val="16"/>
-                <w:lang w:eastAsia="en-US"/>
-              </w:rPr>
-              <w:t xml:space="preserve">70 (45)  </w:t>
-            </w:r>
-          </w:p>
-        </w:tc>
-        <w:tc>
-          <w:tcPr>
-            <w:tcW w:w="364" w:type="pct"/>
+            <w:tcW w:w="414" w:type="pct"/>
           </w:tcPr>
           <w:p>
             <w:pPr>
@@ -7672,9 +5900,12 @@
         </w:tc>
       </w:tr>
       <w:tr>
+        <w:trPr>
+          <w:jc w:val="center"/>
+        </w:trPr>
         <w:tc>
           <w:tcPr>
-            <w:tcW w:w="892" w:type="pct"/>
+            <w:tcW w:w="885" w:type="pct"/>
             <w:gridSpan w:val="2"/>
           </w:tcPr>
           <w:p>
@@ -7683,12 +5914,16 @@
               <w:jc w:val="both"/>
               <w:rPr>
                 <w:rFonts w:ascii="Calibri" w:hAnsi="Calibri" w:cs="Calibri"/>
+                <w:sz w:val="16"/>
+                <w:szCs w:val="16"/>
                 <w:lang w:eastAsia="en-US"/>
               </w:rPr>
             </w:pPr>
             <w:r>
               <w:rPr>
                 <w:rFonts w:ascii="Calibri" w:hAnsi="Calibri" w:cs="Calibri"/>
+                <w:sz w:val="16"/>
+                <w:szCs w:val="16"/>
                 <w:lang w:eastAsia="en-US"/>
               </w:rPr>
               <w:t xml:space="preserve">Standard (Non-Synthetic) Trial </w:t>
@@ -7697,7 +5932,7 @@
         </w:tc>
         <w:tc>
           <w:tcPr>
-            <w:tcW w:w="459" w:type="pct"/>
+            <w:tcW w:w="452" w:type="pct"/>
           </w:tcPr>
           <w:p>
             <w:pPr>
@@ -7723,7 +5958,7 @@
         </w:tc>
         <w:tc>
           <w:tcPr>
-            <w:tcW w:w="459" w:type="pct"/>
+            <w:tcW w:w="452" w:type="pct"/>
           </w:tcPr>
           <w:p>
             <w:pPr>
@@ -7749,7 +5984,7 @@
         </w:tc>
         <w:tc>
           <w:tcPr>
-            <w:tcW w:w="464" w:type="pct"/>
+            <w:tcW w:w="457" w:type="pct"/>
           </w:tcPr>
           <w:p>
             <w:pPr>
@@ -7775,7 +6010,7 @@
         </w:tc>
         <w:tc>
           <w:tcPr>
-            <w:tcW w:w="525" w:type="pct"/>
+            <w:tcW w:w="518" w:type="pct"/>
           </w:tcPr>
           <w:p>
             <w:pPr>
@@ -7801,7 +6036,7 @@
         </w:tc>
         <w:tc>
           <w:tcPr>
-            <w:tcW w:w="424" w:type="pct"/>
+            <w:tcW w:w="498" w:type="pct"/>
           </w:tcPr>
           <w:p>
             <w:pPr>
@@ -7823,7 +6058,30 @@
               </w:rPr>
               <w:t xml:space="preserve"> 174</w:t>
             </w:r>
+            <w:r>
+              <w:rPr>
+                <w:rFonts w:ascii="Calibri" w:hAnsi="Calibri" w:cs="Calibri"/>
+                <w:sz w:val="16"/>
+                <w:szCs w:val="16"/>
+                <w:lang w:eastAsia="en-US"/>
+              </w:rPr>
+              <w:t xml:space="preserve"> </w:t>
+            </w:r>
+            <w:r>
+              <w:rPr>
+                <w:rFonts w:ascii="Calibri" w:hAnsi="Calibri" w:cs="Calibri"/>
+                <w:sz w:val="16"/>
+                <w:szCs w:val="16"/>
+                <w:lang w:eastAsia="en-US"/>
+              </w:rPr>
+              <w:t>(82)</w:t>
+            </w:r>
           </w:p>
+        </w:tc>
+        <w:tc>
+          <w:tcPr>
+            <w:tcW w:w="435" w:type="pct"/>
+          </w:tcPr>
           <w:p>
             <w:pPr>
               <w:spacing w:line="360" w:lineRule="auto"/>
@@ -7842,7 +6100,33 @@
                 <w:szCs w:val="16"/>
                 <w:lang w:eastAsia="en-US"/>
               </w:rPr>
-              <w:t>(82)</w:t>
+              <w:t>114 (54)</w:t>
+            </w:r>
+          </w:p>
+        </w:tc>
+        <w:tc>
+          <w:tcPr>
+            <w:tcW w:w="456" w:type="pct"/>
+          </w:tcPr>
+          <w:p>
+            <w:pPr>
+              <w:spacing w:line="360" w:lineRule="auto"/>
+              <w:jc w:val="both"/>
+              <w:rPr>
+                <w:rFonts w:ascii="Calibri" w:hAnsi="Calibri" w:cs="Calibri"/>
+                <w:sz w:val="16"/>
+                <w:szCs w:val="16"/>
+                <w:lang w:eastAsia="en-US"/>
+              </w:rPr>
+            </w:pPr>
+            <w:r>
+              <w:rPr>
+                <w:rFonts w:ascii="Calibri" w:hAnsi="Calibri" w:cs="Calibri"/>
+                <w:sz w:val="16"/>
+                <w:szCs w:val="16"/>
+                <w:lang w:eastAsia="en-US"/>
+              </w:rPr>
+              <w:t>274 (131)</w:t>
             </w:r>
           </w:p>
         </w:tc>
@@ -7868,65 +6152,13 @@
                 <w:szCs w:val="16"/>
                 <w:lang w:eastAsia="en-US"/>
               </w:rPr>
-              <w:t>114 (54)</w:t>
-            </w:r>
-          </w:p>
-        </w:tc>
-        <w:tc>
-          <w:tcPr>
-            <w:tcW w:w="540" w:type="pct"/>
-          </w:tcPr>
-          <w:p>
-            <w:pPr>
-              <w:spacing w:line="360" w:lineRule="auto"/>
-              <w:jc w:val="both"/>
-              <w:rPr>
-                <w:rFonts w:ascii="Calibri" w:hAnsi="Calibri" w:cs="Calibri"/>
-                <w:sz w:val="16"/>
-                <w:szCs w:val="16"/>
-                <w:lang w:eastAsia="en-US"/>
-              </w:rPr>
-            </w:pPr>
-            <w:r>
-              <w:rPr>
-                <w:rFonts w:ascii="Calibri" w:hAnsi="Calibri" w:cs="Calibri"/>
-                <w:sz w:val="16"/>
-                <w:szCs w:val="16"/>
-                <w:lang w:eastAsia="en-US"/>
-              </w:rPr>
-              <w:t>274 (131)</w:t>
-            </w:r>
-          </w:p>
-        </w:tc>
-        <w:tc>
-          <w:tcPr>
-            <w:tcW w:w="440" w:type="pct"/>
-          </w:tcPr>
-          <w:p>
-            <w:pPr>
-              <w:spacing w:line="360" w:lineRule="auto"/>
-              <w:jc w:val="both"/>
-              <w:rPr>
-                <w:rFonts w:ascii="Calibri" w:hAnsi="Calibri" w:cs="Calibri"/>
-                <w:sz w:val="16"/>
-                <w:szCs w:val="16"/>
-                <w:lang w:eastAsia="en-US"/>
-              </w:rPr>
-            </w:pPr>
-            <w:r>
-              <w:rPr>
-                <w:rFonts w:ascii="Calibri" w:hAnsi="Calibri" w:cs="Calibri"/>
-                <w:sz w:val="16"/>
-                <w:szCs w:val="16"/>
-                <w:lang w:eastAsia="en-US"/>
-              </w:rPr>
               <w:t>212 (101)</w:t>
             </w:r>
           </w:p>
         </w:tc>
         <w:tc>
           <w:tcPr>
-            <w:tcW w:w="364" w:type="pct"/>
+            <w:tcW w:w="414" w:type="pct"/>
           </w:tcPr>
           <w:p>
             <w:pPr>
@@ -7958,9 +6190,1259 @@
         <w:jc w:val="both"/>
         <w:rPr>
           <w:rFonts w:ascii="Calibri" w:hAnsi="Calibri" w:cs="Calibri"/>
+          <w:color w:val="000000" w:themeColor="text1"/>
+        </w:rPr>
+      </w:pPr>
+    </w:p>
+    <w:p>
+      <w:pPr>
+        <w:spacing w:line="360" w:lineRule="auto"/>
+        <w:jc w:val="both"/>
+        <w:rPr>
+          <w:rFonts w:ascii="Calibri" w:hAnsi="Calibri" w:cs="Calibri"/>
+          <w:color w:val="000000" w:themeColor="text1"/>
+        </w:rPr>
+      </w:pPr>
+    </w:p>
+    <w:p>
+      <w:pPr>
+        <w:pStyle w:val="Heading2"/>
+      </w:pPr>
+      <w:r>
+        <w:t>Discussion</w:t>
+      </w:r>
+    </w:p>
+    <w:p>
+      <w:pPr>
+        <w:spacing w:line="360" w:lineRule="auto"/>
+        <w:jc w:val="both"/>
+        <w:rPr>
+          <w:rFonts w:ascii="Calibri" w:hAnsi="Calibri" w:cs="Calibri"/>
+          <w:color w:val="000000" w:themeColor="text1"/>
+        </w:rPr>
+      </w:pPr>
+    </w:p>
+    <w:p>
+      <w:pPr>
+        <w:spacing w:line="360" w:lineRule="auto"/>
+        <w:jc w:val="both"/>
+        <w:rPr>
+          <w:rFonts w:ascii="Calibri" w:hAnsi="Calibri" w:cs="Calibri"/>
+          <w:color w:val="000000" w:themeColor="text1"/>
+        </w:rPr>
+      </w:pPr>
+      <w:r>
+        <w:rPr>
+          <w:rFonts w:ascii="Calibri" w:hAnsi="Calibri" w:cs="Calibri"/>
+          <w:color w:val="000000" w:themeColor="text1"/>
+        </w:rPr>
+        <w:t>Here we consider the practicalities of using Synthetic Controls methodology as a tool for prospective clinical trial design using external data.</w:t>
+      </w:r>
+    </w:p>
+    <w:p>
+      <w:pPr>
+        <w:spacing w:line="360" w:lineRule="auto"/>
+        <w:jc w:val="both"/>
+        <w:rPr>
+          <w:rFonts w:ascii="Calibri" w:hAnsi="Calibri" w:cs="Calibri"/>
+          <w:color w:val="000000" w:themeColor="text1"/>
+        </w:rPr>
+      </w:pPr>
+    </w:p>
+    <w:p>
+      <w:pPr>
+        <w:spacing w:line="360" w:lineRule="auto"/>
+        <w:jc w:val="both"/>
+        <w:rPr>
+          <w:rFonts w:ascii="Calibri" w:hAnsi="Calibri" w:cs="Calibri"/>
+          <w:color w:val="000000" w:themeColor="text1"/>
+        </w:rPr>
+      </w:pPr>
+      <w:r>
+        <w:rPr>
+          <w:rFonts w:ascii="Calibri" w:hAnsi="Calibri" w:cs="Calibri"/>
+          <w:color w:val="000000" w:themeColor="text1"/>
+        </w:rPr>
+        <w:t xml:space="preserve">There are numerous methods for supplementing prospectively collected data with information external to a trial.  Many Bayesian designs either target the efficacy parameter directly or in the case of dynamic borrowing </w:t>
+      </w:r>
+      <w:commentRangeStart w:id="0"/>
+      <w:commentRangeStart w:id="1"/>
+      <w:r>
+        <w:rPr>
+          <w:rFonts w:ascii="Calibri" w:hAnsi="Calibri" w:cs="Calibri"/>
+          <w:color w:val="000000" w:themeColor="text1"/>
+        </w:rPr>
+        <w:t>attempt</w:t>
+      </w:r>
+      <w:commentRangeEnd w:id="0"/>
+      <w:r>
+        <w:rPr>
+          <w:rStyle w:val="CommentReference"/>
+          <w:rFonts w:ascii="Calibri" w:hAnsi="Calibri" w:cs="Calibri"/>
+          <w:color w:val="000000" w:themeColor="text1"/>
+          <w:sz w:val="24"/>
+          <w:szCs w:val="24"/>
+        </w:rPr>
+        <w:commentReference w:id="0"/>
+      </w:r>
+      <w:commentRangeEnd w:id="1"/>
+      <w:r>
+        <w:rPr>
+          <w:rStyle w:val="CommentReference"/>
+          <w:rFonts w:ascii="Calibri" w:hAnsi="Calibri" w:cs="Calibri"/>
+          <w:color w:val="000000" w:themeColor="text1"/>
+          <w:sz w:val="24"/>
+          <w:szCs w:val="24"/>
+        </w:rPr>
+        <w:commentReference w:id="1"/>
+      </w:r>
+      <w:r>
+        <w:rPr>
+          <w:rFonts w:ascii="Calibri" w:hAnsi="Calibri" w:cs="Calibri"/>
+          <w:color w:val="000000" w:themeColor="text1"/>
+        </w:rPr>
+        <w:t xml:space="preserve"> to adapt outcome estimation </w:t>
+      </w:r>
+      <w:r>
+        <w:rPr>
+          <w:rFonts w:ascii="Calibri" w:hAnsi="Calibri" w:cs="Calibri"/>
+          <w:color w:val="000000" w:themeColor="text1"/>
+        </w:rPr>
+        <w:t xml:space="preserve">when it is seen to agree/disagree with what has been observed. </w:t>
+      </w:r>
+    </w:p>
+    <w:p>
+      <w:pPr>
+        <w:spacing w:line="360" w:lineRule="auto"/>
+        <w:jc w:val="both"/>
+        <w:rPr>
+          <w:rFonts w:ascii="Calibri" w:hAnsi="Calibri" w:cs="Calibri"/>
+          <w:color w:val="000000" w:themeColor="text1"/>
+        </w:rPr>
+      </w:pPr>
+    </w:p>
+    <w:p>
+      <w:pPr>
+        <w:spacing w:line="360" w:lineRule="auto"/>
+        <w:jc w:val="both"/>
+        <w:rPr>
+          <w:rFonts w:ascii="Calibri" w:hAnsi="Calibri" w:cs="Calibri"/>
+          <w:color w:val="000000" w:themeColor="text1"/>
+        </w:rPr>
+      </w:pPr>
+      <w:r>
+        <w:rPr>
+          <w:rFonts w:ascii="Calibri" w:hAnsi="Calibri" w:cs="Calibri"/>
+          <w:color w:val="000000" w:themeColor="text1"/>
+        </w:rPr>
+        <w:t xml:space="preserve">Many of these approaches depend upon the assumption of exchangeability between the external and prospective datasets.  </w:t>
+      </w:r>
+      <w:r>
+        <w:rPr>
+          <w:rFonts w:ascii="Calibri" w:hAnsi="Calibri" w:cs="Calibri"/>
+          <w:color w:val="000000" w:themeColor="text1"/>
+        </w:rPr>
+        <w:t>W</w:t>
+      </w:r>
+      <w:r>
+        <w:rPr>
+          <w:rFonts w:ascii="Calibri" w:hAnsi="Calibri" w:cs="Calibri"/>
+          <w:color w:val="000000" w:themeColor="text1"/>
+        </w:rPr>
+        <w:t>e argue here that that assumption is unsafe in many situations.</w:t>
+      </w:r>
+    </w:p>
+    <w:p>
+      <w:pPr>
+        <w:spacing w:line="360" w:lineRule="auto"/>
+        <w:jc w:val="both"/>
+        <w:rPr>
+          <w:rFonts w:ascii="Calibri" w:hAnsi="Calibri" w:cs="Calibri"/>
+          <w:color w:val="000000" w:themeColor="text1"/>
+        </w:rPr>
+      </w:pPr>
+    </w:p>
+    <w:p>
+      <w:pPr>
+        <w:spacing w:line="360" w:lineRule="auto"/>
+        <w:jc w:val="both"/>
+        <w:rPr>
+          <w:rFonts w:ascii="Calibri" w:hAnsi="Calibri" w:cs="Calibri"/>
+          <w:color w:val="000000" w:themeColor="text1"/>
+        </w:rPr>
+      </w:pPr>
+      <w:r>
+        <w:rPr>
+          <w:rFonts w:ascii="Calibri" w:hAnsi="Calibri" w:cs="Calibri"/>
+          <w:color w:val="000000" w:themeColor="text1"/>
+        </w:rPr>
+        <w:t xml:space="preserve">RCTs themselves are widely known to recruit populations which can often differ from the general population onto which their results are inferred.  </w:t>
+      </w:r>
+      <w:r>
+        <w:rPr>
+          <w:rFonts w:ascii="Calibri" w:hAnsi="Calibri" w:cs="Calibri"/>
+          <w:color w:val="000000" w:themeColor="text1"/>
+        </w:rPr>
+        <w:t xml:space="preserve">Attempts therefore to supplement prospective data with external information need to be able to handle these imbalances.  </w:t>
+      </w:r>
+    </w:p>
+    <w:p>
+      <w:pPr>
+        <w:spacing w:line="360" w:lineRule="auto"/>
+        <w:jc w:val="both"/>
+        <w:rPr>
+          <w:rFonts w:ascii="Calibri" w:hAnsi="Calibri" w:cs="Calibri"/>
+          <w:color w:val="000000" w:themeColor="text1"/>
+        </w:rPr>
+      </w:pPr>
+    </w:p>
+    <w:p>
+      <w:pPr>
+        <w:spacing w:line="360" w:lineRule="auto"/>
+        <w:jc w:val="both"/>
+        <w:rPr>
+          <w:rFonts w:ascii="Calibri" w:hAnsi="Calibri" w:cs="Calibri"/>
+          <w:color w:val="000000" w:themeColor="text1"/>
+        </w:rPr>
+      </w:pPr>
+      <w:r>
+        <w:rPr>
+          <w:rFonts w:ascii="Calibri" w:hAnsi="Calibri" w:cs="Calibri"/>
+          <w:color w:val="000000" w:themeColor="text1"/>
+        </w:rPr>
+        <w:lastRenderedPageBreak/>
+        <w:t xml:space="preserve">Causal Inference tools continue to be developed to estimate efficacy parameters in the presence of imbalances.  Sythentic Controls </w:t>
+      </w:r>
+      <w:r>
+        <w:rPr>
+          <w:rFonts w:ascii="Calibri" w:hAnsi="Calibri" w:cs="Calibri"/>
+          <w:color w:val="000000" w:themeColor="text1"/>
+        </w:rPr>
+        <w:t>act by observing the connection between baseline covariates and observed outcomes and attempt tot reliably estimate treatment effects by controlling for this imbalance.  Here we evaluate two approaches of synthetic controls, one based on weights which targets population average treatment effects and one based on parametric models which targets individual treatment effects.</w:t>
+      </w:r>
+    </w:p>
+    <w:p>
+      <w:pPr>
+        <w:spacing w:line="360" w:lineRule="auto"/>
+        <w:jc w:val="both"/>
+        <w:rPr>
+          <w:rFonts w:ascii="Calibri" w:hAnsi="Calibri" w:cs="Calibri"/>
+          <w:color w:val="000000" w:themeColor="text1"/>
+        </w:rPr>
+      </w:pPr>
+    </w:p>
+    <w:p>
+      <w:pPr>
+        <w:spacing w:line="360" w:lineRule="auto"/>
+        <w:jc w:val="both"/>
+        <w:rPr>
+          <w:rFonts w:ascii="Calibri" w:hAnsi="Calibri" w:cs="Calibri"/>
+          <w:color w:val="000000" w:themeColor="text1"/>
+        </w:rPr>
+      </w:pPr>
+      <w:r>
+        <w:rPr>
+          <w:rFonts w:ascii="Calibri" w:hAnsi="Calibri" w:cs="Calibri"/>
+          <w:color w:val="000000" w:themeColor="text1"/>
+        </w:rPr>
+        <w:t xml:space="preserve">It is proposed that intuitively this forms a more natural framework than approaches such as </w:t>
+      </w:r>
+      <w:r>
+        <w:rPr>
+          <w:rFonts w:ascii="Calibri" w:hAnsi="Calibri" w:cs="Calibri"/>
+          <w:color w:val="000000" w:themeColor="text1"/>
+        </w:rPr>
+        <w:t xml:space="preserve">Dynamic Bayesian borrowing.  The basis of Bayesian approach is that you define your prior beliefs and allow these to be updated by the observed data.  As Dynamic borrowing allows prior beliefs themselves to be adapted by the observed data it is difficult to quantify exactly what posterior distributions reflect.  </w:t>
+      </w:r>
+    </w:p>
+    <w:p>
+      <w:pPr>
+        <w:spacing w:line="360" w:lineRule="auto"/>
+        <w:jc w:val="both"/>
+        <w:rPr>
+          <w:rFonts w:ascii="Calibri" w:hAnsi="Calibri" w:cs="Calibri"/>
+          <w:color w:val="000000" w:themeColor="text1"/>
+        </w:rPr>
+      </w:pPr>
+    </w:p>
+    <w:p>
+      <w:pPr>
+        <w:spacing w:line="360" w:lineRule="auto"/>
+        <w:jc w:val="both"/>
+        <w:rPr>
+          <w:rFonts w:ascii="Calibri" w:hAnsi="Calibri" w:cs="Calibri"/>
+          <w:color w:val="000000" w:themeColor="text1"/>
+        </w:rPr>
+      </w:pPr>
+      <w:r>
+        <w:rPr>
+          <w:rFonts w:ascii="Calibri" w:hAnsi="Calibri" w:cs="Calibri"/>
+          <w:color w:val="000000" w:themeColor="text1"/>
+        </w:rPr>
+        <w:t>Using a Synthetic control approach, we can still define our beliefs a-priori but allow these beliefs to be conditional on the distribution of baseline covariates.</w:t>
+      </w:r>
+      <w:r>
+        <w:rPr>
+          <w:rFonts w:ascii="Calibri" w:hAnsi="Calibri" w:cs="Calibri"/>
+          <w:color w:val="000000" w:themeColor="text1"/>
+        </w:rPr>
+        <w:t xml:space="preserve">  Synthetically controlled trials are efficient and the applications here show that study designs can be achieved with a much smaller sample size.  Ultimately this efficiency comes at a cost as the standard of evidence is not the same as a fully randomised trial where the randomisation procedure can be relied upon to balance out known and unknown sources of confounding.    Whilst a valid concern, this may be mitigated somewhat by the standard of evidence demanded in early phase research where signals of efficacy are sought as opposed to more definitive comparisons required in later phase research.</w:t>
+      </w:r>
+    </w:p>
+    <w:p>
+      <w:pPr>
+        <w:spacing w:line="360" w:lineRule="auto"/>
+        <w:jc w:val="both"/>
+        <w:rPr>
+          <w:rFonts w:ascii="Calibri" w:hAnsi="Calibri" w:cs="Calibri"/>
+          <w:color w:val="000000" w:themeColor="text1"/>
+        </w:rPr>
+      </w:pPr>
+    </w:p>
+    <w:p>
+      <w:pPr>
+        <w:spacing w:line="360" w:lineRule="auto"/>
+        <w:jc w:val="both"/>
+        <w:rPr>
+          <w:rFonts w:ascii="Calibri" w:hAnsi="Calibri" w:cs="Calibri"/>
+          <w:color w:val="000000" w:themeColor="text1"/>
+        </w:rPr>
+      </w:pPr>
+      <w:r>
+        <w:rPr>
+          <w:rFonts w:ascii="Calibri" w:hAnsi="Calibri" w:cs="Calibri"/>
+          <w:color w:val="000000" w:themeColor="text1"/>
+        </w:rPr>
+        <w:t>Synthetic controls do have their limitations however and there is a necessary assumption of overlap.  In the population average approach we rely on weights which are constrained as being non-negative and summing to 1.  In settings with non-overlap between the external and prospective datasets</w:t>
+      </w:r>
+      <w:r>
+        <w:rPr>
+          <w:rFonts w:ascii="Calibri" w:hAnsi="Calibri" w:cs="Calibri"/>
+          <w:color w:val="000000" w:themeColor="text1"/>
+        </w:rPr>
+        <w:t xml:space="preserve">, these weights may become unstable.   In a Personalised Synthetic Control situation non-overlap would result in in extrapolating ‘control models’ beyond their support.  In light of this, it is important that at the design stage the prospective study is designed with this in mind (e.g. restricting the inclusion/exclusion criteria to scenarios which are supported by the synthetic controls).  This however is another advantage over response adaptive designs as at the design stage it is possible to have some control over the baseline </w:t>
+      </w:r>
+      <w:r>
+        <w:rPr>
+          <w:rFonts w:ascii="Calibri" w:hAnsi="Calibri" w:cs="Calibri"/>
+          <w:color w:val="000000" w:themeColor="text1"/>
+        </w:rPr>
+        <w:lastRenderedPageBreak/>
+        <w:t>covariates of patients recruited into the study where it is not possible to have control over patient outcomes.</w:t>
+      </w:r>
+    </w:p>
+    <w:p>
+      <w:pPr>
+        <w:spacing w:line="360" w:lineRule="auto"/>
+        <w:jc w:val="both"/>
+        <w:rPr>
+          <w:rFonts w:ascii="Calibri" w:hAnsi="Calibri" w:cs="Calibri"/>
+          <w:color w:val="000000" w:themeColor="text1"/>
+        </w:rPr>
+      </w:pPr>
+    </w:p>
+    <w:p>
+      <w:pPr>
+        <w:spacing w:line="360" w:lineRule="auto"/>
+        <w:jc w:val="both"/>
+        <w:rPr>
+          <w:rFonts w:ascii="Calibri" w:hAnsi="Calibri" w:cs="Calibri"/>
+          <w:color w:val="000000" w:themeColor="text1"/>
+        </w:rPr>
+      </w:pPr>
+      <w:r>
+        <w:rPr>
+          <w:rFonts w:ascii="Calibri" w:hAnsi="Calibri" w:cs="Calibri"/>
+          <w:color w:val="000000" w:themeColor="text1"/>
+        </w:rPr>
+        <w:t xml:space="preserve">To demonstrate the use of synthetic controls in trial design we simulate from scnearios which </w:t>
+      </w:r>
+      <w:r>
+        <w:rPr>
+          <w:rFonts w:ascii="Calibri" w:hAnsi="Calibri" w:cs="Calibri"/>
+          <w:color w:val="000000" w:themeColor="text1"/>
+        </w:rPr>
+        <w:t>explicitly targets violations of exchangeability and</w:t>
+      </w:r>
+      <w:r>
+        <w:rPr>
+          <w:rFonts w:ascii="Calibri" w:hAnsi="Calibri" w:cs="Calibri"/>
+          <w:color w:val="000000" w:themeColor="text1"/>
+        </w:rPr>
+        <w:t xml:space="preserve"> demonstrate that the methods proposed here work well in these scenarios.  We also propose a set of tools which can be used by researchers to aid the use of synthetic controls for trial design</w:t>
+      </w:r>
+    </w:p>
+    <w:p>
+      <w:pPr>
+        <w:spacing w:line="360" w:lineRule="auto"/>
+        <w:jc w:val="both"/>
+        <w:rPr>
+          <w:rFonts w:ascii="Calibri" w:hAnsi="Calibri" w:cs="Calibri"/>
+          <w:color w:val="000000" w:themeColor="text1"/>
+        </w:rPr>
+      </w:pPr>
+    </w:p>
+    <w:p>
+      <w:pPr>
+        <w:spacing w:line="360" w:lineRule="auto"/>
+        <w:jc w:val="both"/>
+        <w:rPr>
+          <w:rFonts w:ascii="Calibri" w:hAnsi="Calibri" w:cs="Calibri"/>
+          <w:color w:val="000000" w:themeColor="text1"/>
+        </w:rPr>
+      </w:pPr>
+      <w:r>
+        <w:rPr>
+          <w:rFonts w:ascii="Calibri" w:hAnsi="Calibri" w:cs="Calibri"/>
+          <w:color w:val="000000" w:themeColor="text1"/>
+        </w:rPr>
+        <w:t>We note that synthetic controls themselves depend on a set of assumptions which if not met can lead to bias.  Most notably the assumption of no unmeasured confounders. There may also be issues of v</w:t>
+      </w:r>
+      <w:r>
+        <w:rPr>
+          <w:rFonts w:ascii="Calibri" w:hAnsi="Calibri" w:cs="Calibri"/>
+          <w:color w:val="000000" w:themeColor="text1"/>
+        </w:rPr>
+        <w:t xml:space="preserve">alidity </w:t>
+      </w:r>
+      <w:r>
+        <w:rPr>
+          <w:rFonts w:ascii="Calibri" w:hAnsi="Calibri" w:cs="Calibri"/>
+          <w:color w:val="000000" w:themeColor="text1"/>
+        </w:rPr>
+        <w:t xml:space="preserve">being </w:t>
+      </w:r>
+      <w:r>
+        <w:rPr>
+          <w:rFonts w:ascii="Calibri" w:hAnsi="Calibri" w:cs="Calibri"/>
+          <w:color w:val="000000" w:themeColor="text1"/>
+        </w:rPr>
+        <w:t>depend</w:t>
+      </w:r>
+      <w:r>
+        <w:rPr>
+          <w:rFonts w:ascii="Calibri" w:hAnsi="Calibri" w:cs="Calibri"/>
+          <w:color w:val="000000" w:themeColor="text1"/>
+        </w:rPr>
+        <w:t>ent</w:t>
+      </w:r>
+      <w:r>
+        <w:rPr>
+          <w:rFonts w:ascii="Calibri" w:hAnsi="Calibri" w:cs="Calibri"/>
+          <w:color w:val="000000" w:themeColor="text1"/>
+        </w:rPr>
+        <w:t xml:space="preserve"> on comparability of outcome definitions, follow-up, and standard-of-care context between external and trial data sources.</w:t>
+      </w:r>
+      <w:r>
+        <w:rPr>
+          <w:rFonts w:ascii="Calibri" w:hAnsi="Calibri" w:cs="Calibri"/>
+          <w:color w:val="000000" w:themeColor="text1"/>
+        </w:rPr>
+        <w:t xml:space="preserve">  </w:t>
+      </w:r>
+    </w:p>
+    <w:p>
+      <w:pPr>
+        <w:spacing w:line="360" w:lineRule="auto"/>
+        <w:jc w:val="both"/>
+        <w:rPr>
+          <w:rFonts w:ascii="Calibri" w:hAnsi="Calibri" w:cs="Calibri"/>
+          <w:color w:val="000000" w:themeColor="text1"/>
+        </w:rPr>
+      </w:pPr>
+    </w:p>
+    <w:p>
+      <w:pPr>
+        <w:spacing w:line="360" w:lineRule="auto"/>
+        <w:jc w:val="both"/>
+        <w:rPr>
+          <w:rFonts w:ascii="Calibri" w:hAnsi="Calibri" w:cs="Calibri"/>
+          <w:color w:val="000000" w:themeColor="text1"/>
+        </w:rPr>
+      </w:pPr>
+      <w:r>
+        <w:rPr>
+          <w:rFonts w:ascii="Calibri" w:hAnsi="Calibri" w:cs="Calibri"/>
+          <w:color w:val="000000" w:themeColor="text1"/>
+        </w:rPr>
+        <w:t xml:space="preserve">It must be acknowledged therefore that Synthetically Controlled Trials do not provide a standard of evidence comparable to directly randomised studies.  Efficient trials, especially those in rare populations must be conducted with balance in mind.  All efficiency comes at a cost but the growing availability of external data as a reliable source of information and issues of generalisability/transportability of RCT results mean that externally controlled trials are likely to have growing prominence.   </w:t>
+      </w:r>
+    </w:p>
+    <w:p>
+      <w:pPr>
+        <w:spacing w:line="360" w:lineRule="auto"/>
+        <w:jc w:val="both"/>
+        <w:rPr>
+          <w:rFonts w:ascii="Calibri" w:hAnsi="Calibri" w:cs="Calibri"/>
+          <w:color w:val="000000" w:themeColor="text1"/>
+        </w:rPr>
+      </w:pPr>
+    </w:p>
+    <w:p>
+      <w:pPr>
+        <w:spacing w:line="360" w:lineRule="auto"/>
+        <w:jc w:val="both"/>
+        <w:rPr>
+          <w:rFonts w:ascii="Calibri" w:eastAsiaTheme="majorEastAsia" w:hAnsi="Calibri" w:cs="Calibri"/>
+          <w:color w:val="000000" w:themeColor="text1"/>
+        </w:rPr>
+      </w:pPr>
+    </w:p>
+    <w:p>
+      <w:pPr>
+        <w:rPr>
+          <w:rFonts w:asciiTheme="majorHAnsi" w:eastAsiaTheme="majorEastAsia" w:hAnsiTheme="majorHAnsi" w:cstheme="majorBidi"/>
+          <w:color w:val="0F4761" w:themeColor="accent1" w:themeShade="BF"/>
+          <w:kern w:val="2"/>
+          <w:sz w:val="32"/>
+          <w:szCs w:val="32"/>
           <w:lang w:eastAsia="en-US"/>
-        </w:rPr>
-      </w:pPr>
+          <w14:ligatures w14:val="standardContextual"/>
+        </w:rPr>
+      </w:pPr>
+      <w:r>
+        <w:br w:type="page"/>
+      </w:r>
+    </w:p>
+    <w:p>
+      <w:pPr>
+        <w:pStyle w:val="Heading2"/>
+      </w:pPr>
+      <w:r>
+        <w:lastRenderedPageBreak/>
+        <w:t>References</w:t>
+      </w:r>
+    </w:p>
+    <w:p>
+      <w:pPr>
+        <w:spacing w:line="360" w:lineRule="auto"/>
+        <w:jc w:val="both"/>
+        <w:rPr>
+          <w:rFonts w:ascii="Calibri" w:hAnsi="Calibri" w:cs="Calibri"/>
+          <w:color w:val="000000" w:themeColor="text1"/>
+          <w:shd w:val="clear" w:color="auto" w:fill="FFFFFF"/>
+        </w:rPr>
+      </w:pPr>
+    </w:p>
+    <w:p>
+      <w:pPr>
+        <w:pStyle w:val="ListParagraph"/>
+        <w:numPr>
+          <w:ilvl w:val="0"/>
+          <w:numId w:val="10"/>
+        </w:numPr>
+        <w:spacing w:line="360" w:lineRule="auto"/>
+        <w:jc w:val="both"/>
+        <w:rPr>
+          <w:rFonts w:ascii="Calibri" w:hAnsi="Calibri" w:cs="Calibri"/>
+          <w:color w:val="000000" w:themeColor="text1"/>
+          <w:shd w:val="clear" w:color="auto" w:fill="FFFFFF"/>
+        </w:rPr>
+      </w:pPr>
+      <w:r>
+        <w:rPr>
+          <w:rFonts w:ascii="Calibri" w:hAnsi="Calibri" w:cs="Calibri"/>
+          <w:color w:val="000000" w:themeColor="text1"/>
+          <w:shd w:val="clear" w:color="auto" w:fill="FFFFFF"/>
+        </w:rPr>
+        <w:t>Pocock SJ. The combination of randomized and historical controls in clinical trials. Journal of chronic diseases. 1976 Mar 1;29(3):175-88.</w:t>
+      </w:r>
+    </w:p>
+    <w:p>
+      <w:pPr>
+        <w:pStyle w:val="ListParagraph"/>
+        <w:spacing w:line="360" w:lineRule="auto"/>
+        <w:jc w:val="both"/>
+        <w:rPr>
+          <w:rFonts w:ascii="Calibri" w:hAnsi="Calibri" w:cs="Calibri"/>
+          <w:color w:val="000000" w:themeColor="text1"/>
+          <w:shd w:val="clear" w:color="auto" w:fill="FFFFFF"/>
+        </w:rPr>
+      </w:pPr>
+    </w:p>
+    <w:p>
+      <w:pPr>
+        <w:pStyle w:val="ListParagraph"/>
+        <w:numPr>
+          <w:ilvl w:val="0"/>
+          <w:numId w:val="10"/>
+        </w:numPr>
+        <w:spacing w:line="360" w:lineRule="auto"/>
+        <w:jc w:val="both"/>
+        <w:rPr>
+          <w:rFonts w:ascii="Calibri" w:hAnsi="Calibri" w:cs="Calibri"/>
+          <w:color w:val="000000" w:themeColor="text1"/>
+          <w:shd w:val="clear" w:color="auto" w:fill="FFFFFF"/>
+        </w:rPr>
+      </w:pPr>
+      <w:r>
+        <w:rPr>
+          <w:rFonts w:ascii="Calibri" w:hAnsi="Calibri" w:cs="Calibri"/>
+          <w:color w:val="000000" w:themeColor="text1"/>
+          <w:shd w:val="clear" w:color="auto" w:fill="FFFFFF"/>
+        </w:rPr>
+        <w:t>Neuenschwander B, Capkun-Niggli G, Branson M, Spiegelhalter DJ. Summarizing historical information on controls in clinical trials. Clinical Trials. 2010 Feb;7(1):5-18.</w:t>
+      </w:r>
+    </w:p>
+    <w:p>
+      <w:pPr>
+        <w:pStyle w:val="ListParagraph"/>
+        <w:spacing w:line="360" w:lineRule="auto"/>
+        <w:jc w:val="both"/>
+        <w:rPr>
+          <w:rFonts w:ascii="Calibri" w:hAnsi="Calibri" w:cs="Calibri"/>
+          <w:color w:val="000000" w:themeColor="text1"/>
+          <w:shd w:val="clear" w:color="auto" w:fill="FFFFFF"/>
+        </w:rPr>
+      </w:pPr>
+    </w:p>
+    <w:p>
+      <w:pPr>
+        <w:pStyle w:val="ListParagraph"/>
+        <w:numPr>
+          <w:ilvl w:val="0"/>
+          <w:numId w:val="10"/>
+        </w:numPr>
+        <w:spacing w:line="360" w:lineRule="auto"/>
+        <w:jc w:val="both"/>
+        <w:rPr>
+          <w:rFonts w:ascii="Calibri" w:hAnsi="Calibri" w:cs="Calibri"/>
+          <w:color w:val="000000" w:themeColor="text1"/>
+          <w:shd w:val="clear" w:color="auto" w:fill="FFFFFF"/>
+        </w:rPr>
+      </w:pPr>
+      <w:r>
+        <w:rPr>
+          <w:rFonts w:ascii="Calibri" w:hAnsi="Calibri" w:cs="Calibri"/>
+          <w:color w:val="000000" w:themeColor="text1"/>
+          <w:shd w:val="clear" w:color="auto" w:fill="FFFFFF"/>
+        </w:rPr>
+        <w:t>Jahanshahi M, Gregg K, Davis G, Ndu A, Miller V, Vockley J, Ollivier C, Franolic T, Sakai S. The use of external controls in FDA regulatory decision making. Therapeutic Innovation &amp; Regulatory Science. 2021 Sep;55(5):1019-35.</w:t>
+      </w:r>
+    </w:p>
+    <w:p>
+      <w:pPr>
+        <w:spacing w:line="360" w:lineRule="auto"/>
+        <w:jc w:val="both"/>
+        <w:rPr>
+          <w:rFonts w:ascii="Calibri" w:hAnsi="Calibri" w:cs="Calibri"/>
+          <w:color w:val="000000" w:themeColor="text1"/>
+          <w:shd w:val="clear" w:color="auto" w:fill="FFFFFF"/>
+        </w:rPr>
+      </w:pPr>
+    </w:p>
+    <w:p>
+      <w:pPr>
+        <w:pStyle w:val="ListParagraph"/>
+        <w:numPr>
+          <w:ilvl w:val="0"/>
+          <w:numId w:val="10"/>
+        </w:numPr>
+        <w:spacing w:line="360" w:lineRule="auto"/>
+        <w:jc w:val="both"/>
+        <w:rPr>
+          <w:rFonts w:ascii="Calibri" w:hAnsi="Calibri" w:cs="Calibri"/>
+          <w:color w:val="000000" w:themeColor="text1"/>
+          <w:shd w:val="clear" w:color="auto" w:fill="FFFFFF"/>
+        </w:rPr>
+      </w:pPr>
+      <w:r>
+        <w:rPr>
+          <w:rFonts w:ascii="Calibri" w:hAnsi="Calibri" w:cs="Calibri"/>
+          <w:color w:val="000000" w:themeColor="text1"/>
+          <w:shd w:val="clear" w:color="auto" w:fill="FFFFFF"/>
+        </w:rPr>
+        <w:t>Lambert J, Lengliné E, Porcher R, Thiébaut R, Zohar S, Chevret S. Enriching single-arm clinical trials with external controls: possibilities and pitfalls. Blood advances. 2023 Oct 10;7(19):5680-90.</w:t>
+      </w:r>
+    </w:p>
+    <w:p>
+      <w:pPr>
+        <w:spacing w:line="360" w:lineRule="auto"/>
+        <w:jc w:val="both"/>
+        <w:rPr>
+          <w:rFonts w:ascii="Calibri" w:hAnsi="Calibri" w:cs="Calibri"/>
+          <w:color w:val="000000" w:themeColor="text1"/>
+          <w:shd w:val="clear" w:color="auto" w:fill="FFFFFF"/>
+        </w:rPr>
+      </w:pPr>
+    </w:p>
+    <w:p>
+      <w:pPr>
+        <w:pStyle w:val="ListParagraph"/>
+        <w:numPr>
+          <w:ilvl w:val="0"/>
+          <w:numId w:val="10"/>
+        </w:numPr>
+        <w:spacing w:line="360" w:lineRule="auto"/>
+        <w:jc w:val="both"/>
+        <w:rPr>
+          <w:rFonts w:ascii="Calibri" w:hAnsi="Calibri" w:cs="Calibri"/>
+          <w:color w:val="000000" w:themeColor="text1"/>
+          <w:shd w:val="clear" w:color="auto" w:fill="FFFFFF"/>
+        </w:rPr>
+      </w:pPr>
+      <w:r>
+        <w:rPr>
+          <w:rFonts w:ascii="Calibri" w:hAnsi="Calibri" w:cs="Calibri"/>
+          <w:color w:val="000000" w:themeColor="text1"/>
+          <w:shd w:val="clear" w:color="auto" w:fill="FFFFFF"/>
+        </w:rPr>
+        <w:t>[Burger HU, Gerlinger C, Harbron C, Koch A, Posch M, Rochon J, Schiel A. The use of external controls: To what extent can it currently be recommended?. Pharmaceutical Statistics. 2021 Nov;20(6):1002-16.</w:t>
+      </w:r>
+    </w:p>
+    <w:p>
+      <w:pPr>
+        <w:spacing w:line="360" w:lineRule="auto"/>
+        <w:jc w:val="both"/>
+        <w:rPr>
+          <w:rFonts w:ascii="Calibri" w:hAnsi="Calibri" w:cs="Calibri"/>
+          <w:color w:val="000000" w:themeColor="text1"/>
+          <w:shd w:val="clear" w:color="auto" w:fill="FFFFFF"/>
+        </w:rPr>
+      </w:pPr>
+    </w:p>
+    <w:p>
+      <w:pPr>
+        <w:pStyle w:val="ListParagraph"/>
+        <w:numPr>
+          <w:ilvl w:val="0"/>
+          <w:numId w:val="10"/>
+        </w:numPr>
+        <w:spacing w:line="360" w:lineRule="auto"/>
+        <w:jc w:val="both"/>
+        <w:rPr>
+          <w:rFonts w:ascii="Calibri" w:hAnsi="Calibri" w:cs="Calibri"/>
+          <w:color w:val="000000" w:themeColor="text1"/>
+          <w:shd w:val="clear" w:color="auto" w:fill="FFFFFF"/>
+        </w:rPr>
+      </w:pPr>
+      <w:r>
+        <w:rPr>
+          <w:rFonts w:ascii="Calibri" w:hAnsi="Calibri" w:cs="Calibri"/>
+          <w:color w:val="000000" w:themeColor="text1"/>
+          <w:shd w:val="clear" w:color="auto" w:fill="FFFFFF"/>
+        </w:rPr>
+        <w:t>Schmidli H, Häring DA, Thomas M, Cassidy A, Weber S, Bretz F. Beyond randomized clinical trials: use of external controls. Clinical Pharmacology &amp; Therapeutics. 2020 Apr;107(4):806-16.</w:t>
+      </w:r>
+    </w:p>
+    <w:p>
+      <w:pPr>
+        <w:spacing w:line="360" w:lineRule="auto"/>
+        <w:jc w:val="both"/>
+        <w:rPr>
+          <w:rFonts w:ascii="Calibri" w:hAnsi="Calibri" w:cs="Calibri"/>
+          <w:color w:val="000000" w:themeColor="text1"/>
+          <w:shd w:val="clear" w:color="auto" w:fill="FFFFFF"/>
+        </w:rPr>
+      </w:pPr>
+    </w:p>
+    <w:p>
+      <w:pPr>
+        <w:pStyle w:val="ListParagraph"/>
+        <w:numPr>
+          <w:ilvl w:val="0"/>
+          <w:numId w:val="10"/>
+        </w:numPr>
+        <w:spacing w:line="360" w:lineRule="auto"/>
+        <w:jc w:val="both"/>
+        <w:rPr>
+          <w:rFonts w:ascii="Calibri" w:hAnsi="Calibri" w:cs="Calibri"/>
+          <w:color w:val="000000" w:themeColor="text1"/>
+          <w:shd w:val="clear" w:color="auto" w:fill="FFFFFF"/>
+        </w:rPr>
+      </w:pPr>
+      <w:r>
+        <w:rPr>
+          <w:rFonts w:ascii="Calibri" w:hAnsi="Calibri" w:cs="Calibri"/>
+          <w:color w:val="000000" w:themeColor="text1"/>
+          <w:shd w:val="clear" w:color="auto" w:fill="FFFFFF"/>
+        </w:rPr>
+        <w:t>Curtis LH, Sola‐Morales O, Heidt J, Saunders‐Hastings P, Walsh L, Casso D, Oliveria S, Mercado T, Zusterzeel R, Sobel RE, Jalbert JJ. Regulatory and HTA considerations for development of real‐world data derived external controls. Clinical Pharmacology &amp; Therapeutics. 2023 Aug;114(2):303-15.</w:t>
+      </w:r>
+    </w:p>
+    <w:p>
+      <w:pPr>
+        <w:spacing w:line="360" w:lineRule="auto"/>
+        <w:jc w:val="both"/>
+        <w:rPr>
+          <w:rFonts w:ascii="Calibri" w:hAnsi="Calibri" w:cs="Calibri"/>
+          <w:color w:val="000000" w:themeColor="text1"/>
+          <w:shd w:val="clear" w:color="auto" w:fill="FFFFFF"/>
+        </w:rPr>
+      </w:pPr>
+    </w:p>
+    <w:p>
+      <w:pPr>
+        <w:pStyle w:val="ListParagraph"/>
+        <w:numPr>
+          <w:ilvl w:val="0"/>
+          <w:numId w:val="10"/>
+        </w:numPr>
+        <w:spacing w:line="360" w:lineRule="auto"/>
+        <w:jc w:val="both"/>
+        <w:rPr>
+          <w:rFonts w:ascii="Calibri" w:hAnsi="Calibri" w:cs="Calibri"/>
+          <w:color w:val="000000" w:themeColor="text1"/>
+          <w:shd w:val="clear" w:color="auto" w:fill="FFFFFF"/>
+        </w:rPr>
+      </w:pPr>
+      <w:r>
+        <w:rPr>
+          <w:rFonts w:ascii="Calibri" w:hAnsi="Calibri" w:cs="Calibri"/>
+          <w:color w:val="000000" w:themeColor="text1"/>
+          <w:shd w:val="clear" w:color="auto" w:fill="FFFFFF"/>
+        </w:rPr>
+        <w:t>Nuño MM, Pugh SL, Ji L, Piao J, Dignam JJ, Steingrimsson JA. On the use of external controls in clinical trials. JNCI Monographs. 2025 Mar;2025(68):30-4.</w:t>
+      </w:r>
+    </w:p>
+    <w:p>
+      <w:pPr>
+        <w:spacing w:line="360" w:lineRule="auto"/>
+        <w:ind w:left="360"/>
+        <w:jc w:val="both"/>
+        <w:rPr>
+          <w:rFonts w:ascii="Calibri" w:hAnsi="Calibri" w:cs="Calibri"/>
+          <w:color w:val="000000" w:themeColor="text1"/>
+          <w:shd w:val="clear" w:color="auto" w:fill="FFFFFF"/>
+        </w:rPr>
+      </w:pPr>
+    </w:p>
+    <w:p>
+      <w:pPr>
+        <w:pStyle w:val="ListParagraph"/>
+        <w:numPr>
+          <w:ilvl w:val="0"/>
+          <w:numId w:val="10"/>
+        </w:numPr>
+        <w:spacing w:line="360" w:lineRule="auto"/>
+        <w:jc w:val="both"/>
+        <w:rPr>
+          <w:rFonts w:ascii="Calibri" w:hAnsi="Calibri" w:cs="Calibri"/>
+          <w:color w:val="000000" w:themeColor="text1"/>
+          <w:shd w:val="clear" w:color="auto" w:fill="FFFFFF"/>
+        </w:rPr>
+      </w:pPr>
+      <w:r>
+        <w:rPr>
+          <w:rFonts w:ascii="Calibri" w:hAnsi="Calibri" w:cs="Calibri"/>
+          <w:color w:val="000000" w:themeColor="text1"/>
+          <w:shd w:val="clear" w:color="auto" w:fill="FFFFFF"/>
+        </w:rPr>
+        <w:lastRenderedPageBreak/>
+        <w:t>Tudor BH, Shargo R, Gray GM, Fierstein JL, Kuo FH, Burton R, Johnson JT, Scully BB, Asante-Korang A, Rehman MA, Ahumada LM. A scoping review of human digital twins in healthcare applications and usage patterns. npj Digital Medicine. 2025 Sep 30;8(1):587.</w:t>
+      </w:r>
+    </w:p>
+    <w:p>
+      <w:pPr>
+        <w:spacing w:line="360" w:lineRule="auto"/>
+        <w:jc w:val="both"/>
+        <w:rPr>
+          <w:rFonts w:ascii="Calibri" w:hAnsi="Calibri" w:cs="Calibri"/>
+          <w:color w:val="000000" w:themeColor="text1"/>
+          <w:shd w:val="clear" w:color="auto" w:fill="FFFFFF"/>
+        </w:rPr>
+      </w:pPr>
+    </w:p>
+    <w:p>
+      <w:pPr>
+        <w:pStyle w:val="ListParagraph"/>
+        <w:numPr>
+          <w:ilvl w:val="0"/>
+          <w:numId w:val="10"/>
+        </w:numPr>
+        <w:spacing w:line="360" w:lineRule="auto"/>
+        <w:jc w:val="both"/>
+        <w:rPr>
+          <w:rFonts w:ascii="Calibri" w:hAnsi="Calibri" w:cs="Calibri"/>
+          <w:color w:val="000000" w:themeColor="text1"/>
+          <w:shd w:val="clear" w:color="auto" w:fill="FFFFFF"/>
+        </w:rPr>
+      </w:pPr>
+      <w:r>
+        <w:rPr>
+          <w:rFonts w:ascii="Calibri" w:hAnsi="Calibri" w:cs="Calibri"/>
+          <w:color w:val="000000" w:themeColor="text1"/>
+          <w:shd w:val="clear" w:color="auto" w:fill="FFFFFF"/>
+        </w:rPr>
+        <w:t>Pammi M, Shah PS, Yang LK, Hagan J, Aghaeepour N, Neu J. Digital twins, synthetic patient data, and in-silico trials: can they empower paediatric clinical trials?. The Lancet Digital Health. 2025 May 1;7(5).</w:t>
+      </w:r>
+    </w:p>
+    <w:p>
+      <w:pPr>
+        <w:spacing w:line="360" w:lineRule="auto"/>
+        <w:jc w:val="both"/>
+        <w:rPr>
+          <w:rFonts w:ascii="Calibri" w:hAnsi="Calibri" w:cs="Calibri"/>
+          <w:color w:val="000000" w:themeColor="text1"/>
+          <w:shd w:val="clear" w:color="auto" w:fill="FFFFFF"/>
+        </w:rPr>
+      </w:pPr>
+    </w:p>
+    <w:p>
+      <w:pPr>
+        <w:pStyle w:val="ListParagraph"/>
+        <w:numPr>
+          <w:ilvl w:val="0"/>
+          <w:numId w:val="10"/>
+        </w:numPr>
+        <w:spacing w:line="360" w:lineRule="auto"/>
+        <w:jc w:val="both"/>
+        <w:rPr>
+          <w:rFonts w:ascii="Calibri" w:hAnsi="Calibri" w:cs="Calibri"/>
+          <w:color w:val="000000" w:themeColor="text1"/>
+        </w:rPr>
+      </w:pPr>
+      <w:r>
+        <w:rPr>
+          <w:rFonts w:ascii="Calibri" w:hAnsi="Calibri" w:cs="Calibri"/>
+          <w:color w:val="000000" w:themeColor="text1"/>
+          <w:shd w:val="clear" w:color="auto" w:fill="FFFFFF"/>
+        </w:rPr>
+        <w:t>[ ] Davi R, Majumdar A, Bexon M, Butowski N, Chandhasin C, Coello M, Das S, Merchant F, Merchant N, Reardon D, Roessner M. CLRM-09. Incorporating external control arm in MDNA55 recurrent glioblastoma registration trial. Neuro-oncology Advances. 2021 Sep 21;3(Suppl 4):iv3.</w:t>
+      </w:r>
+    </w:p>
+    <w:p>
+      <w:pPr>
+        <w:spacing w:line="360" w:lineRule="auto"/>
+        <w:jc w:val="both"/>
+        <w:rPr>
+          <w:rFonts w:ascii="Calibri" w:hAnsi="Calibri" w:cs="Calibri"/>
+          <w:color w:val="000000" w:themeColor="text1"/>
+        </w:rPr>
+      </w:pPr>
+    </w:p>
+    <w:p>
+      <w:pPr>
+        <w:pStyle w:val="ListParagraph"/>
+        <w:numPr>
+          <w:ilvl w:val="0"/>
+          <w:numId w:val="10"/>
+        </w:numPr>
+        <w:spacing w:line="360" w:lineRule="auto"/>
+        <w:jc w:val="both"/>
+        <w:rPr>
+          <w:rFonts w:ascii="Calibri" w:hAnsi="Calibri" w:cs="Calibri"/>
+          <w:color w:val="000000" w:themeColor="text1"/>
+        </w:rPr>
+      </w:pPr>
+      <w:r>
+        <w:rPr>
+          <w:rFonts w:ascii="Calibri" w:hAnsi="Calibri" w:cs="Calibri"/>
+          <w:color w:val="000000" w:themeColor="text1"/>
+          <w:shd w:val="clear" w:color="auto" w:fill="FFFFFF"/>
+        </w:rPr>
+        <w:t>[ ] Davies J, Martinec M, Delmar P, Coudert M, Bordogna W, Golding S, Martina R, Crane G. Comparative effectiveness from a single-arm trial and real-world data: alectinib versus ceritinib. Journal of comparative effectiveness research. 2018 Sep;7(09):855-65.</w:t>
+      </w:r>
+    </w:p>
+    <w:p>
+      <w:pPr>
+        <w:spacing w:line="360" w:lineRule="auto"/>
+        <w:jc w:val="both"/>
+        <w:rPr>
+          <w:rFonts w:ascii="Calibri" w:hAnsi="Calibri" w:cs="Calibri"/>
+          <w:color w:val="000000" w:themeColor="text1"/>
+          <w:shd w:val="clear" w:color="auto" w:fill="FFFFFF"/>
+        </w:rPr>
+      </w:pPr>
+    </w:p>
+    <w:p>
+      <w:pPr>
+        <w:pStyle w:val="ListParagraph"/>
+        <w:numPr>
+          <w:ilvl w:val="0"/>
+          <w:numId w:val="10"/>
+        </w:numPr>
+        <w:spacing w:line="360" w:lineRule="auto"/>
+        <w:jc w:val="both"/>
+        <w:rPr>
+          <w:rFonts w:ascii="Calibri" w:hAnsi="Calibri" w:cs="Calibri"/>
+          <w:color w:val="000000" w:themeColor="text1"/>
+          <w:shd w:val="clear" w:color="auto" w:fill="FFFFFF"/>
+        </w:rPr>
+      </w:pPr>
+      <w:r>
+        <w:rPr>
+          <w:rFonts w:ascii="Calibri" w:hAnsi="Calibri" w:cs="Calibri"/>
+          <w:color w:val="000000" w:themeColor="text1"/>
+          <w:shd w:val="clear" w:color="auto" w:fill="FFFFFF"/>
+        </w:rPr>
+        <w:t>[ ] Abadie A, Diamond A, Hainmueller J. Synthetic control methods for comparative case studies: Estimating the effect of California’s tobacco control program. Journal of the American statistical Association. 2010 Jun 1;105(490):493-505.</w:t>
+      </w:r>
+    </w:p>
+    <w:p>
+      <w:pPr>
+        <w:spacing w:line="360" w:lineRule="auto"/>
+        <w:jc w:val="both"/>
+        <w:rPr>
+          <w:rFonts w:ascii="Calibri" w:hAnsi="Calibri" w:cs="Calibri"/>
+          <w:color w:val="000000" w:themeColor="text1"/>
+          <w:shd w:val="clear" w:color="auto" w:fill="FFFFFF"/>
+        </w:rPr>
+      </w:pPr>
+    </w:p>
+    <w:p>
+      <w:pPr>
+        <w:pStyle w:val="ListParagraph"/>
+        <w:numPr>
+          <w:ilvl w:val="0"/>
+          <w:numId w:val="10"/>
+        </w:numPr>
+        <w:spacing w:line="360" w:lineRule="auto"/>
+        <w:jc w:val="both"/>
+        <w:rPr>
+          <w:rFonts w:ascii="Calibri" w:hAnsi="Calibri" w:cs="Calibri"/>
+          <w:color w:val="000000" w:themeColor="text1"/>
+          <w:shd w:val="clear" w:color="auto" w:fill="FFFFFF"/>
+        </w:rPr>
+      </w:pPr>
+      <w:r>
+        <w:rPr>
+          <w:rFonts w:ascii="Calibri" w:hAnsi="Calibri" w:cs="Calibri"/>
+          <w:color w:val="000000" w:themeColor="text1"/>
+          <w:shd w:val="clear" w:color="auto" w:fill="FFFFFF"/>
+        </w:rPr>
+        <w:t>[ ] Abadie A. Using synthetic controls: Feasibility, data requirements, and methodological aspects. Journal of economic literature. 2021 Jun 1;59(2):391-425.</w:t>
+      </w:r>
+    </w:p>
+    <w:p>
+      <w:pPr>
+        <w:spacing w:line="360" w:lineRule="auto"/>
+        <w:jc w:val="both"/>
+        <w:rPr>
+          <w:rFonts w:ascii="Calibri" w:hAnsi="Calibri" w:cs="Calibri"/>
+          <w:color w:val="000000" w:themeColor="text1"/>
+        </w:rPr>
+      </w:pPr>
+    </w:p>
+    <w:p>
+      <w:pPr>
+        <w:pStyle w:val="ListParagraph"/>
+        <w:numPr>
+          <w:ilvl w:val="0"/>
+          <w:numId w:val="10"/>
+        </w:numPr>
+        <w:spacing w:line="360" w:lineRule="auto"/>
+        <w:jc w:val="both"/>
+        <w:rPr>
+          <w:rFonts w:ascii="Calibri" w:hAnsi="Calibri" w:cs="Calibri"/>
+          <w:color w:val="000000" w:themeColor="text1"/>
+          <w:shd w:val="clear" w:color="auto" w:fill="FFFFFF"/>
+        </w:rPr>
+      </w:pPr>
+      <w:r>
+        <w:rPr>
+          <w:rFonts w:ascii="Calibri" w:hAnsi="Calibri" w:cs="Calibri"/>
+          <w:color w:val="000000" w:themeColor="text1"/>
+          <w:shd w:val="clear" w:color="auto" w:fill="FFFFFF"/>
+        </w:rPr>
+        <w:t>[ ] Thorlund K, Dron L, Park JJ, Mills EJ. Synthetic and external controls in clinical trials–a primer for researchers. Clinical epidemiology. 2020 May 8:457-67.</w:t>
+      </w:r>
+    </w:p>
+    <w:p>
+      <w:pPr>
+        <w:spacing w:line="360" w:lineRule="auto"/>
+        <w:jc w:val="both"/>
+        <w:rPr>
+          <w:rFonts w:ascii="Calibri" w:hAnsi="Calibri" w:cs="Calibri"/>
+          <w:color w:val="000000" w:themeColor="text1"/>
+          <w:shd w:val="clear" w:color="auto" w:fill="FFFFFF"/>
+        </w:rPr>
+      </w:pPr>
+    </w:p>
+    <w:p>
+      <w:pPr>
+        <w:pStyle w:val="ListParagraph"/>
+        <w:numPr>
+          <w:ilvl w:val="0"/>
+          <w:numId w:val="10"/>
+        </w:numPr>
+        <w:spacing w:line="360" w:lineRule="auto"/>
+        <w:jc w:val="both"/>
+        <w:rPr>
+          <w:rFonts w:ascii="Calibri" w:hAnsi="Calibri" w:cs="Calibri"/>
+          <w:color w:val="000000" w:themeColor="text1"/>
+          <w:shd w:val="clear" w:color="auto" w:fill="FFFFFF"/>
+        </w:rPr>
+      </w:pPr>
+      <w:r>
+        <w:rPr>
+          <w:rFonts w:ascii="Calibri" w:hAnsi="Calibri" w:cs="Calibri"/>
+          <w:color w:val="000000" w:themeColor="text1"/>
+          <w:shd w:val="clear" w:color="auto" w:fill="FFFFFF"/>
+        </w:rPr>
+        <w:t xml:space="preserve">[ ] Tessoulin B, LETAILLEUR V, Chaillol I, Cherblanc F, Ghesquières H, Peyrade F, Guidez S, Bijou F, Sesques P, Rossi C, Fornecker LM. Synthetic control arm from mixed clinical </w:t>
+      </w:r>
+      <w:r>
+        <w:rPr>
+          <w:rFonts w:ascii="Calibri" w:hAnsi="Calibri" w:cs="Calibri"/>
+          <w:color w:val="000000" w:themeColor="text1"/>
+          <w:shd w:val="clear" w:color="auto" w:fill="FFFFFF"/>
+        </w:rPr>
+        <w:lastRenderedPageBreak/>
+        <w:t>trials and real-world data from LYSA group for untreated diffuse large B cell lymphoma patients aged over 80 years: a bona fide strategy for innovative clinical trials.</w:t>
+      </w:r>
+    </w:p>
+    <w:p>
+      <w:pPr>
+        <w:spacing w:line="360" w:lineRule="auto"/>
+        <w:jc w:val="both"/>
+        <w:rPr>
+          <w:rFonts w:ascii="Calibri" w:hAnsi="Calibri" w:cs="Calibri"/>
+          <w:color w:val="000000" w:themeColor="text1"/>
+          <w:shd w:val="clear" w:color="auto" w:fill="FFFFFF"/>
+        </w:rPr>
+      </w:pPr>
+    </w:p>
+    <w:p>
+      <w:pPr>
+        <w:pStyle w:val="ListParagraph"/>
+        <w:numPr>
+          <w:ilvl w:val="0"/>
+          <w:numId w:val="10"/>
+        </w:numPr>
+        <w:spacing w:line="360" w:lineRule="auto"/>
+        <w:jc w:val="both"/>
+        <w:rPr>
+          <w:rFonts w:ascii="Calibri" w:hAnsi="Calibri" w:cs="Calibri"/>
+          <w:color w:val="000000" w:themeColor="text1"/>
+          <w:shd w:val="clear" w:color="auto" w:fill="FFFFFF"/>
+        </w:rPr>
+      </w:pPr>
+      <w:r>
+        <w:rPr>
+          <w:rFonts w:ascii="Calibri" w:hAnsi="Calibri" w:cs="Calibri"/>
+          <w:color w:val="000000" w:themeColor="text1"/>
+          <w:shd w:val="clear" w:color="auto" w:fill="FFFFFF"/>
+        </w:rPr>
+        <w:t>[ ] Jackson R, Johnson P, Berhane S, Kolamunnage-Dona R, Hughes D, Dodd S, Neoptolemos J, Palmer D, Cox T. Estimating treatment effects using parametric models as counter-factual evidence. BMC medical research methodology. 2025 Apr 9;25(1):91.</w:t>
+      </w:r>
+    </w:p>
+    <w:p>
+      <w:pPr>
+        <w:pStyle w:val="ListParagraph"/>
+        <w:spacing w:line="360" w:lineRule="auto"/>
+        <w:jc w:val="both"/>
+        <w:rPr>
+          <w:rFonts w:ascii="Calibri" w:hAnsi="Calibri" w:cs="Calibri"/>
+          <w:color w:val="000000" w:themeColor="text1"/>
+          <w:shd w:val="clear" w:color="auto" w:fill="FFFFFF"/>
+        </w:rPr>
+      </w:pPr>
+    </w:p>
+    <w:p>
+      <w:pPr>
+        <w:pStyle w:val="ListParagraph"/>
+        <w:numPr>
+          <w:ilvl w:val="0"/>
+          <w:numId w:val="10"/>
+        </w:numPr>
+        <w:spacing w:line="360" w:lineRule="auto"/>
+        <w:jc w:val="both"/>
+        <w:rPr>
+          <w:rFonts w:ascii="Calibri" w:hAnsi="Calibri" w:cs="Calibri"/>
+          <w:color w:val="000000" w:themeColor="text1"/>
+          <w:shd w:val="clear" w:color="auto" w:fill="FFFFFF"/>
+        </w:rPr>
+      </w:pPr>
+      <w:r>
+        <w:rPr>
+          <w:rFonts w:ascii="Calibri" w:hAnsi="Calibri" w:cs="Calibri"/>
+          <w:color w:val="000000" w:themeColor="text1"/>
+          <w:shd w:val="clear" w:color="auto" w:fill="FFFFFF"/>
+        </w:rPr>
+        <w:t xml:space="preserve">[ ] Boyer CB, Dahabreh IJ, Steingrimsson JA. Estimating and evaluating counterfactual prediction models. Statistics in Medicine. 2025 Oct;44(23-24):e70287. </w:t>
+      </w:r>
+    </w:p>
+    <w:p>
+      <w:pPr>
+        <w:spacing w:line="360" w:lineRule="auto"/>
+        <w:jc w:val="both"/>
+        <w:rPr>
+          <w:rFonts w:ascii="Calibri" w:hAnsi="Calibri" w:cs="Calibri"/>
+          <w:color w:val="000000" w:themeColor="text1"/>
+        </w:rPr>
+      </w:pPr>
+    </w:p>
+    <w:p>
+      <w:pPr>
+        <w:pStyle w:val="ListParagraph"/>
+        <w:numPr>
+          <w:ilvl w:val="0"/>
+          <w:numId w:val="10"/>
+        </w:numPr>
+        <w:spacing w:line="360" w:lineRule="auto"/>
+        <w:jc w:val="both"/>
+        <w:rPr>
+          <w:rFonts w:ascii="Calibri" w:hAnsi="Calibri" w:cs="Calibri"/>
+          <w:color w:val="000000" w:themeColor="text1"/>
+          <w:shd w:val="clear" w:color="auto" w:fill="FFFFFF"/>
+        </w:rPr>
+      </w:pPr>
+      <w:r>
+        <w:rPr>
+          <w:rFonts w:ascii="Calibri" w:hAnsi="Calibri" w:cs="Calibri"/>
+          <w:color w:val="000000" w:themeColor="text1"/>
+        </w:rPr>
+        <w:t xml:space="preserve">[ ] </w:t>
+      </w:r>
+      <w:r>
+        <w:rPr>
+          <w:rFonts w:ascii="Calibri" w:hAnsi="Calibri" w:cs="Calibri"/>
+          <w:color w:val="000000" w:themeColor="text1"/>
+          <w:shd w:val="clear" w:color="auto" w:fill="FFFFFF"/>
+        </w:rPr>
+        <w:t>Cucherat M, Laporte S, Delaitre O, Behier JM, d’Andon A, Binlich F, Bureau S, Cornu C, Fouret C, Labouret NH, Laviolle B. From single-arm studies to externally controlled studies. Methodological considerations and guidelines. Therapies. 2020 Jan 1;75(1):21-7.</w:t>
+      </w:r>
+    </w:p>
+    <w:p>
+      <w:pPr>
+        <w:spacing w:line="360" w:lineRule="auto"/>
+        <w:ind w:firstLine="60"/>
+        <w:jc w:val="both"/>
+        <w:rPr>
+          <w:rFonts w:ascii="Calibri" w:hAnsi="Calibri" w:cs="Calibri"/>
+          <w:color w:val="000000" w:themeColor="text1"/>
+          <w:shd w:val="clear" w:color="auto" w:fill="FFFFFF"/>
+        </w:rPr>
+      </w:pPr>
+    </w:p>
+    <w:p>
+      <w:pPr>
+        <w:spacing w:line="360" w:lineRule="auto"/>
+        <w:jc w:val="both"/>
+        <w:rPr>
+          <w:rFonts w:ascii="Calibri" w:hAnsi="Calibri" w:cs="Calibri"/>
+          <w:color w:val="000000" w:themeColor="text1"/>
+          <w:shd w:val="clear" w:color="auto" w:fill="FFFFFF"/>
+        </w:rPr>
+      </w:pPr>
+    </w:p>
+    <w:p>
+      <w:pPr>
+        <w:pStyle w:val="ListParagraph"/>
+        <w:spacing w:line="360" w:lineRule="auto"/>
+        <w:jc w:val="both"/>
+        <w:rPr>
+          <w:rFonts w:ascii="Calibri" w:hAnsi="Calibri" w:cs="Calibri"/>
+          <w:color w:val="000000" w:themeColor="text1"/>
+          <w:shd w:val="clear" w:color="auto" w:fill="FFFFFF"/>
+        </w:rPr>
+      </w:pPr>
+    </w:p>
+    <w:p>
+      <w:pPr>
+        <w:rPr>
+          <w:rFonts w:ascii="Calibri" w:hAnsi="Calibri" w:cs="Calibri"/>
+          <w:color w:val="000000" w:themeColor="text1"/>
+        </w:rPr>
+      </w:pPr>
+      <w:r>
+        <w:rPr>
+          <w:rFonts w:ascii="Calibri" w:hAnsi="Calibri" w:cs="Calibri"/>
+          <w:color w:val="000000" w:themeColor="text1"/>
+        </w:rPr>
+        <w:br w:type="page"/>
+      </w:r>
     </w:p>
     <w:p>
       <w:pPr>
@@ -7971,16 +7453,14 @@
           <w:lang w:eastAsia="en-US"/>
         </w:rPr>
       </w:pPr>
-    </w:p>
-    <w:p>
-      <w:pPr>
-        <w:spacing w:line="360" w:lineRule="auto"/>
-        <w:jc w:val="both"/>
+      <w:r>
         <w:rPr>
           <w:rFonts w:ascii="Calibri" w:hAnsi="Calibri" w:cs="Calibri"/>
           <w:lang w:eastAsia="en-US"/>
         </w:rPr>
-      </w:pPr>
+        <w:lastRenderedPageBreak/>
+        <w:t xml:space="preserve">Figure X shows the relative power for each </w:t>
+      </w:r>
     </w:p>
     <w:p>
       <w:pPr>
@@ -8011,13 +7491,24 @@
           <w:lang w:eastAsia="en-US"/>
         </w:rPr>
       </w:pPr>
-      <w:r>
+    </w:p>
+    <w:p>
+      <w:pPr>
+        <w:spacing w:line="360" w:lineRule="auto"/>
+        <w:jc w:val="both"/>
         <w:rPr>
           <w:rFonts w:ascii="Calibri" w:hAnsi="Calibri" w:cs="Calibri"/>
           <w:lang w:eastAsia="en-US"/>
         </w:rPr>
+      </w:pPr>
+      <w:r>
+        <w:rPr>
+          <w:rFonts w:ascii="Calibri" w:hAnsi="Calibri" w:cs="Calibri"/>
+          <w:noProof/>
+          <w:lang w:eastAsia="en-US"/>
+        </w:rPr>
         <w:drawing>
-          <wp:inline distT="0" distB="0" distL="0" distR="0" wp14:anchorId="1313AA1F" wp14:editId="7AABB3DB">
+          <wp:inline distT="0" distB="0" distL="0" distR="0" wp14:anchorId="4BE37D53" wp14:editId="714BA7E6">
             <wp:extent cx="5731510" cy="2495550"/>
             <wp:effectExtent l="0" t="0" r="0" b="6350"/>
             <wp:docPr id="370045687" name="Picture 1"/>
@@ -8032,7 +7523,7 @@
                     <pic:cNvPicPr/>
                   </pic:nvPicPr>
                   <pic:blipFill>
-                    <a:blip r:embed="rId6"/>
+                    <a:blip r:embed="rId10"/>
                     <a:stretch>
                       <a:fillRect/>
                     </a:stretch>
@@ -8052,1254 +7543,6 @@
           </wp:inline>
         </w:drawing>
       </w:r>
-    </w:p>
-    <w:p>
-      <w:pPr>
-        <w:spacing w:line="360" w:lineRule="auto"/>
-        <w:jc w:val="both"/>
-        <w:rPr>
-          <w:rFonts w:ascii="Calibri" w:hAnsi="Calibri" w:cs="Calibri"/>
-          <w:lang w:eastAsia="en-US"/>
-        </w:rPr>
-      </w:pPr>
-    </w:p>
-    <w:p>
-      <w:pPr>
-        <w:spacing w:line="360" w:lineRule="auto"/>
-        <w:jc w:val="both"/>
-        <w:rPr>
-          <w:rFonts w:ascii="Calibri" w:hAnsi="Calibri" w:cs="Calibri"/>
-          <w:color w:val="000000" w:themeColor="text1"/>
-        </w:rPr>
-      </w:pPr>
-    </w:p>
-    <w:p>
-      <w:pPr>
-        <w:spacing w:line="360" w:lineRule="auto"/>
-        <w:jc w:val="both"/>
-        <w:rPr>
-          <w:rFonts w:ascii="Calibri" w:hAnsi="Calibri" w:cs="Calibri"/>
-          <w:color w:val="000000" w:themeColor="text1"/>
-        </w:rPr>
-      </w:pPr>
-    </w:p>
-    <w:p>
-      <w:pPr>
-        <w:pStyle w:val="Heading2"/>
-      </w:pPr>
-      <w:r>
-        <w:t>Discussion</w:t>
-      </w:r>
-    </w:p>
-    <w:p>
-      <w:pPr>
-        <w:spacing w:line="360" w:lineRule="auto"/>
-        <w:jc w:val="both"/>
-        <w:rPr>
-          <w:rFonts w:ascii="Calibri" w:hAnsi="Calibri" w:cs="Calibri"/>
-          <w:color w:val="000000" w:themeColor="text1"/>
-        </w:rPr>
-      </w:pPr>
-    </w:p>
-    <w:p>
-      <w:pPr>
-        <w:spacing w:line="360" w:lineRule="auto"/>
-        <w:jc w:val="both"/>
-        <w:rPr>
-          <w:rFonts w:ascii="Calibri" w:hAnsi="Calibri" w:cs="Calibri"/>
-          <w:color w:val="000000" w:themeColor="text1"/>
-        </w:rPr>
-      </w:pPr>
-      <w:r>
-        <w:rPr>
-          <w:rFonts w:ascii="Calibri" w:hAnsi="Calibri" w:cs="Calibri"/>
-          <w:color w:val="000000" w:themeColor="text1"/>
-        </w:rPr>
-        <w:t>Here we consider the practicalities of using Synthetic Controls methodology as a tool for prospective clinical trial design using external data.</w:t>
-      </w:r>
-    </w:p>
-    <w:p>
-      <w:pPr>
-        <w:spacing w:line="360" w:lineRule="auto"/>
-        <w:jc w:val="both"/>
-        <w:rPr>
-          <w:rFonts w:ascii="Calibri" w:hAnsi="Calibri" w:cs="Calibri"/>
-          <w:color w:val="000000" w:themeColor="text1"/>
-        </w:rPr>
-      </w:pPr>
-    </w:p>
-    <w:p>
-      <w:pPr>
-        <w:spacing w:line="360" w:lineRule="auto"/>
-        <w:jc w:val="both"/>
-        <w:rPr>
-          <w:rFonts w:ascii="Calibri" w:hAnsi="Calibri" w:cs="Calibri"/>
-          <w:color w:val="000000" w:themeColor="text1"/>
-        </w:rPr>
-      </w:pPr>
-      <w:r>
-        <w:rPr>
-          <w:rFonts w:ascii="Calibri" w:hAnsi="Calibri" w:cs="Calibri"/>
-          <w:color w:val="000000" w:themeColor="text1"/>
-        </w:rPr>
-        <w:lastRenderedPageBreak/>
-        <w:t xml:space="preserve">There are numerous methods for supplementing prospectively collected data with information external to a trial.  Many Bayesian designs either target the efficacy parameter directly or in the case of dynamic borrowing </w:t>
-      </w:r>
-      <w:commentRangeStart w:id="0"/>
-      <w:commentRangeStart w:id="1"/>
-      <w:r>
-        <w:rPr>
-          <w:rFonts w:ascii="Calibri" w:hAnsi="Calibri" w:cs="Calibri"/>
-          <w:color w:val="000000" w:themeColor="text1"/>
-        </w:rPr>
-        <w:t>attempt</w:t>
-      </w:r>
-      <w:commentRangeEnd w:id="0"/>
-      <w:r>
-        <w:rPr>
-          <w:rStyle w:val="CommentReference"/>
-          <w:rFonts w:ascii="Calibri" w:hAnsi="Calibri" w:cs="Calibri"/>
-          <w:color w:val="000000" w:themeColor="text1"/>
-          <w:sz w:val="24"/>
-          <w:szCs w:val="24"/>
-        </w:rPr>
-        <w:commentReference w:id="0"/>
-      </w:r>
-      <w:commentRangeEnd w:id="1"/>
-      <w:r>
-        <w:rPr>
-          <w:rStyle w:val="CommentReference"/>
-          <w:rFonts w:ascii="Calibri" w:hAnsi="Calibri" w:cs="Calibri"/>
-          <w:color w:val="000000" w:themeColor="text1"/>
-          <w:sz w:val="24"/>
-          <w:szCs w:val="24"/>
-        </w:rPr>
-        <w:commentReference w:id="1"/>
-      </w:r>
-      <w:r>
-        <w:rPr>
-          <w:rFonts w:ascii="Calibri" w:hAnsi="Calibri" w:cs="Calibri"/>
-          <w:color w:val="000000" w:themeColor="text1"/>
-        </w:rPr>
-        <w:t xml:space="preserve"> to adapt outcome estimation </w:t>
-      </w:r>
-      <w:r>
-        <w:rPr>
-          <w:rFonts w:ascii="Calibri" w:hAnsi="Calibri" w:cs="Calibri"/>
-          <w:color w:val="000000" w:themeColor="text1"/>
-        </w:rPr>
-        <w:t xml:space="preserve">when it is seen to agree/disagree with what has been observed. </w:t>
-      </w:r>
-    </w:p>
-    <w:p>
-      <w:pPr>
-        <w:spacing w:line="360" w:lineRule="auto"/>
-        <w:jc w:val="both"/>
-        <w:rPr>
-          <w:rFonts w:ascii="Calibri" w:hAnsi="Calibri" w:cs="Calibri"/>
-          <w:color w:val="000000" w:themeColor="text1"/>
-        </w:rPr>
-      </w:pPr>
-    </w:p>
-    <w:p>
-      <w:pPr>
-        <w:spacing w:line="360" w:lineRule="auto"/>
-        <w:jc w:val="both"/>
-        <w:rPr>
-          <w:rFonts w:ascii="Calibri" w:hAnsi="Calibri" w:cs="Calibri"/>
-          <w:color w:val="000000" w:themeColor="text1"/>
-        </w:rPr>
-      </w:pPr>
-      <w:r>
-        <w:rPr>
-          <w:rFonts w:ascii="Calibri" w:hAnsi="Calibri" w:cs="Calibri"/>
-          <w:color w:val="000000" w:themeColor="text1"/>
-        </w:rPr>
-        <w:t xml:space="preserve">Many of these approaches at their core depend upon the assumption of exchangeability between the external and prospective datasets.  </w:t>
-      </w:r>
-      <w:r>
-        <w:rPr>
-          <w:rFonts w:ascii="Calibri" w:hAnsi="Calibri" w:cs="Calibri"/>
-          <w:color w:val="000000" w:themeColor="text1"/>
-        </w:rPr>
-        <w:t>W</w:t>
-      </w:r>
-      <w:r>
-        <w:rPr>
-          <w:rFonts w:ascii="Calibri" w:hAnsi="Calibri" w:cs="Calibri"/>
-          <w:color w:val="000000" w:themeColor="text1"/>
-        </w:rPr>
-        <w:t>e argue here that that assumption is unsafe in many situations.</w:t>
-      </w:r>
-    </w:p>
-    <w:p>
-      <w:pPr>
-        <w:spacing w:line="360" w:lineRule="auto"/>
-        <w:jc w:val="both"/>
-        <w:rPr>
-          <w:rFonts w:ascii="Calibri" w:hAnsi="Calibri" w:cs="Calibri"/>
-          <w:color w:val="000000" w:themeColor="text1"/>
-        </w:rPr>
-      </w:pPr>
-    </w:p>
-    <w:p>
-      <w:pPr>
-        <w:spacing w:line="360" w:lineRule="auto"/>
-        <w:jc w:val="both"/>
-        <w:rPr>
-          <w:rFonts w:ascii="Calibri" w:hAnsi="Calibri" w:cs="Calibri"/>
-          <w:color w:val="000000" w:themeColor="text1"/>
-        </w:rPr>
-      </w:pPr>
-      <w:r>
-        <w:rPr>
-          <w:rFonts w:ascii="Calibri" w:hAnsi="Calibri" w:cs="Calibri"/>
-          <w:color w:val="000000" w:themeColor="text1"/>
-        </w:rPr>
-        <w:t xml:space="preserve">RCTs themselves are widely known to recruit populations which can often differ from the general population onto which their results are inferred.  </w:t>
-      </w:r>
-      <w:r>
-        <w:rPr>
-          <w:rFonts w:ascii="Calibri" w:hAnsi="Calibri" w:cs="Calibri"/>
-          <w:color w:val="000000" w:themeColor="text1"/>
-        </w:rPr>
-        <w:t xml:space="preserve">Attempts therefore to supplement prospective data with external information need to be able to handle these imbalances.  </w:t>
-      </w:r>
-    </w:p>
-    <w:p>
-      <w:pPr>
-        <w:spacing w:line="360" w:lineRule="auto"/>
-        <w:jc w:val="both"/>
-        <w:rPr>
-          <w:rFonts w:ascii="Calibri" w:hAnsi="Calibri" w:cs="Calibri"/>
-          <w:color w:val="000000" w:themeColor="text1"/>
-        </w:rPr>
-      </w:pPr>
-    </w:p>
-    <w:p>
-      <w:pPr>
-        <w:spacing w:line="360" w:lineRule="auto"/>
-        <w:jc w:val="both"/>
-        <w:rPr>
-          <w:rFonts w:ascii="Calibri" w:hAnsi="Calibri" w:cs="Calibri"/>
-          <w:color w:val="000000" w:themeColor="text1"/>
-        </w:rPr>
-      </w:pPr>
-      <w:r>
-        <w:rPr>
-          <w:rFonts w:ascii="Calibri" w:hAnsi="Calibri" w:cs="Calibri"/>
-          <w:color w:val="000000" w:themeColor="text1"/>
-        </w:rPr>
-        <w:t xml:space="preserve">Causal Inference tools continue to be developed to estimate efficacy parameters in the presence of imbalances.  Sythentic Controls </w:t>
-      </w:r>
-      <w:r>
-        <w:rPr>
-          <w:rFonts w:ascii="Calibri" w:hAnsi="Calibri" w:cs="Calibri"/>
-          <w:color w:val="000000" w:themeColor="text1"/>
-        </w:rPr>
-        <w:t>act by observing the connection between baseline covariates and observed outcomes and attempt tot reliably estimate treatment effects by controlling for this imbalance.  Here we evaluate two approaches of synthetic controls, one based on weights which targets population average treatment effects and one based on parametric models which targets individual treatment effects.</w:t>
-      </w:r>
-    </w:p>
-    <w:p>
-      <w:pPr>
-        <w:spacing w:line="360" w:lineRule="auto"/>
-        <w:jc w:val="both"/>
-        <w:rPr>
-          <w:rFonts w:ascii="Calibri" w:hAnsi="Calibri" w:cs="Calibri"/>
-          <w:color w:val="000000" w:themeColor="text1"/>
-        </w:rPr>
-      </w:pPr>
-    </w:p>
-    <w:p>
-      <w:pPr>
-        <w:spacing w:line="360" w:lineRule="auto"/>
-        <w:jc w:val="both"/>
-        <w:rPr>
-          <w:rFonts w:ascii="Calibri" w:hAnsi="Calibri" w:cs="Calibri"/>
-          <w:color w:val="000000" w:themeColor="text1"/>
-        </w:rPr>
-      </w:pPr>
-      <w:r>
-        <w:rPr>
-          <w:rFonts w:ascii="Calibri" w:hAnsi="Calibri" w:cs="Calibri"/>
-          <w:color w:val="000000" w:themeColor="text1"/>
-        </w:rPr>
-        <w:t xml:space="preserve">It is proposed that intuitively this forms a more natural framework than approaches such as </w:t>
-      </w:r>
-      <w:r>
-        <w:rPr>
-          <w:rFonts w:ascii="Calibri" w:hAnsi="Calibri" w:cs="Calibri"/>
-          <w:color w:val="000000" w:themeColor="text1"/>
-        </w:rPr>
-        <w:t xml:space="preserve">Dynamic Bayesian borrowing.  The basis of Bayesian approach is that you define your prior beliefs and allow these to be updated by the observed data.  As Dynamic borrowing allows prior beliefs themselves to be adapted by the observed data it is difficult to quantify exactly what posterior distributions reflect.  </w:t>
-      </w:r>
-    </w:p>
-    <w:p>
-      <w:pPr>
-        <w:spacing w:line="360" w:lineRule="auto"/>
-        <w:jc w:val="both"/>
-        <w:rPr>
-          <w:rFonts w:ascii="Calibri" w:hAnsi="Calibri" w:cs="Calibri"/>
-          <w:color w:val="000000" w:themeColor="text1"/>
-        </w:rPr>
-      </w:pPr>
-    </w:p>
-    <w:p>
-      <w:pPr>
-        <w:spacing w:line="360" w:lineRule="auto"/>
-        <w:jc w:val="both"/>
-        <w:rPr>
-          <w:rFonts w:ascii="Calibri" w:hAnsi="Calibri" w:cs="Calibri"/>
-          <w:color w:val="000000" w:themeColor="text1"/>
-        </w:rPr>
-      </w:pPr>
-      <w:r>
-        <w:rPr>
-          <w:rFonts w:ascii="Calibri" w:hAnsi="Calibri" w:cs="Calibri"/>
-          <w:color w:val="000000" w:themeColor="text1"/>
-        </w:rPr>
-        <w:t>Using a Synthetic control approach, we can still define our beliefs a-priori but allow these beliefs to be conditional on the distribution of baseline covariates.</w:t>
-      </w:r>
-    </w:p>
-    <w:p>
-      <w:pPr>
-        <w:spacing w:line="360" w:lineRule="auto"/>
-        <w:jc w:val="both"/>
-        <w:rPr>
-          <w:rFonts w:ascii="Calibri" w:hAnsi="Calibri" w:cs="Calibri"/>
-          <w:color w:val="000000" w:themeColor="text1"/>
-        </w:rPr>
-      </w:pPr>
-    </w:p>
-    <w:p>
-      <w:pPr>
-        <w:spacing w:line="360" w:lineRule="auto"/>
-        <w:jc w:val="both"/>
-        <w:rPr>
-          <w:rFonts w:ascii="Calibri" w:hAnsi="Calibri" w:cs="Calibri"/>
-          <w:color w:val="000000" w:themeColor="text1"/>
-        </w:rPr>
-      </w:pPr>
-      <w:r>
-        <w:rPr>
-          <w:rFonts w:ascii="Calibri" w:hAnsi="Calibri" w:cs="Calibri"/>
-          <w:color w:val="000000" w:themeColor="text1"/>
-        </w:rPr>
-        <w:t xml:space="preserve">Synthetic controls do have their limitations however and there is a necessary assumption of overlap.  In the population average approach we rely on weights which are constrained as being non-negative and summing to 1.  In settings with non-overlap between the external and </w:t>
-      </w:r>
-      <w:r>
-        <w:rPr>
-          <w:rFonts w:ascii="Calibri" w:hAnsi="Calibri" w:cs="Calibri"/>
-          <w:color w:val="000000" w:themeColor="text1"/>
-        </w:rPr>
-        <w:lastRenderedPageBreak/>
-        <w:t>prospective datasets</w:t>
-      </w:r>
-      <w:r>
-        <w:rPr>
-          <w:rFonts w:ascii="Calibri" w:hAnsi="Calibri" w:cs="Calibri"/>
-          <w:color w:val="000000" w:themeColor="text1"/>
-        </w:rPr>
-        <w:t>, these weights may become unstable.   In a Personalised Synthetic Control situation non-overlap would result in in extrapolating ‘control models’ beyond their support.  In light of this, it is important that at the design stage the prospective study is designed with this in mind (e.g. restricting the inclusion/exclusion criteria to scenarios which are supported by the synthetic controls).  This however is another advantage over response adaptive designs as at the design stage it is possible to have some control over the baseline covariates of patients recruited into the study where it is not possible to have control over patient outcomes.</w:t>
-      </w:r>
-    </w:p>
-    <w:p>
-      <w:pPr>
-        <w:spacing w:line="360" w:lineRule="auto"/>
-        <w:jc w:val="both"/>
-        <w:rPr>
-          <w:rFonts w:ascii="Calibri" w:hAnsi="Calibri" w:cs="Calibri"/>
-          <w:color w:val="000000" w:themeColor="text1"/>
-        </w:rPr>
-      </w:pPr>
-    </w:p>
-    <w:p>
-      <w:pPr>
-        <w:spacing w:line="360" w:lineRule="auto"/>
-        <w:jc w:val="both"/>
-        <w:rPr>
-          <w:rFonts w:ascii="Calibri" w:hAnsi="Calibri" w:cs="Calibri"/>
-          <w:color w:val="000000" w:themeColor="text1"/>
-        </w:rPr>
-      </w:pPr>
-      <w:r>
-        <w:rPr>
-          <w:rFonts w:ascii="Calibri" w:hAnsi="Calibri" w:cs="Calibri"/>
-          <w:color w:val="000000" w:themeColor="text1"/>
-        </w:rPr>
-        <w:t xml:space="preserve">To demonstrate the use of synthetic controls in trial design we simulate from scnearios which </w:t>
-      </w:r>
-      <w:r>
-        <w:rPr>
-          <w:rFonts w:ascii="Calibri" w:hAnsi="Calibri" w:cs="Calibri"/>
-          <w:color w:val="000000" w:themeColor="text1"/>
-        </w:rPr>
-        <w:t>explicitly targets violations of exchangeability and</w:t>
-      </w:r>
-      <w:r>
-        <w:rPr>
-          <w:rFonts w:ascii="Calibri" w:hAnsi="Calibri" w:cs="Calibri"/>
-          <w:color w:val="000000" w:themeColor="text1"/>
-        </w:rPr>
-        <w:t xml:space="preserve"> demonstrate that the methods proposed here work well in these scenarios.  We also propose a set of tools which can be used by researchers to aid the use of synthetic controls for trial design</w:t>
-      </w:r>
-    </w:p>
-    <w:p>
-      <w:pPr>
-        <w:spacing w:line="360" w:lineRule="auto"/>
-        <w:jc w:val="both"/>
-        <w:rPr>
-          <w:rFonts w:ascii="Calibri" w:hAnsi="Calibri" w:cs="Calibri"/>
-          <w:color w:val="000000" w:themeColor="text1"/>
-        </w:rPr>
-      </w:pPr>
-    </w:p>
-    <w:p>
-      <w:pPr>
-        <w:spacing w:line="360" w:lineRule="auto"/>
-        <w:jc w:val="both"/>
-        <w:rPr>
-          <w:rFonts w:ascii="Calibri" w:hAnsi="Calibri" w:cs="Calibri"/>
-          <w:color w:val="000000" w:themeColor="text1"/>
-        </w:rPr>
-      </w:pPr>
-      <w:r>
-        <w:rPr>
-          <w:rFonts w:ascii="Calibri" w:hAnsi="Calibri" w:cs="Calibri"/>
-          <w:color w:val="000000" w:themeColor="text1"/>
-        </w:rPr>
-        <w:t>We note that synthetic controls themselves depend on a set of assumptions which if not met can lead to bias.  Most notably the assumption of no unmeasured confounders. There may also be issues of v</w:t>
-      </w:r>
-      <w:r>
-        <w:rPr>
-          <w:rFonts w:ascii="Calibri" w:hAnsi="Calibri" w:cs="Calibri"/>
-          <w:color w:val="000000" w:themeColor="text1"/>
-        </w:rPr>
-        <w:t xml:space="preserve">alidity </w:t>
-      </w:r>
-      <w:r>
-        <w:rPr>
-          <w:rFonts w:ascii="Calibri" w:hAnsi="Calibri" w:cs="Calibri"/>
-          <w:color w:val="000000" w:themeColor="text1"/>
-        </w:rPr>
-        <w:t xml:space="preserve">being </w:t>
-      </w:r>
-      <w:r>
-        <w:rPr>
-          <w:rFonts w:ascii="Calibri" w:hAnsi="Calibri" w:cs="Calibri"/>
-          <w:color w:val="000000" w:themeColor="text1"/>
-        </w:rPr>
-        <w:t>depend</w:t>
-      </w:r>
-      <w:r>
-        <w:rPr>
-          <w:rFonts w:ascii="Calibri" w:hAnsi="Calibri" w:cs="Calibri"/>
-          <w:color w:val="000000" w:themeColor="text1"/>
-        </w:rPr>
-        <w:t>ent</w:t>
-      </w:r>
-      <w:r>
-        <w:rPr>
-          <w:rFonts w:ascii="Calibri" w:hAnsi="Calibri" w:cs="Calibri"/>
-          <w:color w:val="000000" w:themeColor="text1"/>
-        </w:rPr>
-        <w:t xml:space="preserve"> on comparability of outcome definitions, follow-up, and standard-of-care context between external and trial data sources.</w:t>
-      </w:r>
-      <w:r>
-        <w:rPr>
-          <w:rFonts w:ascii="Calibri" w:hAnsi="Calibri" w:cs="Calibri"/>
-          <w:color w:val="000000" w:themeColor="text1"/>
-        </w:rPr>
-        <w:t xml:space="preserve">  </w:t>
-      </w:r>
-    </w:p>
-    <w:p>
-      <w:pPr>
-        <w:spacing w:line="360" w:lineRule="auto"/>
-        <w:jc w:val="both"/>
-        <w:rPr>
-          <w:rFonts w:ascii="Calibri" w:hAnsi="Calibri" w:cs="Calibri"/>
-          <w:color w:val="000000" w:themeColor="text1"/>
-        </w:rPr>
-      </w:pPr>
-    </w:p>
-    <w:p>
-      <w:pPr>
-        <w:spacing w:line="360" w:lineRule="auto"/>
-        <w:jc w:val="both"/>
-        <w:rPr>
-          <w:rFonts w:ascii="Calibri" w:hAnsi="Calibri" w:cs="Calibri"/>
-          <w:color w:val="000000" w:themeColor="text1"/>
-        </w:rPr>
-      </w:pPr>
-      <w:r>
-        <w:rPr>
-          <w:rFonts w:ascii="Calibri" w:hAnsi="Calibri" w:cs="Calibri"/>
-          <w:color w:val="000000" w:themeColor="text1"/>
-        </w:rPr>
-        <w:t xml:space="preserve">It must be acknowledged therefore that Synthetically Controlled Trials do not provide a standard of evidence comparable to directly randomised studies.  Efficient trials, especially those in rare populations must be conducted with balance in mind.  All efficiency comes at a cost but the growing availability of external data as a reliable source of information and issues of generalisability/transportability of RCT results mean that externally controlled trials are likely to have growing prominence.   </w:t>
-      </w:r>
-    </w:p>
-    <w:p>
-      <w:pPr>
-        <w:spacing w:line="360" w:lineRule="auto"/>
-        <w:jc w:val="both"/>
-        <w:rPr>
-          <w:rFonts w:ascii="Calibri" w:hAnsi="Calibri" w:cs="Calibri"/>
-          <w:color w:val="000000" w:themeColor="text1"/>
-        </w:rPr>
-      </w:pPr>
-    </w:p>
-    <w:p>
-      <w:pPr>
-        <w:spacing w:line="360" w:lineRule="auto"/>
-        <w:jc w:val="both"/>
-        <w:rPr>
-          <w:rFonts w:ascii="Calibri" w:eastAsiaTheme="majorEastAsia" w:hAnsi="Calibri" w:cs="Calibri"/>
-          <w:color w:val="000000" w:themeColor="text1"/>
-        </w:rPr>
-      </w:pPr>
-    </w:p>
-    <w:p>
-      <w:pPr>
-        <w:rPr>
-          <w:rFonts w:asciiTheme="majorHAnsi" w:eastAsiaTheme="majorEastAsia" w:hAnsiTheme="majorHAnsi" w:cstheme="majorBidi"/>
-          <w:color w:val="0F4761" w:themeColor="accent1" w:themeShade="BF"/>
-          <w:kern w:val="2"/>
-          <w:sz w:val="32"/>
-          <w:szCs w:val="32"/>
-          <w:lang w:eastAsia="en-US"/>
-          <w14:ligatures w14:val="standardContextual"/>
-        </w:rPr>
-      </w:pPr>
-      <w:r>
-        <w:br w:type="page"/>
-      </w:r>
-    </w:p>
-    <w:p>
-      <w:pPr>
-        <w:pStyle w:val="Heading2"/>
-      </w:pPr>
-      <w:r>
-        <w:lastRenderedPageBreak/>
-        <w:t>References</w:t>
-      </w:r>
-    </w:p>
-    <w:p>
-      <w:pPr>
-        <w:spacing w:line="360" w:lineRule="auto"/>
-        <w:jc w:val="both"/>
-        <w:rPr>
-          <w:rFonts w:ascii="Calibri" w:hAnsi="Calibri" w:cs="Calibri"/>
-          <w:color w:val="000000" w:themeColor="text1"/>
-          <w:shd w:val="clear" w:color="auto" w:fill="FFFFFF"/>
-        </w:rPr>
-      </w:pPr>
-    </w:p>
-    <w:p>
-      <w:pPr>
-        <w:pStyle w:val="ListParagraph"/>
-        <w:numPr>
-          <w:ilvl w:val="0"/>
-          <w:numId w:val="10"/>
-        </w:numPr>
-        <w:spacing w:line="360" w:lineRule="auto"/>
-        <w:jc w:val="both"/>
-        <w:rPr>
-          <w:rFonts w:ascii="Calibri" w:hAnsi="Calibri" w:cs="Calibri"/>
-          <w:color w:val="000000" w:themeColor="text1"/>
-          <w:shd w:val="clear" w:color="auto" w:fill="FFFFFF"/>
-        </w:rPr>
-      </w:pPr>
-      <w:r>
-        <w:rPr>
-          <w:rFonts w:ascii="Calibri" w:hAnsi="Calibri" w:cs="Calibri"/>
-          <w:color w:val="000000" w:themeColor="text1"/>
-          <w:shd w:val="clear" w:color="auto" w:fill="FFFFFF"/>
-        </w:rPr>
-        <w:t>Pocock SJ. The combination of randomized and historical controls in clinical trials. Journal of chronic diseases. 1976 Mar 1;29(3):175-88.</w:t>
-      </w:r>
-    </w:p>
-    <w:p>
-      <w:pPr>
-        <w:pStyle w:val="ListParagraph"/>
-        <w:spacing w:line="360" w:lineRule="auto"/>
-        <w:jc w:val="both"/>
-        <w:rPr>
-          <w:rFonts w:ascii="Calibri" w:hAnsi="Calibri" w:cs="Calibri"/>
-          <w:color w:val="000000" w:themeColor="text1"/>
-          <w:shd w:val="clear" w:color="auto" w:fill="FFFFFF"/>
-        </w:rPr>
-      </w:pPr>
-    </w:p>
-    <w:p>
-      <w:pPr>
-        <w:pStyle w:val="ListParagraph"/>
-        <w:numPr>
-          <w:ilvl w:val="0"/>
-          <w:numId w:val="10"/>
-        </w:numPr>
-        <w:spacing w:line="360" w:lineRule="auto"/>
-        <w:jc w:val="both"/>
-        <w:rPr>
-          <w:rFonts w:ascii="Calibri" w:hAnsi="Calibri" w:cs="Calibri"/>
-          <w:color w:val="000000" w:themeColor="text1"/>
-          <w:shd w:val="clear" w:color="auto" w:fill="FFFFFF"/>
-        </w:rPr>
-      </w:pPr>
-      <w:r>
-        <w:rPr>
-          <w:rFonts w:ascii="Calibri" w:hAnsi="Calibri" w:cs="Calibri"/>
-          <w:color w:val="000000" w:themeColor="text1"/>
-          <w:shd w:val="clear" w:color="auto" w:fill="FFFFFF"/>
-        </w:rPr>
-        <w:t>Neuenschwander B, Capkun-Niggli G, Branson M, Spiegelhalter DJ. Summarizing historical information on controls in clinical trials. Clinical Trials. 2010 Feb;7(1):5-18.</w:t>
-      </w:r>
-    </w:p>
-    <w:p>
-      <w:pPr>
-        <w:pStyle w:val="ListParagraph"/>
-        <w:spacing w:line="360" w:lineRule="auto"/>
-        <w:jc w:val="both"/>
-        <w:rPr>
-          <w:rFonts w:ascii="Calibri" w:hAnsi="Calibri" w:cs="Calibri"/>
-          <w:color w:val="000000" w:themeColor="text1"/>
-          <w:shd w:val="clear" w:color="auto" w:fill="FFFFFF"/>
-        </w:rPr>
-      </w:pPr>
-    </w:p>
-    <w:p>
-      <w:pPr>
-        <w:pStyle w:val="ListParagraph"/>
-        <w:numPr>
-          <w:ilvl w:val="0"/>
-          <w:numId w:val="10"/>
-        </w:numPr>
-        <w:spacing w:line="360" w:lineRule="auto"/>
-        <w:jc w:val="both"/>
-        <w:rPr>
-          <w:rFonts w:ascii="Calibri" w:hAnsi="Calibri" w:cs="Calibri"/>
-          <w:color w:val="000000" w:themeColor="text1"/>
-          <w:shd w:val="clear" w:color="auto" w:fill="FFFFFF"/>
-        </w:rPr>
-      </w:pPr>
-      <w:r>
-        <w:rPr>
-          <w:rFonts w:ascii="Calibri" w:hAnsi="Calibri" w:cs="Calibri"/>
-          <w:color w:val="000000" w:themeColor="text1"/>
-          <w:shd w:val="clear" w:color="auto" w:fill="FFFFFF"/>
-        </w:rPr>
-        <w:t>Jahanshahi M, Gregg K, Davis G, Ndu A, Miller V, Vockley J, Ollivier C, Franolic T, Sakai S. The use of external controls in FDA regulatory decision making. Therapeutic Innovation &amp; Regulatory Science. 2021 Sep;55(5):1019-35.</w:t>
-      </w:r>
-    </w:p>
-    <w:p>
-      <w:pPr>
-        <w:spacing w:line="360" w:lineRule="auto"/>
-        <w:jc w:val="both"/>
-        <w:rPr>
-          <w:rFonts w:ascii="Calibri" w:hAnsi="Calibri" w:cs="Calibri"/>
-          <w:color w:val="000000" w:themeColor="text1"/>
-          <w:shd w:val="clear" w:color="auto" w:fill="FFFFFF"/>
-        </w:rPr>
-      </w:pPr>
-    </w:p>
-    <w:p>
-      <w:pPr>
-        <w:pStyle w:val="ListParagraph"/>
-        <w:numPr>
-          <w:ilvl w:val="0"/>
-          <w:numId w:val="10"/>
-        </w:numPr>
-        <w:spacing w:line="360" w:lineRule="auto"/>
-        <w:jc w:val="both"/>
-        <w:rPr>
-          <w:rFonts w:ascii="Calibri" w:hAnsi="Calibri" w:cs="Calibri"/>
-          <w:color w:val="000000" w:themeColor="text1"/>
-          <w:shd w:val="clear" w:color="auto" w:fill="FFFFFF"/>
-        </w:rPr>
-      </w:pPr>
-      <w:r>
-        <w:rPr>
-          <w:rFonts w:ascii="Calibri" w:hAnsi="Calibri" w:cs="Calibri"/>
-          <w:color w:val="000000" w:themeColor="text1"/>
-          <w:shd w:val="clear" w:color="auto" w:fill="FFFFFF"/>
-        </w:rPr>
-        <w:t>Lambert J, Lengliné E, Porcher R, Thiébaut R, Zohar S, Chevret S. Enriching single-arm clinical trials with external controls: possibilities and pitfalls. Blood advances. 2023 Oct 10;7(19):5680-90.</w:t>
-      </w:r>
-    </w:p>
-    <w:p>
-      <w:pPr>
-        <w:spacing w:line="360" w:lineRule="auto"/>
-        <w:jc w:val="both"/>
-        <w:rPr>
-          <w:rFonts w:ascii="Calibri" w:hAnsi="Calibri" w:cs="Calibri"/>
-          <w:color w:val="000000" w:themeColor="text1"/>
-          <w:shd w:val="clear" w:color="auto" w:fill="FFFFFF"/>
-        </w:rPr>
-      </w:pPr>
-    </w:p>
-    <w:p>
-      <w:pPr>
-        <w:pStyle w:val="ListParagraph"/>
-        <w:numPr>
-          <w:ilvl w:val="0"/>
-          <w:numId w:val="10"/>
-        </w:numPr>
-        <w:spacing w:line="360" w:lineRule="auto"/>
-        <w:jc w:val="both"/>
-        <w:rPr>
-          <w:rFonts w:ascii="Calibri" w:hAnsi="Calibri" w:cs="Calibri"/>
-          <w:color w:val="000000" w:themeColor="text1"/>
-          <w:shd w:val="clear" w:color="auto" w:fill="FFFFFF"/>
-        </w:rPr>
-      </w:pPr>
-      <w:r>
-        <w:rPr>
-          <w:rFonts w:ascii="Calibri" w:hAnsi="Calibri" w:cs="Calibri"/>
-          <w:color w:val="000000" w:themeColor="text1"/>
-          <w:shd w:val="clear" w:color="auto" w:fill="FFFFFF"/>
-        </w:rPr>
-        <w:t>[Burger HU, Gerlinger C, Harbron C, Koch A, Posch M, Rochon J, Schiel A. The use of external controls: To what extent can it currently be recommended?. Pharmaceutical Statistics. 2021 Nov;20(6):1002-16.</w:t>
-      </w:r>
-    </w:p>
-    <w:p>
-      <w:pPr>
-        <w:spacing w:line="360" w:lineRule="auto"/>
-        <w:jc w:val="both"/>
-        <w:rPr>
-          <w:rFonts w:ascii="Calibri" w:hAnsi="Calibri" w:cs="Calibri"/>
-          <w:color w:val="000000" w:themeColor="text1"/>
-          <w:shd w:val="clear" w:color="auto" w:fill="FFFFFF"/>
-        </w:rPr>
-      </w:pPr>
-    </w:p>
-    <w:p>
-      <w:pPr>
-        <w:pStyle w:val="ListParagraph"/>
-        <w:numPr>
-          <w:ilvl w:val="0"/>
-          <w:numId w:val="10"/>
-        </w:numPr>
-        <w:spacing w:line="360" w:lineRule="auto"/>
-        <w:jc w:val="both"/>
-        <w:rPr>
-          <w:rFonts w:ascii="Calibri" w:hAnsi="Calibri" w:cs="Calibri"/>
-          <w:color w:val="000000" w:themeColor="text1"/>
-          <w:shd w:val="clear" w:color="auto" w:fill="FFFFFF"/>
-        </w:rPr>
-      </w:pPr>
-      <w:r>
-        <w:rPr>
-          <w:rFonts w:ascii="Calibri" w:hAnsi="Calibri" w:cs="Calibri"/>
-          <w:color w:val="000000" w:themeColor="text1"/>
-          <w:shd w:val="clear" w:color="auto" w:fill="FFFFFF"/>
-        </w:rPr>
-        <w:t>Schmidli H, Häring DA, Thomas M, Cassidy A, Weber S, Bretz F. Beyond randomized clinical trials: use of external controls. Clinical Pharmacology &amp; Therapeutics. 2020 Apr;107(4):806-16.</w:t>
-      </w:r>
-    </w:p>
-    <w:p>
-      <w:pPr>
-        <w:spacing w:line="360" w:lineRule="auto"/>
-        <w:jc w:val="both"/>
-        <w:rPr>
-          <w:rFonts w:ascii="Calibri" w:hAnsi="Calibri" w:cs="Calibri"/>
-          <w:color w:val="000000" w:themeColor="text1"/>
-          <w:shd w:val="clear" w:color="auto" w:fill="FFFFFF"/>
-        </w:rPr>
-      </w:pPr>
-    </w:p>
-    <w:p>
-      <w:pPr>
-        <w:pStyle w:val="ListParagraph"/>
-        <w:numPr>
-          <w:ilvl w:val="0"/>
-          <w:numId w:val="10"/>
-        </w:numPr>
-        <w:spacing w:line="360" w:lineRule="auto"/>
-        <w:jc w:val="both"/>
-        <w:rPr>
-          <w:rFonts w:ascii="Calibri" w:hAnsi="Calibri" w:cs="Calibri"/>
-          <w:color w:val="000000" w:themeColor="text1"/>
-          <w:shd w:val="clear" w:color="auto" w:fill="FFFFFF"/>
-        </w:rPr>
-      </w:pPr>
-      <w:r>
-        <w:rPr>
-          <w:rFonts w:ascii="Calibri" w:hAnsi="Calibri" w:cs="Calibri"/>
-          <w:color w:val="000000" w:themeColor="text1"/>
-          <w:shd w:val="clear" w:color="auto" w:fill="FFFFFF"/>
-        </w:rPr>
-        <w:t>Curtis LH, Sola‐Morales O, Heidt J, Saunders‐Hastings P, Walsh L, Casso D, Oliveria S, Mercado T, Zusterzeel R, Sobel RE, Jalbert JJ. Regulatory and HTA considerations for development of real‐world data derived external controls. Clinical Pharmacology &amp; Therapeutics. 2023 Aug;114(2):303-15.</w:t>
-      </w:r>
-    </w:p>
-    <w:p>
-      <w:pPr>
-        <w:spacing w:line="360" w:lineRule="auto"/>
-        <w:jc w:val="both"/>
-        <w:rPr>
-          <w:rFonts w:ascii="Calibri" w:hAnsi="Calibri" w:cs="Calibri"/>
-          <w:color w:val="000000" w:themeColor="text1"/>
-          <w:shd w:val="clear" w:color="auto" w:fill="FFFFFF"/>
-        </w:rPr>
-      </w:pPr>
-    </w:p>
-    <w:p>
-      <w:pPr>
-        <w:pStyle w:val="ListParagraph"/>
-        <w:numPr>
-          <w:ilvl w:val="0"/>
-          <w:numId w:val="10"/>
-        </w:numPr>
-        <w:spacing w:line="360" w:lineRule="auto"/>
-        <w:jc w:val="both"/>
-        <w:rPr>
-          <w:rFonts w:ascii="Calibri" w:hAnsi="Calibri" w:cs="Calibri"/>
-          <w:color w:val="000000" w:themeColor="text1"/>
-          <w:shd w:val="clear" w:color="auto" w:fill="FFFFFF"/>
-        </w:rPr>
-      </w:pPr>
-      <w:r>
-        <w:rPr>
-          <w:rFonts w:ascii="Calibri" w:hAnsi="Calibri" w:cs="Calibri"/>
-          <w:color w:val="000000" w:themeColor="text1"/>
-          <w:shd w:val="clear" w:color="auto" w:fill="FFFFFF"/>
-        </w:rPr>
-        <w:t>Nuño MM, Pugh SL, Ji L, Piao J, Dignam JJ, Steingrimsson JA. On the use of external controls in clinical trials. JNCI Monographs. 2025 Mar;2025(68):30-4.</w:t>
-      </w:r>
-    </w:p>
-    <w:p>
-      <w:pPr>
-        <w:spacing w:line="360" w:lineRule="auto"/>
-        <w:ind w:left="360"/>
-        <w:jc w:val="both"/>
-        <w:rPr>
-          <w:rFonts w:ascii="Calibri" w:hAnsi="Calibri" w:cs="Calibri"/>
-          <w:color w:val="000000" w:themeColor="text1"/>
-          <w:shd w:val="clear" w:color="auto" w:fill="FFFFFF"/>
-        </w:rPr>
-      </w:pPr>
-    </w:p>
-    <w:p>
-      <w:pPr>
-        <w:pStyle w:val="ListParagraph"/>
-        <w:numPr>
-          <w:ilvl w:val="0"/>
-          <w:numId w:val="10"/>
-        </w:numPr>
-        <w:spacing w:line="360" w:lineRule="auto"/>
-        <w:jc w:val="both"/>
-        <w:rPr>
-          <w:rFonts w:ascii="Calibri" w:hAnsi="Calibri" w:cs="Calibri"/>
-          <w:color w:val="000000" w:themeColor="text1"/>
-          <w:shd w:val="clear" w:color="auto" w:fill="FFFFFF"/>
-        </w:rPr>
-      </w:pPr>
-      <w:r>
-        <w:rPr>
-          <w:rFonts w:ascii="Calibri" w:hAnsi="Calibri" w:cs="Calibri"/>
-          <w:color w:val="000000" w:themeColor="text1"/>
-          <w:shd w:val="clear" w:color="auto" w:fill="FFFFFF"/>
-        </w:rPr>
-        <w:lastRenderedPageBreak/>
-        <w:t>Tudor BH, Shargo R, Gray GM, Fierstein JL, Kuo FH, Burton R, Johnson JT, Scully BB, Asante-Korang A, Rehman MA, Ahumada LM. A scoping review of human digital twins in healthcare applications and usage patterns. npj Digital Medicine. 2025 Sep 30;8(1):587.</w:t>
-      </w:r>
-    </w:p>
-    <w:p>
-      <w:pPr>
-        <w:spacing w:line="360" w:lineRule="auto"/>
-        <w:jc w:val="both"/>
-        <w:rPr>
-          <w:rFonts w:ascii="Calibri" w:hAnsi="Calibri" w:cs="Calibri"/>
-          <w:color w:val="000000" w:themeColor="text1"/>
-          <w:shd w:val="clear" w:color="auto" w:fill="FFFFFF"/>
-        </w:rPr>
-      </w:pPr>
-    </w:p>
-    <w:p>
-      <w:pPr>
-        <w:pStyle w:val="ListParagraph"/>
-        <w:numPr>
-          <w:ilvl w:val="0"/>
-          <w:numId w:val="10"/>
-        </w:numPr>
-        <w:spacing w:line="360" w:lineRule="auto"/>
-        <w:jc w:val="both"/>
-        <w:rPr>
-          <w:rFonts w:ascii="Calibri" w:hAnsi="Calibri" w:cs="Calibri"/>
-          <w:color w:val="000000" w:themeColor="text1"/>
-          <w:shd w:val="clear" w:color="auto" w:fill="FFFFFF"/>
-        </w:rPr>
-      </w:pPr>
-      <w:r>
-        <w:rPr>
-          <w:rFonts w:ascii="Calibri" w:hAnsi="Calibri" w:cs="Calibri"/>
-          <w:color w:val="000000" w:themeColor="text1"/>
-          <w:shd w:val="clear" w:color="auto" w:fill="FFFFFF"/>
-        </w:rPr>
-        <w:t>Pammi M, Shah PS, Yang LK, Hagan J, Aghaeepour N, Neu J. Digital twins, synthetic patient data, and in-silico trials: can they empower paediatric clinical trials?. The Lancet Digital Health. 2025 May 1;7(5).</w:t>
-      </w:r>
-    </w:p>
-    <w:p>
-      <w:pPr>
-        <w:spacing w:line="360" w:lineRule="auto"/>
-        <w:jc w:val="both"/>
-        <w:rPr>
-          <w:rFonts w:ascii="Calibri" w:hAnsi="Calibri" w:cs="Calibri"/>
-          <w:color w:val="000000" w:themeColor="text1"/>
-          <w:shd w:val="clear" w:color="auto" w:fill="FFFFFF"/>
-        </w:rPr>
-      </w:pPr>
-    </w:p>
-    <w:p>
-      <w:pPr>
-        <w:pStyle w:val="ListParagraph"/>
-        <w:numPr>
-          <w:ilvl w:val="0"/>
-          <w:numId w:val="10"/>
-        </w:numPr>
-        <w:spacing w:line="360" w:lineRule="auto"/>
-        <w:jc w:val="both"/>
-        <w:rPr>
-          <w:rFonts w:ascii="Calibri" w:hAnsi="Calibri" w:cs="Calibri"/>
-          <w:color w:val="000000" w:themeColor="text1"/>
-        </w:rPr>
-      </w:pPr>
-      <w:r>
-        <w:rPr>
-          <w:rFonts w:ascii="Calibri" w:hAnsi="Calibri" w:cs="Calibri"/>
-          <w:color w:val="000000" w:themeColor="text1"/>
-          <w:shd w:val="clear" w:color="auto" w:fill="FFFFFF"/>
-        </w:rPr>
-        <w:t>[ ] Davi R, Majumdar A, Bexon M, Butowski N, Chandhasin C, Coello M, Das S, Merchant F, Merchant N, Reardon D, Roessner M. CLRM-09. Incorporating external control arm in MDNA55 recurrent glioblastoma registration trial. Neuro-oncology Advances. 2021 Sep 21;3(Suppl 4):iv3.</w:t>
-      </w:r>
-    </w:p>
-    <w:p>
-      <w:pPr>
-        <w:spacing w:line="360" w:lineRule="auto"/>
-        <w:jc w:val="both"/>
-        <w:rPr>
-          <w:rFonts w:ascii="Calibri" w:hAnsi="Calibri" w:cs="Calibri"/>
-          <w:color w:val="000000" w:themeColor="text1"/>
-        </w:rPr>
-      </w:pPr>
-    </w:p>
-    <w:p>
-      <w:pPr>
-        <w:pStyle w:val="ListParagraph"/>
-        <w:numPr>
-          <w:ilvl w:val="0"/>
-          <w:numId w:val="10"/>
-        </w:numPr>
-        <w:spacing w:line="360" w:lineRule="auto"/>
-        <w:jc w:val="both"/>
-        <w:rPr>
-          <w:rFonts w:ascii="Calibri" w:hAnsi="Calibri" w:cs="Calibri"/>
-          <w:color w:val="000000" w:themeColor="text1"/>
-        </w:rPr>
-      </w:pPr>
-      <w:r>
-        <w:rPr>
-          <w:rFonts w:ascii="Calibri" w:hAnsi="Calibri" w:cs="Calibri"/>
-          <w:color w:val="000000" w:themeColor="text1"/>
-          <w:shd w:val="clear" w:color="auto" w:fill="FFFFFF"/>
-        </w:rPr>
-        <w:t>[ ] Davies J, Martinec M, Delmar P, Coudert M, Bordogna W, Golding S, Martina R, Crane G. Comparative effectiveness from a single-arm trial and real-world data: alectinib versus ceritinib. Journal of comparative effectiveness research. 2018 Sep;7(09):855-65.</w:t>
-      </w:r>
-    </w:p>
-    <w:p>
-      <w:pPr>
-        <w:spacing w:line="360" w:lineRule="auto"/>
-        <w:jc w:val="both"/>
-        <w:rPr>
-          <w:rFonts w:ascii="Calibri" w:hAnsi="Calibri" w:cs="Calibri"/>
-          <w:color w:val="000000" w:themeColor="text1"/>
-          <w:shd w:val="clear" w:color="auto" w:fill="FFFFFF"/>
-        </w:rPr>
-      </w:pPr>
-    </w:p>
-    <w:p>
-      <w:pPr>
-        <w:pStyle w:val="ListParagraph"/>
-        <w:numPr>
-          <w:ilvl w:val="0"/>
-          <w:numId w:val="10"/>
-        </w:numPr>
-        <w:spacing w:line="360" w:lineRule="auto"/>
-        <w:jc w:val="both"/>
-        <w:rPr>
-          <w:rFonts w:ascii="Calibri" w:hAnsi="Calibri" w:cs="Calibri"/>
-          <w:color w:val="000000" w:themeColor="text1"/>
-          <w:shd w:val="clear" w:color="auto" w:fill="FFFFFF"/>
-        </w:rPr>
-      </w:pPr>
-      <w:r>
-        <w:rPr>
-          <w:rFonts w:ascii="Calibri" w:hAnsi="Calibri" w:cs="Calibri"/>
-          <w:color w:val="000000" w:themeColor="text1"/>
-          <w:shd w:val="clear" w:color="auto" w:fill="FFFFFF"/>
-        </w:rPr>
-        <w:t>[ ] Abadie A, Diamond A, Hainmueller J. Synthetic control methods for comparative case studies: Estimating the effect of California’s tobacco control program. Journal of the American statistical Association. 2010 Jun 1;105(490):493-505.</w:t>
-      </w:r>
-    </w:p>
-    <w:p>
-      <w:pPr>
-        <w:spacing w:line="360" w:lineRule="auto"/>
-        <w:jc w:val="both"/>
-        <w:rPr>
-          <w:rFonts w:ascii="Calibri" w:hAnsi="Calibri" w:cs="Calibri"/>
-          <w:color w:val="000000" w:themeColor="text1"/>
-          <w:shd w:val="clear" w:color="auto" w:fill="FFFFFF"/>
-        </w:rPr>
-      </w:pPr>
-    </w:p>
-    <w:p>
-      <w:pPr>
-        <w:pStyle w:val="ListParagraph"/>
-        <w:numPr>
-          <w:ilvl w:val="0"/>
-          <w:numId w:val="10"/>
-        </w:numPr>
-        <w:spacing w:line="360" w:lineRule="auto"/>
-        <w:jc w:val="both"/>
-        <w:rPr>
-          <w:rFonts w:ascii="Calibri" w:hAnsi="Calibri" w:cs="Calibri"/>
-          <w:color w:val="000000" w:themeColor="text1"/>
-          <w:shd w:val="clear" w:color="auto" w:fill="FFFFFF"/>
-        </w:rPr>
-      </w:pPr>
-      <w:r>
-        <w:rPr>
-          <w:rFonts w:ascii="Calibri" w:hAnsi="Calibri" w:cs="Calibri"/>
-          <w:color w:val="000000" w:themeColor="text1"/>
-          <w:shd w:val="clear" w:color="auto" w:fill="FFFFFF"/>
-        </w:rPr>
-        <w:t>[ ] Abadie A. Using synthetic controls: Feasibility, data requirements, and methodological aspects. Journal of economic literature. 2021 Jun 1;59(2):391-425.</w:t>
-      </w:r>
-    </w:p>
-    <w:p>
-      <w:pPr>
-        <w:spacing w:line="360" w:lineRule="auto"/>
-        <w:jc w:val="both"/>
-        <w:rPr>
-          <w:rFonts w:ascii="Calibri" w:hAnsi="Calibri" w:cs="Calibri"/>
-          <w:color w:val="000000" w:themeColor="text1"/>
-        </w:rPr>
-      </w:pPr>
-    </w:p>
-    <w:p>
-      <w:pPr>
-        <w:pStyle w:val="ListParagraph"/>
-        <w:numPr>
-          <w:ilvl w:val="0"/>
-          <w:numId w:val="10"/>
-        </w:numPr>
-        <w:spacing w:line="360" w:lineRule="auto"/>
-        <w:jc w:val="both"/>
-        <w:rPr>
-          <w:rFonts w:ascii="Calibri" w:hAnsi="Calibri" w:cs="Calibri"/>
-          <w:color w:val="000000" w:themeColor="text1"/>
-          <w:shd w:val="clear" w:color="auto" w:fill="FFFFFF"/>
-        </w:rPr>
-      </w:pPr>
-      <w:r>
-        <w:rPr>
-          <w:rFonts w:ascii="Calibri" w:hAnsi="Calibri" w:cs="Calibri"/>
-          <w:color w:val="000000" w:themeColor="text1"/>
-          <w:shd w:val="clear" w:color="auto" w:fill="FFFFFF"/>
-        </w:rPr>
-        <w:t>[ ] Thorlund K, Dron L, Park JJ, Mills EJ. Synthetic and external controls in clinical trials–a primer for researchers. Clinical epidemiology. 2020 May 8:457-67.</w:t>
-      </w:r>
-    </w:p>
-    <w:p>
-      <w:pPr>
-        <w:spacing w:line="360" w:lineRule="auto"/>
-        <w:jc w:val="both"/>
-        <w:rPr>
-          <w:rFonts w:ascii="Calibri" w:hAnsi="Calibri" w:cs="Calibri"/>
-          <w:color w:val="000000" w:themeColor="text1"/>
-          <w:shd w:val="clear" w:color="auto" w:fill="FFFFFF"/>
-        </w:rPr>
-      </w:pPr>
-    </w:p>
-    <w:p>
-      <w:pPr>
-        <w:pStyle w:val="ListParagraph"/>
-        <w:numPr>
-          <w:ilvl w:val="0"/>
-          <w:numId w:val="10"/>
-        </w:numPr>
-        <w:spacing w:line="360" w:lineRule="auto"/>
-        <w:jc w:val="both"/>
-        <w:rPr>
-          <w:rFonts w:ascii="Calibri" w:hAnsi="Calibri" w:cs="Calibri"/>
-          <w:color w:val="000000" w:themeColor="text1"/>
-          <w:shd w:val="clear" w:color="auto" w:fill="FFFFFF"/>
-        </w:rPr>
-      </w:pPr>
-      <w:r>
-        <w:rPr>
-          <w:rFonts w:ascii="Calibri" w:hAnsi="Calibri" w:cs="Calibri"/>
-          <w:color w:val="000000" w:themeColor="text1"/>
-          <w:shd w:val="clear" w:color="auto" w:fill="FFFFFF"/>
-        </w:rPr>
-        <w:t xml:space="preserve">[ ] Tessoulin B, LETAILLEUR V, Chaillol I, Cherblanc F, Ghesquières H, Peyrade F, Guidez S, Bijou F, Sesques P, Rossi C, Fornecker LM. Synthetic control arm from mixed clinical </w:t>
-      </w:r>
-      <w:r>
-        <w:rPr>
-          <w:rFonts w:ascii="Calibri" w:hAnsi="Calibri" w:cs="Calibri"/>
-          <w:color w:val="000000" w:themeColor="text1"/>
-          <w:shd w:val="clear" w:color="auto" w:fill="FFFFFF"/>
-        </w:rPr>
-        <w:lastRenderedPageBreak/>
-        <w:t>trials and real-world data from LYSA group for untreated diffuse large B cell lymphoma patients aged over 80 years: a bona fide strategy for innovative clinical trials.</w:t>
-      </w:r>
-    </w:p>
-    <w:p>
-      <w:pPr>
-        <w:spacing w:line="360" w:lineRule="auto"/>
-        <w:jc w:val="both"/>
-        <w:rPr>
-          <w:rFonts w:ascii="Calibri" w:hAnsi="Calibri" w:cs="Calibri"/>
-          <w:color w:val="000000" w:themeColor="text1"/>
-          <w:shd w:val="clear" w:color="auto" w:fill="FFFFFF"/>
-        </w:rPr>
-      </w:pPr>
-    </w:p>
-    <w:p>
-      <w:pPr>
-        <w:pStyle w:val="ListParagraph"/>
-        <w:numPr>
-          <w:ilvl w:val="0"/>
-          <w:numId w:val="10"/>
-        </w:numPr>
-        <w:spacing w:line="360" w:lineRule="auto"/>
-        <w:jc w:val="both"/>
-        <w:rPr>
-          <w:rFonts w:ascii="Calibri" w:hAnsi="Calibri" w:cs="Calibri"/>
-          <w:color w:val="000000" w:themeColor="text1"/>
-          <w:shd w:val="clear" w:color="auto" w:fill="FFFFFF"/>
-        </w:rPr>
-      </w:pPr>
-      <w:r>
-        <w:rPr>
-          <w:rFonts w:ascii="Calibri" w:hAnsi="Calibri" w:cs="Calibri"/>
-          <w:color w:val="000000" w:themeColor="text1"/>
-          <w:shd w:val="clear" w:color="auto" w:fill="FFFFFF"/>
-        </w:rPr>
-        <w:t>[ ] Jackson R, Johnson P, Berhane S, Kolamunnage-Dona R, Hughes D, Dodd S, Neoptolemos J, Palmer D, Cox T. Estimating treatment effects using parametric models as counter-factual evidence. BMC medical research methodology. 2025 Apr 9;25(1):91.</w:t>
-      </w:r>
-    </w:p>
-    <w:p>
-      <w:pPr>
-        <w:pStyle w:val="ListParagraph"/>
-        <w:spacing w:line="360" w:lineRule="auto"/>
-        <w:jc w:val="both"/>
-        <w:rPr>
-          <w:rFonts w:ascii="Calibri" w:hAnsi="Calibri" w:cs="Calibri"/>
-          <w:color w:val="000000" w:themeColor="text1"/>
-          <w:shd w:val="clear" w:color="auto" w:fill="FFFFFF"/>
-        </w:rPr>
-      </w:pPr>
-    </w:p>
-    <w:p>
-      <w:pPr>
-        <w:pStyle w:val="ListParagraph"/>
-        <w:numPr>
-          <w:ilvl w:val="0"/>
-          <w:numId w:val="10"/>
-        </w:numPr>
-        <w:spacing w:line="360" w:lineRule="auto"/>
-        <w:jc w:val="both"/>
-        <w:rPr>
-          <w:rFonts w:ascii="Calibri" w:hAnsi="Calibri" w:cs="Calibri"/>
-          <w:color w:val="000000" w:themeColor="text1"/>
-          <w:shd w:val="clear" w:color="auto" w:fill="FFFFFF"/>
-        </w:rPr>
-      </w:pPr>
-      <w:r>
-        <w:rPr>
-          <w:rFonts w:ascii="Calibri" w:hAnsi="Calibri" w:cs="Calibri"/>
-          <w:color w:val="000000" w:themeColor="text1"/>
-          <w:shd w:val="clear" w:color="auto" w:fill="FFFFFF"/>
-        </w:rPr>
-        <w:t xml:space="preserve">[ ] Boyer CB, Dahabreh IJ, Steingrimsson JA. Estimating and evaluating counterfactual prediction models. Statistics in Medicine. 2025 Oct;44(23-24):e70287. </w:t>
-      </w:r>
-    </w:p>
-    <w:p>
-      <w:pPr>
-        <w:spacing w:line="360" w:lineRule="auto"/>
-        <w:jc w:val="both"/>
-        <w:rPr>
-          <w:rFonts w:ascii="Calibri" w:hAnsi="Calibri" w:cs="Calibri"/>
-          <w:color w:val="000000" w:themeColor="text1"/>
-        </w:rPr>
-      </w:pPr>
-    </w:p>
-    <w:p>
-      <w:pPr>
-        <w:pStyle w:val="ListParagraph"/>
-        <w:numPr>
-          <w:ilvl w:val="0"/>
-          <w:numId w:val="10"/>
-        </w:numPr>
-        <w:spacing w:line="360" w:lineRule="auto"/>
-        <w:jc w:val="both"/>
-        <w:rPr>
-          <w:rFonts w:ascii="Calibri" w:hAnsi="Calibri" w:cs="Calibri"/>
-          <w:color w:val="000000" w:themeColor="text1"/>
-          <w:shd w:val="clear" w:color="auto" w:fill="FFFFFF"/>
-        </w:rPr>
-      </w:pPr>
-      <w:r>
-        <w:rPr>
-          <w:rFonts w:ascii="Calibri" w:hAnsi="Calibri" w:cs="Calibri"/>
-          <w:color w:val="000000" w:themeColor="text1"/>
-        </w:rPr>
-        <w:t xml:space="preserve">[ ] </w:t>
-      </w:r>
-      <w:r>
-        <w:rPr>
-          <w:rFonts w:ascii="Calibri" w:hAnsi="Calibri" w:cs="Calibri"/>
-          <w:color w:val="000000" w:themeColor="text1"/>
-          <w:shd w:val="clear" w:color="auto" w:fill="FFFFFF"/>
-        </w:rPr>
-        <w:t>Cucherat M, Laporte S, Delaitre O, Behier JM, d’Andon A, Binlich F, Bureau S, Cornu C, Fouret C, Labouret NH, Laviolle B. From single-arm studies to externally controlled studies. Methodological considerations and guidelines. Therapies. 2020 Jan 1;75(1):21-7.</w:t>
-      </w:r>
-    </w:p>
-    <w:p>
-      <w:pPr>
-        <w:spacing w:line="360" w:lineRule="auto"/>
-        <w:ind w:firstLine="60"/>
-        <w:jc w:val="both"/>
-        <w:rPr>
-          <w:rFonts w:ascii="Calibri" w:hAnsi="Calibri" w:cs="Calibri"/>
-          <w:color w:val="000000" w:themeColor="text1"/>
-          <w:shd w:val="clear" w:color="auto" w:fill="FFFFFF"/>
-        </w:rPr>
-      </w:pPr>
-    </w:p>
-    <w:p>
-      <w:pPr>
-        <w:spacing w:line="360" w:lineRule="auto"/>
-        <w:jc w:val="both"/>
-        <w:rPr>
-          <w:rFonts w:ascii="Calibri" w:hAnsi="Calibri" w:cs="Calibri"/>
-          <w:color w:val="000000" w:themeColor="text1"/>
-          <w:shd w:val="clear" w:color="auto" w:fill="FFFFFF"/>
-        </w:rPr>
-      </w:pPr>
-    </w:p>
-    <w:p>
-      <w:pPr>
-        <w:pStyle w:val="ListParagraph"/>
-        <w:spacing w:line="360" w:lineRule="auto"/>
-        <w:jc w:val="both"/>
-        <w:rPr>
-          <w:rFonts w:ascii="Calibri" w:hAnsi="Calibri" w:cs="Calibri"/>
-          <w:color w:val="000000" w:themeColor="text1"/>
-          <w:shd w:val="clear" w:color="auto" w:fill="FFFFFF"/>
-        </w:rPr>
-      </w:pPr>
     </w:p>
     <w:p>
       <w:pPr>
